--- a/_报告/良渚文献目录站_构建报告_20261028_含公网上线.docx
+++ b/_报告/良渚文献目录站_构建报告_20261028_含公网上线.docx
@@ -885,7 +885,50 @@
           <w:b/>
           <w:sz w:val="25"/>
         </w:rPr>
-        <w:t>1.4 新增的后端能力（26 个端点）</w:t>
+        <w:t>1.4 后端能力清单</w:t>
+      </w:r>
+    </w:p>
+    <w:p>
+      <w:r>
+        <w:rPr>
+          <w:rFonts w:ascii="Times New Roman" w:hAnsi="Times New Roman" w:eastAsia="宋体"/>
+          <w:b w:val="0"/>
+          <w:sz w:val="22"/>
+        </w:rPr>
+        <w:t>&gt; 端点会随迭代增减，这里按</w:t>
+      </w:r>
+      <w:r>
+        <w:rPr>
+          <w:rFonts w:ascii="Times New Roman" w:hAnsi="Times New Roman" w:eastAsia="宋体"/>
+          <w:b/>
+          <w:sz w:val="22"/>
+        </w:rPr>
+        <w:t>能力</w:t>
+      </w:r>
+      <w:r>
+        <w:rPr>
+          <w:rFonts w:ascii="Times New Roman" w:hAnsi="Times New Roman" w:eastAsia="宋体"/>
+          <w:b w:val="0"/>
+          <w:sz w:val="22"/>
+        </w:rPr>
+        <w:t xml:space="preserve">列，不写「共 N 个端点」这种会变死的数字； &gt; 最新端点数见 </w:t>
+      </w:r>
+      <w:r>
+        <w:rPr>
+          <w:rFonts w:ascii="Consolas" w:hAnsi="Consolas" w:eastAsia="宋体"/>
+          <w:b w:val="0"/>
+          <w:color w:val="A31D1D"/>
+          <w:sz w:val="21"/>
+        </w:rPr>
+        <w:t>_docs/接口契约-v3.md</w:t>
+      </w:r>
+      <w:r>
+        <w:rPr>
+          <w:rFonts w:ascii="Times New Roman" w:hAnsi="Times New Roman" w:eastAsia="宋体"/>
+          <w:b w:val="0"/>
+          <w:sz w:val="22"/>
+        </w:rPr>
+        <w:t xml:space="preserve"> 与变更日志。</w:t>
       </w:r>
     </w:p>
     <w:tbl>
@@ -1971,6 +2014,249 @@
                 <w:sz w:val="20"/>
               </w:rPr>
               <w:t>，不在前端硬编码</w:t>
+            </w:r>
+          </w:p>
+        </w:tc>
+      </w:tr>
+      <w:tr>
+        <w:tc>
+          <w:tcPr>
+            <w:tcW w:type="dxa" w:w="3022"/>
+          </w:tcPr>
+          <w:p>
+            <w:pPr>
+              <w:jc w:val="center"/>
+            </w:pPr>
+            <w:r/>
+            <w:r>
+              <w:rPr>
+                <w:rFonts w:ascii="Times New Roman" w:hAnsi="Times New Roman" w:eastAsia="宋体"/>
+                <w:b/>
+                <w:sz w:val="20"/>
+              </w:rPr>
+              <w:t>阅读原文</w:t>
+            </w:r>
+            <w:r>
+              <w:rPr>
+                <w:rFonts w:ascii="Times New Roman" w:hAnsi="Times New Roman" w:eastAsia="宋体"/>
+                <w:b w:val="0"/>
+                <w:sz w:val="20"/>
+              </w:rPr>
+              <w:t>（v3.6）</w:t>
+            </w:r>
+          </w:p>
+        </w:tc>
+        <w:tc>
+          <w:tcPr>
+            <w:tcW w:type="dxa" w:w="3022"/>
+          </w:tcPr>
+          <w:p>
+            <w:pPr>
+              <w:jc w:val="center"/>
+            </w:pPr>
+            <w:r/>
+            <w:r>
+              <w:rPr>
+                <w:rFonts w:ascii="Consolas" w:hAnsi="Consolas" w:eastAsia="宋体"/>
+                <w:b w:val="0"/>
+                <w:color w:val="A31D1D"/>
+                <w:sz w:val="19"/>
+              </w:rPr>
+              <w:t>GET /api/raw/{lit_id}/markdown</w:t>
+            </w:r>
+            <w:r>
+              <w:rPr>
+                <w:rFonts w:ascii="Times New Roman" w:hAnsi="Times New Roman" w:eastAsia="宋体"/>
+                <w:b w:val="0"/>
+                <w:sz w:val="20"/>
+              </w:rPr>
+              <w:t>、</w:t>
+            </w:r>
+            <w:r>
+              <w:rPr>
+                <w:rFonts w:ascii="Consolas" w:hAnsi="Consolas" w:eastAsia="宋体"/>
+                <w:b w:val="0"/>
+                <w:color w:val="A31D1D"/>
+                <w:sz w:val="19"/>
+              </w:rPr>
+              <w:t>/pdf</w:t>
+            </w:r>
+          </w:p>
+        </w:tc>
+        <w:tc>
+          <w:tcPr>
+            <w:tcW w:type="dxa" w:w="3022"/>
+          </w:tcPr>
+          <w:p>
+            <w:pPr>
+              <w:jc w:val="center"/>
+            </w:pPr>
+            <w:r/>
+            <w:r>
+              <w:rPr>
+                <w:rFonts w:ascii="Times New Roman" w:hAnsi="Times New Roman" w:eastAsia="宋体"/>
+                <w:b w:val="0"/>
+                <w:sz w:val="20"/>
+              </w:rPr>
+              <w:t>PDF 用浏览器原生阅读器内嵌（</w:t>
+            </w:r>
+            <w:r>
+              <w:rPr>
+                <w:rFonts w:ascii="Times New Roman" w:hAnsi="Times New Roman" w:eastAsia="宋体"/>
+                <w:b/>
+                <w:sz w:val="20"/>
+              </w:rPr>
+              <w:t>零外链，不引 pdf.js</w:t>
+            </w:r>
+            <w:r>
+              <w:rPr>
+                <w:rFonts w:ascii="Times New Roman" w:hAnsi="Times New Roman" w:eastAsia="宋体"/>
+                <w:b w:val="0"/>
+                <w:sz w:val="20"/>
+              </w:rPr>
+              <w:t>）；MD 由</w:t>
+            </w:r>
+            <w:r>
+              <w:rPr>
+                <w:rFonts w:ascii="Times New Roman" w:hAnsi="Times New Roman" w:eastAsia="宋体"/>
+                <w:b/>
+                <w:sz w:val="20"/>
+              </w:rPr>
+              <w:t>后端</w:t>
+            </w:r>
+            <w:r>
+              <w:rPr>
+                <w:rFonts w:ascii="Times New Roman" w:hAnsi="Times New Roman" w:eastAsia="宋体"/>
+                <w:b w:val="0"/>
+                <w:sz w:val="20"/>
+              </w:rPr>
+              <w:t>渲染成安全 HTML；均可下载</w:t>
+            </w:r>
+          </w:p>
+        </w:tc>
+      </w:tr>
+      <w:tr>
+        <w:tc>
+          <w:tcPr>
+            <w:tcW w:type="dxa" w:w="3022"/>
+          </w:tcPr>
+          <w:p>
+            <w:pPr>
+              <w:jc w:val="center"/>
+            </w:pPr>
+            <w:r/>
+            <w:r>
+              <w:rPr>
+                <w:rFonts w:ascii="Times New Roman" w:hAnsi="Times New Roman" w:eastAsia="宋体"/>
+                <w:b/>
+                <w:sz w:val="20"/>
+              </w:rPr>
+              <w:t>XML 协作</w:t>
+            </w:r>
+            <w:r>
+              <w:rPr>
+                <w:rFonts w:ascii="Times New Roman" w:hAnsi="Times New Roman" w:eastAsia="宋体"/>
+                <w:b w:val="0"/>
+                <w:sz w:val="20"/>
+              </w:rPr>
+              <w:t>（v3.6）</w:t>
+            </w:r>
+          </w:p>
+        </w:tc>
+        <w:tc>
+          <w:tcPr>
+            <w:tcW w:type="dxa" w:w="3022"/>
+          </w:tcPr>
+          <w:p>
+            <w:pPr>
+              <w:jc w:val="center"/>
+            </w:pPr>
+            <w:r/>
+            <w:r>
+              <w:rPr>
+                <w:rFonts w:ascii="Consolas" w:hAnsi="Consolas" w:eastAsia="宋体"/>
+                <w:b w:val="0"/>
+                <w:color w:val="A31D1D"/>
+                <w:sz w:val="19"/>
+              </w:rPr>
+              <w:t>GET /api/export/xml</w:t>
+            </w:r>
+            <w:r>
+              <w:rPr>
+                <w:rFonts w:ascii="Times New Roman" w:hAnsi="Times New Roman" w:eastAsia="宋体"/>
+                <w:b w:val="0"/>
+                <w:sz w:val="20"/>
+              </w:rPr>
+              <w:t>、</w:t>
+            </w:r>
+            <w:r>
+              <w:rPr>
+                <w:rFonts w:ascii="Consolas" w:hAnsi="Consolas" w:eastAsia="宋体"/>
+                <w:b w:val="0"/>
+                <w:color w:val="A31D1D"/>
+                <w:sz w:val="19"/>
+              </w:rPr>
+              <w:t>GET /api/literatures/{lit_id}/xml</w:t>
+            </w:r>
+            <w:r>
+              <w:rPr>
+                <w:rFonts w:ascii="Times New Roman" w:hAnsi="Times New Roman" w:eastAsia="宋体"/>
+                <w:b w:val="0"/>
+                <w:sz w:val="20"/>
+              </w:rPr>
+              <w:t>、</w:t>
+            </w:r>
+            <w:r>
+              <w:rPr>
+                <w:rFonts w:ascii="Consolas" w:hAnsi="Consolas" w:eastAsia="宋体"/>
+                <w:b w:val="0"/>
+                <w:color w:val="A31D1D"/>
+                <w:sz w:val="19"/>
+              </w:rPr>
+              <w:t>POST /api/import/xml/preview</w:t>
+            </w:r>
+          </w:p>
+        </w:tc>
+        <w:tc>
+          <w:tcPr>
+            <w:tcW w:type="dxa" w:w="3022"/>
+          </w:tcPr>
+          <w:p>
+            <w:pPr>
+              <w:jc w:val="center"/>
+            </w:pPr>
+            <w:r/>
+            <w:r>
+              <w:rPr>
+                <w:rFonts w:ascii="Times New Roman" w:hAnsi="Times New Roman" w:eastAsia="宋体"/>
+                <w:b/>
+                <w:sz w:val="20"/>
+              </w:rPr>
+              <w:t>一套格式两处用</w:t>
+            </w:r>
+            <w:r>
+              <w:rPr>
+                <w:rFonts w:ascii="Times New Roman" w:hAnsi="Times New Roman" w:eastAsia="宋体"/>
+                <w:b w:val="0"/>
+                <w:sz w:val="20"/>
+              </w:rPr>
+              <w:t>（交换 + 视图）；回传</w:t>
+            </w:r>
+            <w:r>
+              <w:rPr>
+                <w:rFonts w:ascii="Times New Roman" w:hAnsi="Times New Roman" w:eastAsia="宋体"/>
+                <w:b/>
+                <w:sz w:val="20"/>
+              </w:rPr>
+              <w:t>只做预检，不写主库</w:t>
+            </w:r>
+            <w:r>
+              <w:rPr>
+                <w:rFonts w:ascii="Times New Roman" w:hAnsi="Times New Roman" w:eastAsia="宋体"/>
+                <w:b w:val="0"/>
+                <w:sz w:val="20"/>
+              </w:rPr>
+              <w:t>，改动仍走「预检→管理员批准→入库」</w:t>
             </w:r>
           </w:p>
         </w:tc>
@@ -6554,7 +6840,7 @@
           <w:color w:val="A31D1D"/>
           <w:sz w:val="21"/>
         </w:rPr>
-        <w:t xml:space="preserve"> python tests/test_all.py --api --layout </w:t>
+        <w:t xml:space="preserve"> python tests/test_all.py --api --layout python tests/test_graphview.py --api python tests/test_rawtext.py --api </w:t>
       </w:r>
       <w:r>
         <w:rPr>
@@ -6665,6 +6951,70 @@
           <w:sz w:val="22"/>
         </w:rPr>
         <w:t>、缺图返回占位</w:t>
+      </w:r>
+    </w:p>
+    <w:p>
+      <w:pPr>
+        <w:spacing w:after="80"/>
+        <w:ind w:left="425" w:hanging="425"/>
+      </w:pPr>
+      <w:r>
+        <w:rPr>
+          <w:rFonts w:ascii="Times New Roman" w:hAnsi="Times New Roman" w:eastAsia="宋体"/>
+          <w:b w:val="0"/>
+          <w:sz w:val="22"/>
+        </w:rPr>
+        <w:t xml:space="preserve">· </w:t>
+      </w:r>
+      <w:r>
+        <w:rPr>
+          <w:rFonts w:ascii="Times New Roman" w:hAnsi="Times New Roman" w:eastAsia="宋体"/>
+          <w:b/>
+          <w:sz w:val="22"/>
+        </w:rPr>
+        <w:t>原文通道与 XML（v3.6）</w:t>
+      </w:r>
+      <w:r>
+        <w:rPr>
+          <w:rFonts w:ascii="Times New Roman" w:hAnsi="Times New Roman" w:eastAsia="宋体"/>
+          <w:b w:val="0"/>
+          <w:sz w:val="22"/>
+        </w:rPr>
+        <w:t>：PDF/MD 端点状态码与字节数、附件下载头、</w:t>
+      </w:r>
+    </w:p>
+    <w:p>
+      <w:r>
+        <w:rPr>
+          <w:rFonts w:ascii="Times New Roman" w:hAnsi="Times New Roman" w:eastAsia="宋体"/>
+          <w:b w:val="0"/>
+          <w:sz w:val="22"/>
+        </w:rPr>
+        <w:t>图版重写实测真值、</w:t>
+      </w:r>
+      <w:r>
+        <w:rPr>
+          <w:rFonts w:ascii="Times New Roman" w:hAnsi="Times New Roman" w:eastAsia="宋体"/>
+          <w:b/>
+          <w:sz w:val="22"/>
+        </w:rPr>
+        <w:t>MD 渲染零 CDN 残留</w:t>
+      </w:r>
+      <w:r>
+        <w:rPr>
+          <w:rFonts w:ascii="Times New Roman" w:hAnsi="Times New Roman" w:eastAsia="宋体"/>
+          <w:b w:val="0"/>
+          <w:sz w:val="22"/>
+        </w:rPr>
+        <w:t>、XML 23 字段往返一致、 导出篇数、</w:t>
+      </w:r>
+      <w:r>
+        <w:rPr>
+          <w:rFonts w:ascii="Times New Roman" w:hAnsi="Times New Roman" w:eastAsia="宋体"/>
+          <w:b/>
+          <w:sz w:val="22"/>
+        </w:rPr>
+        <w:t>回传预检只报差异不写库</w:t>
       </w:r>
     </w:p>
     <w:p>
@@ -16810,6 +17160,2442 @@
           <w:sz w:val="22"/>
         </w:rPr>
         <w:t>130 项全通过</w:t>
+      </w:r>
+    </w:p>
+    <w:p>
+      <w:pPr>
+        <w:pStyle w:val="Heading2"/>
+        <w:spacing w:before="280" w:after="120"/>
+      </w:pPr>
+      <w:r>
+        <w:rPr>
+          <w:rFonts w:ascii="Times New Roman" w:hAnsi="Times New Roman" w:eastAsia="黑体"/>
+          <w:b/>
+          <w:sz w:val="30"/>
+        </w:rPr>
+        <w:t>五之六、v3.6 新增：阅读原文通道 + XML 协作格式</w:t>
+      </w:r>
+    </w:p>
+    <w:p>
+      <w:pPr>
+        <w:pStyle w:val="Heading3"/>
+        <w:spacing w:before="200" w:after="120"/>
+      </w:pPr>
+      <w:r>
+        <w:rPr>
+          <w:rFonts w:ascii="Times New Roman" w:hAnsi="Times New Roman" w:eastAsia="黑体"/>
+          <w:b/>
+          <w:sz w:val="25"/>
+        </w:rPr>
+        <w:t>5.17 要解决的问题</w:t>
+      </w:r>
+    </w:p>
+    <w:p>
+      <w:r>
+        <w:rPr>
+          <w:rFonts w:ascii="Times New Roman" w:hAnsi="Times New Roman" w:eastAsia="宋体"/>
+          <w:b w:val="0"/>
+          <w:sz w:val="22"/>
+        </w:rPr>
+        <w:t>用户提出两件事：</w:t>
+      </w:r>
+    </w:p>
+    <w:p>
+      <w:pPr>
+        <w:spacing w:after="80"/>
+        <w:ind w:left="425" w:hanging="425"/>
+      </w:pPr>
+      <w:r>
+        <w:rPr>
+          <w:rFonts w:ascii="Times New Roman" w:hAnsi="Times New Roman" w:eastAsia="宋体"/>
+          <w:b w:val="0"/>
+          <w:sz w:val="22"/>
+        </w:rPr>
+        <w:t>1. 「</w:t>
+      </w:r>
+      <w:r>
+        <w:rPr>
+          <w:rFonts w:ascii="Times New Roman" w:hAnsi="Times New Roman" w:eastAsia="宋体"/>
+          <w:b/>
+          <w:sz w:val="22"/>
+        </w:rPr>
+        <w:t>没有阅读原文的窗口</w:t>
+      </w:r>
+      <w:r>
+        <w:rPr>
+          <w:rFonts w:ascii="Times New Roman" w:hAnsi="Times New Roman" w:eastAsia="宋体"/>
+          <w:b w:val="0"/>
+          <w:sz w:val="22"/>
+        </w:rPr>
+        <w:t>」—— 详情页只能看摘要与图版，看不到全文。</w:t>
+      </w:r>
+    </w:p>
+    <w:p>
+      <w:r>
+        <w:rPr>
+          <w:rFonts w:ascii="Times New Roman" w:hAnsi="Times New Roman" w:eastAsia="宋体"/>
+          <w:b w:val="0"/>
+          <w:sz w:val="22"/>
+        </w:rPr>
+        <w:t>并补充：「建议文献界面给予阅读原文通道（PDF/Markdown），或许可以顺带这两个资源的下载」。</w:t>
+      </w:r>
+    </w:p>
+    <w:p>
+      <w:pPr>
+        <w:spacing w:after="80"/>
+        <w:ind w:left="425" w:hanging="425"/>
+      </w:pPr>
+      <w:r>
+        <w:rPr>
+          <w:rFonts w:ascii="Times New Roman" w:hAnsi="Times New Roman" w:eastAsia="宋体"/>
+          <w:b w:val="0"/>
+          <w:sz w:val="22"/>
+        </w:rPr>
+        <w:t>2. 「</w:t>
+      </w:r>
+      <w:r>
+        <w:rPr>
+          <w:rFonts w:ascii="Times New Roman" w:hAnsi="Times New Roman" w:eastAsia="宋体"/>
+          <w:b/>
+          <w:sz w:val="22"/>
+        </w:rPr>
+        <w:t>似乎没有引入 XML 作为协作的一些事宜的东西</w:t>
+      </w:r>
+      <w:r>
+        <w:rPr>
+          <w:rFonts w:ascii="Times New Roman" w:hAnsi="Times New Roman" w:eastAsia="宋体"/>
+          <w:b w:val="0"/>
+          <w:sz w:val="22"/>
+        </w:rPr>
+        <w:t>」——</w:t>
+      </w:r>
+    </w:p>
+    <w:p>
+      <w:r>
+        <w:rPr>
+          <w:rFonts w:ascii="Times New Roman" w:hAnsi="Times New Roman" w:eastAsia="宋体"/>
+          <w:b w:val="0"/>
+          <w:sz w:val="22"/>
+        </w:rPr>
+        <w:t>组员之间交换数据没有机器可读的格式。补充：「这个功能可以与导入功能联动一下」。</w:t>
+      </w:r>
+    </w:p>
+    <w:p>
+      <w:r>
+        <w:rPr>
+          <w:rFonts w:ascii="Times New Roman" w:hAnsi="Times New Roman" w:eastAsia="宋体"/>
+          <w:b w:val="0"/>
+          <w:sz w:val="22"/>
+        </w:rPr>
+        <w:t>问卷确认了两个决定：</w:t>
+      </w:r>
+      <w:r>
+        <w:rPr>
+          <w:rFonts w:ascii="Times New Roman" w:hAnsi="Times New Roman" w:eastAsia="宋体"/>
+          <w:b/>
+          <w:sz w:val="22"/>
+        </w:rPr>
+        <w:t>XML 两者都要</w:t>
+      </w:r>
+      <w:r>
+        <w:rPr>
+          <w:rFonts w:ascii="Times New Roman" w:hAnsi="Times New Roman" w:eastAsia="宋体"/>
+          <w:b w:val="0"/>
+          <w:sz w:val="22"/>
+        </w:rPr>
+        <w:t>（交换 + 视图）；</w:t>
+      </w:r>
+      <w:r>
+        <w:rPr>
+          <w:rFonts w:ascii="Times New Roman" w:hAnsi="Times New Roman" w:eastAsia="宋体"/>
+          <w:b/>
+          <w:sz w:val="22"/>
+        </w:rPr>
+        <w:t>原文通道全开</w:t>
+      </w:r>
+      <w:r>
+        <w:rPr>
+          <w:rFonts w:ascii="Times New Roman" w:hAnsi="Times New Roman" w:eastAsia="宋体"/>
+          <w:b w:val="0"/>
+          <w:sz w:val="22"/>
+        </w:rPr>
+        <w:t>（登录与否都给）。</w:t>
+      </w:r>
+    </w:p>
+    <w:p>
+      <w:pPr>
+        <w:pStyle w:val="Heading3"/>
+        <w:spacing w:before="200" w:after="120"/>
+      </w:pPr>
+      <w:r>
+        <w:rPr>
+          <w:rFonts w:ascii="Times New Roman" w:hAnsi="Times New Roman" w:eastAsia="黑体"/>
+          <w:b/>
+          <w:sz w:val="25"/>
+        </w:rPr>
+        <w:t>5.18 做了什么</w:t>
+      </w:r>
+    </w:p>
+    <w:p>
+      <w:r>
+        <w:rPr>
+          <w:rFonts w:ascii="Times New Roman" w:hAnsi="Times New Roman" w:eastAsia="宋体"/>
+          <w:b/>
+          <w:sz w:val="22"/>
+        </w:rPr>
+        <w:t>新增三个模块</w:t>
+      </w:r>
+      <w:r>
+        <w:rPr>
+          <w:rFonts w:ascii="Times New Roman" w:hAnsi="Times New Roman" w:eastAsia="宋体"/>
+          <w:b w:val="0"/>
+          <w:sz w:val="22"/>
+        </w:rPr>
+        <w:t>：</w:t>
+      </w:r>
+      <w:r>
+        <w:rPr>
+          <w:rFonts w:ascii="Consolas" w:hAnsi="Consolas" w:eastAsia="宋体"/>
+          <w:b w:val="0"/>
+          <w:color w:val="A31D1D"/>
+          <w:sz w:val="21"/>
+        </w:rPr>
+        <w:t>lzkg/rawtext.py</w:t>
+      </w:r>
+      <w:r>
+        <w:rPr>
+          <w:rFonts w:ascii="Times New Roman" w:hAnsi="Times New Roman" w:eastAsia="宋体"/>
+          <w:b w:val="0"/>
+          <w:sz w:val="22"/>
+        </w:rPr>
+        <w:t>（MD→安全 HTML + 图版重写）、</w:t>
+      </w:r>
+      <w:r>
+        <w:rPr>
+          <w:rFonts w:ascii="Consolas" w:hAnsi="Consolas" w:eastAsia="宋体"/>
+          <w:b w:val="0"/>
+          <w:color w:val="A31D1D"/>
+          <w:sz w:val="21"/>
+        </w:rPr>
+        <w:t>lzkg/xmlexchange.py</w:t>
+      </w:r>
+      <w:r>
+        <w:rPr>
+          <w:rFonts w:ascii="Times New Roman" w:hAnsi="Times New Roman" w:eastAsia="宋体"/>
+          <w:b w:val="0"/>
+          <w:sz w:val="22"/>
+        </w:rPr>
+        <w:t xml:space="preserve">（XML 交换格式）、 </w:t>
+      </w:r>
+      <w:r>
+        <w:rPr>
+          <w:rFonts w:ascii="Consolas" w:hAnsi="Consolas" w:eastAsia="宋体"/>
+          <w:b w:val="0"/>
+          <w:color w:val="A31D1D"/>
+          <w:sz w:val="21"/>
+        </w:rPr>
+        <w:t>lzkg/api_raw.py</w:t>
+      </w:r>
+      <w:r>
+        <w:rPr>
+          <w:rFonts w:ascii="Times New Roman" w:hAnsi="Times New Roman" w:eastAsia="宋体"/>
+          <w:b w:val="0"/>
+          <w:sz w:val="22"/>
+        </w:rPr>
+        <w:t>（五个端点）。</w:t>
+      </w:r>
+    </w:p>
+    <w:p>
+      <w:r>
+        <w:rPr>
+          <w:rFonts w:ascii="Times New Roman" w:hAnsi="Times New Roman" w:eastAsia="宋体"/>
+          <w:b/>
+          <w:sz w:val="22"/>
+        </w:rPr>
+        <w:t>五个新端点</w:t>
+      </w:r>
+      <w:r>
+        <w:rPr>
+          <w:rFonts w:ascii="Times New Roman" w:hAnsi="Times New Roman" w:eastAsia="宋体"/>
+          <w:b w:val="0"/>
+          <w:sz w:val="22"/>
+        </w:rPr>
+        <w:t>：</w:t>
+      </w:r>
+    </w:p>
+    <w:tbl>
+      <w:tblPr>
+        <w:tblStyle w:val="TableGrid"/>
+        <w:tblW w:type="auto" w:w="0"/>
+        <w:jc w:val="center"/>
+        <w:tblLook w:firstColumn="1" w:firstRow="1" w:lastColumn="0" w:lastRow="0" w:noHBand="0" w:noVBand="1" w:val="04A0"/>
+      </w:tblPr>
+      <w:tblGrid>
+        <w:gridCol w:w="4533"/>
+        <w:gridCol w:w="4533"/>
+      </w:tblGrid>
+      <w:tr>
+        <w:tc>
+          <w:tcPr>
+            <w:tcW w:type="dxa" w:w="4533"/>
+          </w:tcPr>
+          <w:p>
+            <w:pPr>
+              <w:jc w:val="center"/>
+            </w:pPr>
+            <w:r>
+              <w:rPr>
+                <w:b/>
+              </w:rPr>
+            </w:r>
+            <w:r>
+              <w:rPr>
+                <w:rFonts w:ascii="Times New Roman" w:hAnsi="Times New Roman" w:eastAsia="宋体"/>
+                <w:b/>
+                <w:sz w:val="20"/>
+              </w:rPr>
+              <w:t>端点</w:t>
+            </w:r>
+          </w:p>
+        </w:tc>
+        <w:tc>
+          <w:tcPr>
+            <w:tcW w:type="dxa" w:w="4533"/>
+          </w:tcPr>
+          <w:p>
+            <w:pPr>
+              <w:jc w:val="center"/>
+            </w:pPr>
+            <w:r>
+              <w:rPr>
+                <w:b/>
+              </w:rPr>
+            </w:r>
+            <w:r>
+              <w:rPr>
+                <w:rFonts w:ascii="Times New Roman" w:hAnsi="Times New Roman" w:eastAsia="宋体"/>
+                <w:b/>
+                <w:sz w:val="20"/>
+              </w:rPr>
+              <w:t>作用</w:t>
+            </w:r>
+          </w:p>
+        </w:tc>
+      </w:tr>
+      <w:tr>
+        <w:tc>
+          <w:tcPr>
+            <w:tcW w:type="dxa" w:w="4533"/>
+          </w:tcPr>
+          <w:p>
+            <w:pPr>
+              <w:jc w:val="center"/>
+            </w:pPr>
+            <w:r/>
+            <w:r>
+              <w:rPr>
+                <w:rFonts w:ascii="Consolas" w:hAnsi="Consolas" w:eastAsia="宋体"/>
+                <w:b w:val="0"/>
+                <w:color w:val="A31D1D"/>
+                <w:sz w:val="19"/>
+              </w:rPr>
+              <w:t>GET /api/raw/{lit_id}/markdown</w:t>
+            </w:r>
+          </w:p>
+        </w:tc>
+        <w:tc>
+          <w:tcPr>
+            <w:tcW w:type="dxa" w:w="4533"/>
+          </w:tcPr>
+          <w:p>
+            <w:pPr>
+              <w:jc w:val="center"/>
+            </w:pPr>
+            <w:r/>
+            <w:r>
+              <w:rPr>
+                <w:rFonts w:ascii="Times New Roman" w:hAnsi="Times New Roman" w:eastAsia="宋体"/>
+                <w:b w:val="0"/>
+                <w:sz w:val="20"/>
+              </w:rPr>
+              <w:t>全文（后端渲染的安全 HTML）；</w:t>
+            </w:r>
+            <w:r>
+              <w:rPr>
+                <w:rFonts w:ascii="Consolas" w:hAnsi="Consolas" w:eastAsia="宋体"/>
+                <w:b w:val="0"/>
+                <w:color w:val="A31D1D"/>
+                <w:sz w:val="19"/>
+              </w:rPr>
+              <w:t>?download=1</w:t>
+            </w:r>
+            <w:r>
+              <w:rPr>
+                <w:rFonts w:ascii="Times New Roman" w:hAnsi="Times New Roman" w:eastAsia="宋体"/>
+                <w:b w:val="0"/>
+                <w:sz w:val="20"/>
+              </w:rPr>
+              <w:t xml:space="preserve"> 出附件</w:t>
+            </w:r>
+          </w:p>
+        </w:tc>
+      </w:tr>
+      <w:tr>
+        <w:tc>
+          <w:tcPr>
+            <w:tcW w:type="dxa" w:w="4533"/>
+          </w:tcPr>
+          <w:p>
+            <w:pPr>
+              <w:jc w:val="center"/>
+            </w:pPr>
+            <w:r/>
+            <w:r>
+              <w:rPr>
+                <w:rFonts w:ascii="Consolas" w:hAnsi="Consolas" w:eastAsia="宋体"/>
+                <w:b w:val="0"/>
+                <w:color w:val="A31D1D"/>
+                <w:sz w:val="19"/>
+              </w:rPr>
+              <w:t>GET /api/raw/{lit_id}/pdf</w:t>
+            </w:r>
+          </w:p>
+        </w:tc>
+        <w:tc>
+          <w:tcPr>
+            <w:tcW w:type="dxa" w:w="4533"/>
+          </w:tcPr>
+          <w:p>
+            <w:pPr>
+              <w:jc w:val="center"/>
+            </w:pPr>
+            <w:r/>
+            <w:r>
+              <w:rPr>
+                <w:rFonts w:ascii="Times New Roman" w:hAnsi="Times New Roman" w:eastAsia="宋体"/>
+                <w:b w:val="0"/>
+                <w:sz w:val="20"/>
+              </w:rPr>
+              <w:t>原始 PDF（inline 内嵌）；</w:t>
+            </w:r>
+            <w:r>
+              <w:rPr>
+                <w:rFonts w:ascii="Consolas" w:hAnsi="Consolas" w:eastAsia="宋体"/>
+                <w:b w:val="0"/>
+                <w:color w:val="A31D1D"/>
+                <w:sz w:val="19"/>
+              </w:rPr>
+              <w:t>?download=1</w:t>
+            </w:r>
+            <w:r>
+              <w:rPr>
+                <w:rFonts w:ascii="Times New Roman" w:hAnsi="Times New Roman" w:eastAsia="宋体"/>
+                <w:b w:val="0"/>
+                <w:sz w:val="20"/>
+              </w:rPr>
+              <w:t xml:space="preserve"> 出附件</w:t>
+            </w:r>
+          </w:p>
+        </w:tc>
+      </w:tr>
+      <w:tr>
+        <w:tc>
+          <w:tcPr>
+            <w:tcW w:type="dxa" w:w="4533"/>
+          </w:tcPr>
+          <w:p>
+            <w:pPr>
+              <w:jc w:val="center"/>
+            </w:pPr>
+            <w:r/>
+            <w:r>
+              <w:rPr>
+                <w:rFonts w:ascii="Consolas" w:hAnsi="Consolas" w:eastAsia="宋体"/>
+                <w:b w:val="0"/>
+                <w:color w:val="A31D1D"/>
+                <w:sz w:val="19"/>
+              </w:rPr>
+              <w:t>GET /api/literatures/{lit_id}/xml</w:t>
+            </w:r>
+          </w:p>
+        </w:tc>
+        <w:tc>
+          <w:tcPr>
+            <w:tcW w:type="dxa" w:w="4533"/>
+          </w:tcPr>
+          <w:p>
+            <w:pPr>
+              <w:jc w:val="center"/>
+            </w:pPr>
+            <w:r/>
+            <w:r>
+              <w:rPr>
+                <w:rFonts w:ascii="Times New Roman" w:hAnsi="Times New Roman" w:eastAsia="宋体"/>
+                <w:b w:val="0"/>
+                <w:sz w:val="20"/>
+              </w:rPr>
+              <w:t>单篇结构化 XML（视图）</w:t>
+            </w:r>
+          </w:p>
+        </w:tc>
+      </w:tr>
+      <w:tr>
+        <w:tc>
+          <w:tcPr>
+            <w:tcW w:type="dxa" w:w="4533"/>
+          </w:tcPr>
+          <w:p>
+            <w:pPr>
+              <w:jc w:val="center"/>
+            </w:pPr>
+            <w:r/>
+            <w:r>
+              <w:rPr>
+                <w:rFonts w:ascii="Consolas" w:hAnsi="Consolas" w:eastAsia="宋体"/>
+                <w:b w:val="0"/>
+                <w:color w:val="A31D1D"/>
+                <w:sz w:val="19"/>
+              </w:rPr>
+              <w:t>GET /api/export/xml</w:t>
+            </w:r>
+          </w:p>
+        </w:tc>
+        <w:tc>
+          <w:tcPr>
+            <w:tcW w:type="dxa" w:w="4533"/>
+          </w:tcPr>
+          <w:p>
+            <w:pPr>
+              <w:jc w:val="center"/>
+            </w:pPr>
+            <w:r/>
+            <w:r>
+              <w:rPr>
+                <w:rFonts w:ascii="Times New Roman" w:hAnsi="Times New Roman" w:eastAsia="宋体"/>
+                <w:b w:val="0"/>
+                <w:sz w:val="20"/>
+              </w:rPr>
+              <w:t>协作交换数据集（全库）</w:t>
+            </w:r>
+          </w:p>
+        </w:tc>
+      </w:tr>
+      <w:tr>
+        <w:tc>
+          <w:tcPr>
+            <w:tcW w:type="dxa" w:w="4533"/>
+          </w:tcPr>
+          <w:p>
+            <w:pPr>
+              <w:jc w:val="center"/>
+            </w:pPr>
+            <w:r/>
+            <w:r>
+              <w:rPr>
+                <w:rFonts w:ascii="Consolas" w:hAnsi="Consolas" w:eastAsia="宋体"/>
+                <w:b w:val="0"/>
+                <w:color w:val="A31D1D"/>
+                <w:sz w:val="19"/>
+              </w:rPr>
+              <w:t>POST /api/import/xml/preview</w:t>
+            </w:r>
+          </w:p>
+        </w:tc>
+        <w:tc>
+          <w:tcPr>
+            <w:tcW w:type="dxa" w:w="4533"/>
+          </w:tcPr>
+          <w:p>
+            <w:pPr>
+              <w:jc w:val="center"/>
+            </w:pPr>
+            <w:r/>
+            <w:r>
+              <w:rPr>
+                <w:rFonts w:ascii="Times New Roman" w:hAnsi="Times New Roman" w:eastAsia="宋体"/>
+                <w:b w:val="0"/>
+                <w:sz w:val="20"/>
+              </w:rPr>
+              <w:t>回传预检（</w:t>
+            </w:r>
+            <w:r>
+              <w:rPr>
+                <w:rFonts w:ascii="Times New Roman" w:hAnsi="Times New Roman" w:eastAsia="宋体"/>
+                <w:b/>
+                <w:sz w:val="20"/>
+              </w:rPr>
+              <w:t>不写主库</w:t>
+            </w:r>
+            <w:r>
+              <w:rPr>
+                <w:rFonts w:ascii="Times New Roman" w:hAnsi="Times New Roman" w:eastAsia="宋体"/>
+                <w:b w:val="0"/>
+                <w:sz w:val="20"/>
+              </w:rPr>
+              <w:t>）</w:t>
+            </w:r>
+          </w:p>
+        </w:tc>
+      </w:tr>
+    </w:tbl>
+    <w:p/>
+    <w:p>
+      <w:r>
+        <w:rPr>
+          <w:rFonts w:ascii="Times New Roman" w:hAnsi="Times New Roman" w:eastAsia="宋体"/>
+          <w:b/>
+          <w:sz w:val="22"/>
+        </w:rPr>
+        <w:t>界面</w:t>
+      </w:r>
+      <w:r>
+        <w:rPr>
+          <w:rFonts w:ascii="Times New Roman" w:hAnsi="Times New Roman" w:eastAsia="宋体"/>
+          <w:b w:val="0"/>
+          <w:sz w:val="22"/>
+        </w:rPr>
+        <w:t>：详情页多一块「</w:t>
+      </w:r>
+      <w:r>
+        <w:rPr>
+          <w:rFonts w:ascii="Times New Roman" w:hAnsi="Times New Roman" w:eastAsia="宋体"/>
+          <w:b/>
+          <w:sz w:val="22"/>
+        </w:rPr>
+        <w:t>阅读原文</w:t>
+      </w:r>
+      <w:r>
+        <w:rPr>
+          <w:rFonts w:ascii="Times New Roman" w:hAnsi="Times New Roman" w:eastAsia="宋体"/>
+          <w:b w:val="0"/>
+          <w:sz w:val="22"/>
+        </w:rPr>
+        <w:t>」（PDF / Markdown / 两个下载 / 结构化 XML 五个按钮， 模态窗口共用）；工作台多一张卡「</w:t>
+      </w:r>
+      <w:r>
+        <w:rPr>
+          <w:rFonts w:ascii="Times New Roman" w:hAnsi="Times New Roman" w:eastAsia="宋体"/>
+          <w:b/>
+          <w:sz w:val="22"/>
+        </w:rPr>
+        <w:t>⑨ 协作交换（XML）</w:t>
+      </w:r>
+      <w:r>
+        <w:rPr>
+          <w:rFonts w:ascii="Times New Roman" w:hAnsi="Times New Roman" w:eastAsia="宋体"/>
+          <w:b w:val="0"/>
+          <w:sz w:val="22"/>
+        </w:rPr>
+        <w:t>」；导入面板加「方式」选择器（xlsx / XML）。</w:t>
+      </w:r>
+    </w:p>
+    <w:p>
+      <w:pPr>
+        <w:pStyle w:val="Heading3"/>
+        <w:spacing w:before="200" w:after="120"/>
+      </w:pPr>
+      <w:r>
+        <w:rPr>
+          <w:rFonts w:ascii="Times New Roman" w:hAnsi="Times New Roman" w:eastAsia="黑体"/>
+          <w:b/>
+          <w:sz w:val="25"/>
+        </w:rPr>
+        <w:t>5.19 三个值得说的技术选择</w:t>
+      </w:r>
+    </w:p>
+    <w:p>
+      <w:r>
+        <w:rPr>
+          <w:rFonts w:ascii="Times New Roman" w:hAnsi="Times New Roman" w:eastAsia="宋体"/>
+          <w:b/>
+          <w:sz w:val="22"/>
+        </w:rPr>
+        <w:t xml:space="preserve">① PDF 用 </w:t>
+      </w:r>
+      <w:r>
+        <w:rPr>
+          <w:rFonts w:ascii="Consolas" w:hAnsi="Consolas" w:eastAsia="宋体"/>
+          <w:b/>
+          <w:color w:val="A31D1D"/>
+          <w:sz w:val="21"/>
+        </w:rPr>
+        <w:t>&lt;iframe&gt;</w:t>
+      </w:r>
+      <w:r>
+        <w:rPr>
+          <w:rFonts w:ascii="Times New Roman" w:hAnsi="Times New Roman" w:eastAsia="宋体"/>
+          <w:b/>
+          <w:sz w:val="22"/>
+        </w:rPr>
+        <w:t>，不引 pdf.js。</w:t>
+      </w:r>
+      <w:r>
+        <w:rPr>
+          <w:rFonts w:ascii="Times New Roman" w:hAnsi="Times New Roman" w:eastAsia="宋体"/>
+          <w:b w:val="0"/>
+          <w:sz w:val="22"/>
+        </w:rPr>
+        <w:t xml:space="preserve"> 本站</w:t>
+      </w:r>
+      <w:r>
+        <w:rPr>
+          <w:rFonts w:ascii="Times New Roman" w:hAnsi="Times New Roman" w:eastAsia="宋体"/>
+          <w:b/>
+          <w:sz w:val="22"/>
+        </w:rPr>
+        <w:t>零外链</w:t>
+      </w:r>
+      <w:r>
+        <w:rPr>
+          <w:rFonts w:ascii="Times New Roman" w:hAnsi="Times New Roman" w:eastAsia="宋体"/>
+          <w:b w:val="0"/>
+          <w:sz w:val="22"/>
+        </w:rPr>
+        <w:t xml:space="preserve">是硬约束，pdf.js 要么走 CDN（破约束）要么自己 vendor（体积与维护成本）。 浏览器原生 PDF 阅读器本来就能内嵌、翻页、缩放、下载 → 一个 </w:t>
+      </w:r>
+      <w:r>
+        <w:rPr>
+          <w:rFonts w:ascii="Consolas" w:hAnsi="Consolas" w:eastAsia="宋体"/>
+          <w:b w:val="0"/>
+          <w:color w:val="A31D1D"/>
+          <w:sz w:val="21"/>
+        </w:rPr>
+        <w:t>&lt;iframe&gt;</w:t>
+      </w:r>
+      <w:r>
+        <w:rPr>
+          <w:rFonts w:ascii="Times New Roman" w:hAnsi="Times New Roman" w:eastAsia="宋体"/>
+          <w:b w:val="0"/>
+          <w:sz w:val="22"/>
+        </w:rPr>
+        <w:t xml:space="preserve"> 解决。已在真实浏览器窗口验过 （13 页，缩略图 + 正文齐全）。</w:t>
+      </w:r>
+    </w:p>
+    <w:p>
+      <w:r>
+        <w:rPr>
+          <w:rFonts w:ascii="Times New Roman" w:hAnsi="Times New Roman" w:eastAsia="宋体"/>
+          <w:b/>
+          <w:sz w:val="22"/>
+        </w:rPr>
+        <w:t>② Markdown 在后端渲染，前端不解析。</w:t>
+      </w:r>
+      <w:r>
+        <w:rPr>
+          <w:rFonts w:ascii="Times New Roman" w:hAnsi="Times New Roman" w:eastAsia="宋体"/>
+          <w:b w:val="0"/>
+          <w:sz w:val="22"/>
+        </w:rPr>
+        <w:t xml:space="preserve"> 前端解析 MD 要引库（外链）或自己写（漏 XSS）→ 后端把 MD 转成</w:t>
+      </w:r>
+      <w:r>
+        <w:rPr>
+          <w:rFonts w:ascii="Times New Roman" w:hAnsi="Times New Roman" w:eastAsia="宋体"/>
+          <w:b/>
+          <w:sz w:val="22"/>
+        </w:rPr>
+        <w:t>白名单 HTML</w:t>
+      </w:r>
+      <w:r>
+        <w:rPr>
+          <w:rFonts w:ascii="Times New Roman" w:hAnsi="Times New Roman" w:eastAsia="宋体"/>
+          <w:b w:val="0"/>
+          <w:sz w:val="22"/>
+        </w:rPr>
+        <w:t xml:space="preserve"> （只放行 </w:t>
+      </w:r>
+      <w:r>
+        <w:rPr>
+          <w:rFonts w:ascii="Consolas" w:hAnsi="Consolas" w:eastAsia="宋体"/>
+          <w:b w:val="0"/>
+          <w:color w:val="A31D1D"/>
+          <w:sz w:val="21"/>
+        </w:rPr>
+        <w:t>sub/sup/i/b/em/strong</w:t>
+      </w:r>
+      <w:r>
+        <w:rPr>
+          <w:rFonts w:ascii="Times New Roman" w:hAnsi="Times New Roman" w:eastAsia="宋体"/>
+          <w:b w:val="0"/>
+          <w:sz w:val="22"/>
+        </w:rPr>
+        <w:t xml:space="preserve">，其余转义），前端只做 </w:t>
+      </w:r>
+      <w:r>
+        <w:rPr>
+          <w:rFonts w:ascii="Consolas" w:hAnsi="Consolas" w:eastAsia="宋体"/>
+          <w:b w:val="0"/>
+          <w:color w:val="A31D1D"/>
+          <w:sz w:val="21"/>
+        </w:rPr>
+        <w:t>innerHTML</w:t>
+      </w:r>
+      <w:r>
+        <w:rPr>
+          <w:rFonts w:ascii="Times New Roman" w:hAnsi="Times New Roman" w:eastAsia="宋体"/>
+          <w:b w:val="0"/>
+          <w:sz w:val="22"/>
+        </w:rPr>
+        <w:t xml:space="preserve"> 注入。</w:t>
+      </w:r>
+    </w:p>
+    <w:p>
+      <w:r>
+        <w:rPr>
+          <w:rFonts w:ascii="Times New Roman" w:hAnsi="Times New Roman" w:eastAsia="宋体"/>
+          <w:b/>
+          <w:sz w:val="22"/>
+        </w:rPr>
+        <w:t>③ XML 一套格式两处用。</w:t>
+      </w:r>
+      <w:r>
+        <w:rPr>
+          <w:rFonts w:ascii="Times New Roman" w:hAnsi="Times New Roman" w:eastAsia="宋体"/>
+          <w:b w:val="0"/>
+          <w:sz w:val="22"/>
+        </w:rPr>
+        <w:t xml:space="preserve"> 交换（导出 / 回传预检）与视图（单篇 XML）共用 </w:t>
+      </w:r>
+      <w:r>
+        <w:rPr>
+          <w:rFonts w:ascii="Consolas" w:hAnsi="Consolas" w:eastAsia="宋体"/>
+          <w:b w:val="0"/>
+          <w:color w:val="A31D1D"/>
+          <w:sz w:val="21"/>
+        </w:rPr>
+        <w:t>literature_to_xml()</w:t>
+      </w:r>
+      <w:r>
+        <w:rPr>
+          <w:rFonts w:ascii="Times New Roman" w:hAnsi="Times New Roman" w:eastAsia="宋体"/>
+          <w:b w:val="0"/>
+          <w:sz w:val="22"/>
+        </w:rPr>
+        <w:t xml:space="preserve">， 命名空间 </w:t>
+      </w:r>
+      <w:r>
+        <w:rPr>
+          <w:rFonts w:ascii="Consolas" w:hAnsi="Consolas" w:eastAsia="宋体"/>
+          <w:b w:val="0"/>
+          <w:color w:val="A31D1D"/>
+          <w:sz w:val="21"/>
+        </w:rPr>
+        <w:t>urn:lzkg:literature:1</w:t>
+      </w:r>
+      <w:r>
+        <w:rPr>
+          <w:rFonts w:ascii="Times New Roman" w:hAnsi="Times New Roman" w:eastAsia="宋体"/>
+          <w:b w:val="0"/>
+          <w:sz w:val="22"/>
+        </w:rPr>
+        <w:t>，</w:t>
+      </w:r>
+      <w:r>
+        <w:rPr>
+          <w:rFonts w:ascii="Times New Roman" w:hAnsi="Times New Roman" w:eastAsia="宋体"/>
+          <w:b/>
+          <w:sz w:val="22"/>
+        </w:rPr>
+        <w:t>23</w:t>
+      </w:r>
+      <w:r>
+        <w:rPr>
+          <w:rFonts w:ascii="Times New Roman" w:hAnsi="Times New Roman" w:eastAsia="宋体"/>
+          <w:b w:val="0"/>
+          <w:sz w:val="22"/>
+        </w:rPr>
+        <w:t xml:space="preserve"> 个交换字段。一处定义、两处用，不会漂移。</w:t>
+      </w:r>
+    </w:p>
+    <w:p>
+      <w:pPr>
+        <w:pStyle w:val="Heading3"/>
+        <w:spacing w:before="200" w:after="120"/>
+      </w:pPr>
+      <w:r>
+        <w:rPr>
+          <w:rFonts w:ascii="Times New Roman" w:hAnsi="Times New Roman" w:eastAsia="黑体"/>
+          <w:b/>
+          <w:sz w:val="25"/>
+        </w:rPr>
+        <w:t>5.20 图版重写：把 CDN 直链换成本地图版</w:t>
+      </w:r>
+    </w:p>
+    <w:p>
+      <w:r>
+        <w:rPr>
+          <w:rFonts w:ascii="Times New Roman" w:hAnsi="Times New Roman" w:eastAsia="宋体"/>
+          <w:b w:val="0"/>
+          <w:sz w:val="22"/>
+        </w:rPr>
+        <w:t>MinerU 解析出的 Markdown 里，图片是</w:t>
+      </w:r>
+      <w:r>
+        <w:rPr>
+          <w:rFonts w:ascii="Times New Roman" w:hAnsi="Times New Roman" w:eastAsia="宋体"/>
+          <w:b/>
+          <w:sz w:val="22"/>
+        </w:rPr>
+        <w:t>外部 CDN 直链</w:t>
+      </w:r>
+      <w:r>
+        <w:rPr>
+          <w:rFonts w:ascii="Times New Roman" w:hAnsi="Times New Roman" w:eastAsia="宋体"/>
+          <w:b w:val="0"/>
+          <w:sz w:val="22"/>
+        </w:rPr>
+        <w:t xml:space="preserve"> —— 断网就没图。 重写规则是</w:t>
+      </w:r>
+      <w:r>
+        <w:rPr>
+          <w:rFonts w:ascii="Times New Roman" w:hAnsi="Times New Roman" w:eastAsia="宋体"/>
+          <w:b/>
+          <w:sz w:val="22"/>
+        </w:rPr>
+        <w:t>宁可留占位，绝不错配</w:t>
+      </w:r>
+      <w:r>
+        <w:rPr>
+          <w:rFonts w:ascii="Times New Roman" w:hAnsi="Times New Roman" w:eastAsia="宋体"/>
+          <w:b w:val="0"/>
+          <w:sz w:val="22"/>
+        </w:rPr>
+        <w:t>：</w:t>
+      </w:r>
+    </w:p>
+    <w:p>
+      <w:pPr>
+        <w:spacing w:after="80"/>
+        <w:ind w:left="425" w:hanging="425"/>
+      </w:pPr>
+      <w:r>
+        <w:rPr>
+          <w:rFonts w:ascii="Times New Roman" w:hAnsi="Times New Roman" w:eastAsia="宋体"/>
+          <w:b w:val="0"/>
+          <w:sz w:val="22"/>
+        </w:rPr>
+        <w:t>1. MD 图数</w:t>
+      </w:r>
+      <w:r>
+        <w:rPr>
+          <w:rFonts w:ascii="Times New Roman" w:hAnsi="Times New Roman" w:eastAsia="宋体"/>
+          <w:b/>
+          <w:sz w:val="22"/>
+        </w:rPr>
+        <w:t>必须等于</w:t>
+      </w:r>
+      <w:r>
+        <w:rPr>
+          <w:rFonts w:ascii="Times New Roman" w:hAnsi="Times New Roman" w:eastAsia="宋体"/>
+          <w:b w:val="0"/>
+          <w:sz w:val="22"/>
+        </w:rPr>
+        <w:t>库里这篇的图数 → 否则</w:t>
+      </w:r>
+      <w:r>
+        <w:rPr>
+          <w:rFonts w:ascii="Times New Roman" w:hAnsi="Times New Roman" w:eastAsia="宋体"/>
+          <w:b/>
+          <w:sz w:val="22"/>
+        </w:rPr>
+        <w:t>整篇不重写</w:t>
+      </w:r>
+    </w:p>
+    <w:p>
+      <w:pPr>
+        <w:spacing w:after="80"/>
+        <w:ind w:left="425" w:hanging="425"/>
+      </w:pPr>
+      <w:r>
+        <w:rPr>
+          <w:rFonts w:ascii="Times New Roman" w:hAnsi="Times New Roman" w:eastAsia="宋体"/>
+          <w:b w:val="0"/>
+          <w:sz w:val="22"/>
+        </w:rPr>
+        <w:t>2. 按</w:t>
+      </w:r>
+      <w:r>
+        <w:rPr>
+          <w:rFonts w:ascii="Times New Roman" w:hAnsi="Times New Roman" w:eastAsia="宋体"/>
+          <w:b/>
+          <w:sz w:val="22"/>
+        </w:rPr>
+        <w:t>出现顺序</w:t>
+      </w:r>
+      <w:r>
+        <w:rPr>
+          <w:rFonts w:ascii="Times New Roman" w:hAnsi="Times New Roman" w:eastAsia="宋体"/>
+          <w:b w:val="0"/>
+          <w:sz w:val="22"/>
+        </w:rPr>
+        <w:t>一一对应</w:t>
+      </w:r>
+    </w:p>
+    <w:p>
+      <w:pPr>
+        <w:spacing w:after="80"/>
+        <w:ind w:left="425" w:hanging="425"/>
+      </w:pPr>
+      <w:r>
+        <w:rPr>
+          <w:rFonts w:ascii="Times New Roman" w:hAnsi="Times New Roman" w:eastAsia="宋体"/>
+          <w:b w:val="0"/>
+          <w:sz w:val="22"/>
+        </w:rPr>
+        <w:t>3. 再校验</w:t>
+      </w:r>
+      <w:r>
+        <w:rPr>
+          <w:rFonts w:ascii="Times New Roman" w:hAnsi="Times New Roman" w:eastAsia="宋体"/>
+          <w:b/>
+          <w:sz w:val="22"/>
+        </w:rPr>
+        <w:t>图注文本</w:t>
+      </w:r>
+      <w:r>
+        <w:rPr>
+          <w:rFonts w:ascii="Times New Roman" w:hAnsi="Times New Roman" w:eastAsia="宋体"/>
+          <w:b w:val="0"/>
+          <w:sz w:val="22"/>
+        </w:rPr>
+        <w:t>（MD 的 alt 与库的 caption 能不能对上）</w:t>
+      </w:r>
+    </w:p>
+    <w:p>
+      <w:pPr>
+        <w:spacing w:after="80"/>
+        <w:ind w:left="425" w:hanging="425"/>
+      </w:pPr>
+      <w:r>
+        <w:rPr>
+          <w:rFonts w:ascii="Times New Roman" w:hAnsi="Times New Roman" w:eastAsia="宋体"/>
+          <w:b w:val="0"/>
+          <w:sz w:val="22"/>
+        </w:rPr>
+        <w:t>4. 校验</w:t>
+      </w:r>
+      <w:r>
+        <w:rPr>
+          <w:rFonts w:ascii="Times New Roman" w:hAnsi="Times New Roman" w:eastAsia="宋体"/>
+          <w:b/>
+          <w:sz w:val="22"/>
+        </w:rPr>
+        <w:t>明确不通过</w:t>
+      </w:r>
+      <w:r>
+        <w:rPr>
+          <w:rFonts w:ascii="Times New Roman" w:hAnsi="Times New Roman" w:eastAsia="宋体"/>
+          <w:b w:val="0"/>
+          <w:sz w:val="22"/>
+        </w:rPr>
+        <w:t>的 → 不重写，插占位提示</w:t>
+      </w:r>
+    </w:p>
+    <w:p>
+      <w:r>
+        <w:rPr>
+          <w:rFonts w:ascii="Times New Roman" w:hAnsi="Times New Roman" w:eastAsia="宋体"/>
+          <w:b w:val="0"/>
+          <w:sz w:val="22"/>
+        </w:rPr>
+        <w:t xml:space="preserve">★ 把 A 图安到 B 图上 = </w:t>
+      </w:r>
+      <w:r>
+        <w:rPr>
+          <w:rFonts w:ascii="Times New Roman" w:hAnsi="Times New Roman" w:eastAsia="宋体"/>
+          <w:b/>
+          <w:sz w:val="22"/>
+        </w:rPr>
+        <w:t>造谣</w:t>
+      </w:r>
+      <w:r>
+        <w:rPr>
+          <w:rFonts w:ascii="Times New Roman" w:hAnsi="Times New Roman" w:eastAsia="宋体"/>
+          <w:b w:val="0"/>
+          <w:sz w:val="22"/>
+        </w:rPr>
+        <w:t>，比缺图严重得多。</w:t>
+      </w:r>
+    </w:p>
+    <w:p>
+      <w:r>
+        <w:rPr>
+          <w:rFonts w:ascii="Times New Roman" w:hAnsi="Times New Roman" w:eastAsia="宋体"/>
+          <w:b/>
+          <w:sz w:val="22"/>
+        </w:rPr>
+        <w:t>实测快照（2026-10-31，全库 200 篇）</w:t>
+      </w:r>
+      <w:r>
+        <w:rPr>
+          <w:rFonts w:ascii="Times New Roman" w:hAnsi="Times New Roman" w:eastAsia="宋体"/>
+          <w:b w:val="0"/>
+          <w:sz w:val="22"/>
+        </w:rPr>
+        <w:t xml:space="preserve">：图数相等 </w:t>
+      </w:r>
+      <w:r>
+        <w:rPr>
+          <w:rFonts w:ascii="Times New Roman" w:hAnsi="Times New Roman" w:eastAsia="宋体"/>
+          <w:b/>
+          <w:sz w:val="22"/>
+        </w:rPr>
+        <w:t>50</w:t>
+      </w:r>
+      <w:r>
+        <w:rPr>
+          <w:rFonts w:ascii="Times New Roman" w:hAnsi="Times New Roman" w:eastAsia="宋体"/>
+          <w:b w:val="0"/>
+          <w:sz w:val="22"/>
+        </w:rPr>
+        <w:t xml:space="preserve"> 篇 / 不等 </w:t>
+      </w:r>
+      <w:r>
+        <w:rPr>
+          <w:rFonts w:ascii="Times New Roman" w:hAnsi="Times New Roman" w:eastAsia="宋体"/>
+          <w:b/>
+          <w:sz w:val="22"/>
+        </w:rPr>
+        <w:t>17</w:t>
+      </w:r>
+      <w:r>
+        <w:rPr>
+          <w:rFonts w:ascii="Times New Roman" w:hAnsi="Times New Roman" w:eastAsia="宋体"/>
+          <w:b w:val="0"/>
+          <w:sz w:val="22"/>
+        </w:rPr>
+        <w:t xml:space="preserve"> 篇 / 无图 </w:t>
+      </w:r>
+      <w:r>
+        <w:rPr>
+          <w:rFonts w:ascii="Times New Roman" w:hAnsi="Times New Roman" w:eastAsia="宋体"/>
+          <w:b/>
+          <w:sz w:val="22"/>
+        </w:rPr>
+        <w:t>132</w:t>
+      </w:r>
+      <w:r>
+        <w:rPr>
+          <w:rFonts w:ascii="Times New Roman" w:hAnsi="Times New Roman" w:eastAsia="宋体"/>
+          <w:b w:val="0"/>
+          <w:sz w:val="22"/>
+        </w:rPr>
+        <w:t xml:space="preserve"> 篇 / </w:t>
+      </w:r>
+      <w:r>
+        <w:rPr>
+          <w:rFonts w:ascii="Consolas" w:hAnsi="Consolas" w:eastAsia="宋体"/>
+          <w:b w:val="0"/>
+          <w:color w:val="A31D1D"/>
+          <w:sz w:val="21"/>
+        </w:rPr>
+        <w:t>md_path</w:t>
+      </w:r>
+      <w:r>
+        <w:rPr>
+          <w:rFonts w:ascii="Times New Roman" w:hAnsi="Times New Roman" w:eastAsia="宋体"/>
+          <w:b w:val="0"/>
+          <w:sz w:val="22"/>
+        </w:rPr>
+        <w:t xml:space="preserve"> 文件名过长导致 Windows 路径解析不到 </w:t>
+      </w:r>
+      <w:r>
+        <w:rPr>
+          <w:rFonts w:ascii="Times New Roman" w:hAnsi="Times New Roman" w:eastAsia="宋体"/>
+          <w:b/>
+          <w:sz w:val="22"/>
+        </w:rPr>
+        <w:t>1</w:t>
+      </w:r>
+      <w:r>
+        <w:rPr>
+          <w:rFonts w:ascii="Times New Roman" w:hAnsi="Times New Roman" w:eastAsia="宋体"/>
+          <w:b w:val="0"/>
+          <w:sz w:val="22"/>
+        </w:rPr>
+        <w:t xml:space="preserve"> 篇（LIT-000082）。 LIT-000001：MD 14 图 / 库 14 图 → 重写 </w:t>
+      </w:r>
+      <w:r>
+        <w:rPr>
+          <w:rFonts w:ascii="Times New Roman" w:hAnsi="Times New Roman" w:eastAsia="宋体"/>
+          <w:b/>
+          <w:sz w:val="22"/>
+        </w:rPr>
+        <w:t>12</w:t>
+      </w:r>
+      <w:r>
+        <w:rPr>
+          <w:rFonts w:ascii="Times New Roman" w:hAnsi="Times New Roman" w:eastAsia="宋体"/>
+          <w:b w:val="0"/>
+          <w:sz w:val="22"/>
+        </w:rPr>
+        <w:t xml:space="preserve">、未匹配 </w:t>
+      </w:r>
+      <w:r>
+        <w:rPr>
+          <w:rFonts w:ascii="Times New Roman" w:hAnsi="Times New Roman" w:eastAsia="宋体"/>
+          <w:b/>
+          <w:sz w:val="22"/>
+        </w:rPr>
+        <w:t>2</w:t>
+      </w:r>
+      <w:r>
+        <w:rPr>
+          <w:rFonts w:ascii="Times New Roman" w:hAnsi="Times New Roman" w:eastAsia="宋体"/>
+          <w:b w:val="0"/>
+          <w:sz w:val="22"/>
+        </w:rPr>
+        <w:t xml:space="preserve">（那 2 张的库 caption 被登记成坐标文字）； 渲染后 12 个 </w:t>
+      </w:r>
+      <w:r>
+        <w:rPr>
+          <w:rFonts w:ascii="Consolas" w:hAnsi="Consolas" w:eastAsia="宋体"/>
+          <w:b w:val="0"/>
+          <w:color w:val="A31D1D"/>
+          <w:sz w:val="21"/>
+        </w:rPr>
+        <w:t>&lt;img&gt;</w:t>
+      </w:r>
+      <w:r>
+        <w:rPr>
+          <w:rFonts w:ascii="Times New Roman" w:hAnsi="Times New Roman" w:eastAsia="宋体"/>
+          <w:b w:val="0"/>
+          <w:sz w:val="22"/>
+        </w:rPr>
+        <w:t xml:space="preserve">、0 字面 </w:t>
+      </w:r>
+      <w:r>
+        <w:rPr>
+          <w:rFonts w:ascii="Consolas" w:hAnsi="Consolas" w:eastAsia="宋体"/>
+          <w:b w:val="0"/>
+          <w:color w:val="A31D1D"/>
+          <w:sz w:val="21"/>
+        </w:rPr>
+        <w:t>![</w:t>
+      </w:r>
+      <w:r>
+        <w:rPr>
+          <w:rFonts w:ascii="Times New Roman" w:hAnsi="Times New Roman" w:eastAsia="宋体"/>
+          <w:b w:val="0"/>
+          <w:sz w:val="22"/>
+        </w:rPr>
+        <w:t xml:space="preserve"> 残留、</w:t>
+      </w:r>
+      <w:r>
+        <w:rPr>
+          <w:rFonts w:ascii="Times New Roman" w:hAnsi="Times New Roman" w:eastAsia="宋体"/>
+          <w:b/>
+          <w:sz w:val="22"/>
+        </w:rPr>
+        <w:t>0 CDN 残留</w:t>
+      </w:r>
+      <w:r>
+        <w:rPr>
+          <w:rFonts w:ascii="Times New Roman" w:hAnsi="Times New Roman" w:eastAsia="宋体"/>
+          <w:b w:val="0"/>
+          <w:sz w:val="22"/>
+        </w:rPr>
+        <w:t>。</w:t>
+      </w:r>
+    </w:p>
+    <w:p>
+      <w:pPr>
+        <w:pStyle w:val="Heading3"/>
+        <w:spacing w:before="200" w:after="120"/>
+      </w:pPr>
+      <w:r>
+        <w:rPr>
+          <w:rFonts w:ascii="Times New Roman" w:hAnsi="Times New Roman" w:eastAsia="黑体"/>
+          <w:b/>
+          <w:sz w:val="25"/>
+        </w:rPr>
+        <w:t>5.21 「与导入功能联动」= 共用审核链路，不是另开后门</w:t>
+      </w:r>
+    </w:p>
+    <w:p>
+      <w:r>
+        <w:rPr>
+          <w:rFonts w:ascii="Times New Roman" w:hAnsi="Times New Roman" w:eastAsia="宋体"/>
+          <w:b w:val="0"/>
+          <w:sz w:val="22"/>
+        </w:rPr>
+        <w:t>XML 回传</w:t>
+      </w:r>
+      <w:r>
+        <w:rPr>
+          <w:rFonts w:ascii="Times New Roman" w:hAnsi="Times New Roman" w:eastAsia="宋体"/>
+          <w:b/>
+          <w:sz w:val="22"/>
+        </w:rPr>
+        <w:t>只做预检</w:t>
+      </w:r>
+      <w:r>
+        <w:rPr>
+          <w:rFonts w:ascii="Times New Roman" w:hAnsi="Times New Roman" w:eastAsia="宋体"/>
+          <w:b w:val="0"/>
+          <w:sz w:val="22"/>
+        </w:rPr>
+        <w:t>：逐条报「哪些字段变了」，</w:t>
+      </w:r>
+      <w:r>
+        <w:rPr>
+          <w:rFonts w:ascii="Times New Roman" w:hAnsi="Times New Roman" w:eastAsia="宋体"/>
+          <w:b/>
+          <w:sz w:val="22"/>
+        </w:rPr>
+        <w:t>绝不写主库</w:t>
+      </w:r>
+      <w:r>
+        <w:rPr>
+          <w:rFonts w:ascii="Times New Roman" w:hAnsi="Times New Roman" w:eastAsia="宋体"/>
+          <w:b w:val="0"/>
+          <w:sz w:val="22"/>
+        </w:rPr>
+        <w:t>。 改动仍走「预检 → 管理员批准 → 入库」，与 xlsx 提案制</w:t>
+      </w:r>
+      <w:r>
+        <w:rPr>
+          <w:rFonts w:ascii="Times New Roman" w:hAnsi="Times New Roman" w:eastAsia="宋体"/>
+          <w:b/>
+          <w:sz w:val="22"/>
+        </w:rPr>
+        <w:t>同一套审核语义</w:t>
+      </w:r>
+      <w:r>
+        <w:rPr>
+          <w:rFonts w:ascii="Times New Roman" w:hAnsi="Times New Roman" w:eastAsia="宋体"/>
+          <w:b w:val="0"/>
+          <w:sz w:val="22"/>
+        </w:rPr>
+        <w:t>。 不存在「XML 直接改库」的口子。</w:t>
+      </w:r>
+    </w:p>
+    <w:p>
+      <w:r>
+        <w:rPr>
+          <w:rFonts w:ascii="Times New Roman" w:hAnsi="Times New Roman" w:eastAsia="宋体"/>
+          <w:b/>
+          <w:sz w:val="22"/>
+        </w:rPr>
+        <w:t>往返闭环实测</w:t>
+      </w:r>
+      <w:r>
+        <w:rPr>
+          <w:rFonts w:ascii="Times New Roman" w:hAnsi="Times New Roman" w:eastAsia="宋体"/>
+          <w:b w:val="0"/>
+          <w:sz w:val="22"/>
+        </w:rPr>
+        <w:t xml:space="preserve">：导出 200 篇 → 改 1 条 </w:t>
+      </w:r>
+      <w:r>
+        <w:rPr>
+          <w:rFonts w:ascii="Consolas" w:hAnsi="Consolas" w:eastAsia="宋体"/>
+          <w:b w:val="0"/>
+          <w:color w:val="A31D1D"/>
+          <w:sz w:val="21"/>
+        </w:rPr>
+        <w:t>review_status</w:t>
+      </w:r>
+      <w:r>
+        <w:rPr>
+          <w:rFonts w:ascii="Times New Roman" w:hAnsi="Times New Roman" w:eastAsia="宋体"/>
+          <w:b w:val="0"/>
+          <w:sz w:val="22"/>
+        </w:rPr>
+        <w:t xml:space="preserve"> → 回传预检 → 报 </w:t>
+      </w:r>
+      <w:r>
+        <w:rPr>
+          <w:rFonts w:ascii="Times New Roman" w:hAnsi="Times New Roman" w:eastAsia="宋体"/>
+          <w:b/>
+          <w:sz w:val="22"/>
+        </w:rPr>
+        <w:t>1 处差异 / 199 条无变化</w:t>
+      </w:r>
+      <w:r>
+        <w:rPr>
+          <w:rFonts w:ascii="Times New Roman" w:hAnsi="Times New Roman" w:eastAsia="宋体"/>
+          <w:b w:val="0"/>
+          <w:sz w:val="22"/>
+        </w:rPr>
+        <w:t>，主库未动。</w:t>
+      </w:r>
+    </w:p>
+    <w:p>
+      <w:pPr>
+        <w:pStyle w:val="Heading3"/>
+        <w:spacing w:before="200" w:after="120"/>
+      </w:pPr>
+      <w:r>
+        <w:rPr>
+          <w:rFonts w:ascii="Times New Roman" w:hAnsi="Times New Roman" w:eastAsia="黑体"/>
+          <w:b/>
+          <w:sz w:val="25"/>
+        </w:rPr>
+        <w:t>5.22 界面口径改了（不改就是在撒谎）</w:t>
+      </w:r>
+    </w:p>
+    <w:p>
+      <w:r>
+        <w:rPr>
+          <w:rFonts w:ascii="Times New Roman" w:hAnsi="Times New Roman" w:eastAsia="宋体"/>
+          <w:b w:val="0"/>
+          <w:sz w:val="22"/>
+        </w:rPr>
+        <w:t>原文通道全开后，页脚「机构订阅件不得外传」</w:t>
+      </w:r>
+      <w:r>
+        <w:rPr>
+          <w:rFonts w:ascii="Times New Roman" w:hAnsi="Times New Roman" w:eastAsia="宋体"/>
+          <w:b/>
+          <w:sz w:val="22"/>
+        </w:rPr>
+        <w:t>当场变成半假话</w:t>
+      </w:r>
+      <w:r>
+        <w:rPr>
+          <w:rFonts w:ascii="Times New Roman" w:hAnsi="Times New Roman" w:eastAsia="宋体"/>
+          <w:b w:val="0"/>
+          <w:sz w:val="22"/>
+        </w:rPr>
+        <w:t>。 改成：「</w:t>
+      </w:r>
+      <w:r>
+        <w:rPr>
+          <w:rFonts w:ascii="Times New Roman" w:hAnsi="Times New Roman" w:eastAsia="宋体"/>
+          <w:b/>
+          <w:sz w:val="22"/>
+        </w:rPr>
+        <w:t>站内提供原文通道，不代表获得对外传播授权；标注为机构订阅/限内部使用的条目，请勿外传</w:t>
+      </w:r>
+      <w:r>
+        <w:rPr>
+          <w:rFonts w:ascii="Times New Roman" w:hAnsi="Times New Roman" w:eastAsia="宋体"/>
+          <w:b w:val="0"/>
+          <w:sz w:val="22"/>
+        </w:rPr>
+        <w:t>」。</w:t>
+      </w:r>
+    </w:p>
+    <w:p>
+      <w:r>
+        <w:rPr>
+          <w:rFonts w:ascii="Times New Roman" w:hAnsi="Times New Roman" w:eastAsia="宋体"/>
+          <w:b w:val="0"/>
+          <w:sz w:val="22"/>
+        </w:rPr>
+        <w:t xml:space="preserve">这与 v3.4「改了数据流向必须回头改界面口径」是同一条纪律： </w:t>
+      </w:r>
+      <w:r>
+        <w:rPr>
+          <w:rFonts w:ascii="Times New Roman" w:hAnsi="Times New Roman" w:eastAsia="宋体"/>
+          <w:b/>
+          <w:sz w:val="22"/>
+        </w:rPr>
+        <w:t>动了数据流向，就搜一遍界面和文档里所有描述数据流向的句子。</w:t>
+      </w:r>
+    </w:p>
+    <w:p>
+      <w:r>
+        <w:rPr>
+          <w:rFonts w:ascii="Times New Roman" w:hAnsi="Times New Roman" w:eastAsia="宋体"/>
+          <w:b w:val="0"/>
+          <w:sz w:val="22"/>
+        </w:rPr>
+        <w:t xml:space="preserve">权限做成配置开关 </w:t>
+      </w:r>
+      <w:r>
+        <w:rPr>
+          <w:rFonts w:ascii="Consolas" w:hAnsi="Consolas" w:eastAsia="宋体"/>
+          <w:b w:val="0"/>
+          <w:color w:val="A31D1D"/>
+          <w:sz w:val="21"/>
+        </w:rPr>
+        <w:t>raw.access</w:t>
+      </w:r>
+      <w:r>
+        <w:rPr>
+          <w:rFonts w:ascii="Times New Roman" w:hAnsi="Times New Roman" w:eastAsia="宋体"/>
+          <w:b w:val="0"/>
+          <w:sz w:val="22"/>
+        </w:rPr>
+        <w:t>（</w:t>
+      </w:r>
+      <w:r>
+        <w:rPr>
+          <w:rFonts w:ascii="Consolas" w:hAnsi="Consolas" w:eastAsia="宋体"/>
+          <w:b w:val="0"/>
+          <w:color w:val="A31D1D"/>
+          <w:sz w:val="21"/>
+        </w:rPr>
+        <w:t>open</w:t>
+      </w:r>
+      <w:r>
+        <w:rPr>
+          <w:rFonts w:ascii="Times New Roman" w:hAnsi="Times New Roman" w:eastAsia="宋体"/>
+          <w:b w:val="0"/>
+          <w:sz w:val="22"/>
+        </w:rPr>
+        <w:t xml:space="preserve"> / </w:t>
+      </w:r>
+      <w:r>
+        <w:rPr>
+          <w:rFonts w:ascii="Consolas" w:hAnsi="Consolas" w:eastAsia="宋体"/>
+          <w:b w:val="0"/>
+          <w:color w:val="A31D1D"/>
+          <w:sz w:val="21"/>
+        </w:rPr>
+        <w:t>login</w:t>
+      </w:r>
+      <w:r>
+        <w:rPr>
+          <w:rFonts w:ascii="Times New Roman" w:hAnsi="Times New Roman" w:eastAsia="宋体"/>
+          <w:b w:val="0"/>
+          <w:sz w:val="22"/>
+        </w:rPr>
+        <w:t xml:space="preserve"> / </w:t>
+      </w:r>
+      <w:r>
+        <w:rPr>
+          <w:rFonts w:ascii="Consolas" w:hAnsi="Consolas" w:eastAsia="宋体"/>
+          <w:b w:val="0"/>
+          <w:color w:val="A31D1D"/>
+          <w:sz w:val="21"/>
+        </w:rPr>
+        <w:t>oa_only</w:t>
+      </w:r>
+      <w:r>
+        <w:rPr>
+          <w:rFonts w:ascii="Times New Roman" w:hAnsi="Times New Roman" w:eastAsia="宋体"/>
+          <w:b w:val="0"/>
+          <w:sz w:val="22"/>
+        </w:rPr>
+        <w:t>），收紧时</w:t>
+      </w:r>
+      <w:r>
+        <w:rPr>
+          <w:rFonts w:ascii="Times New Roman" w:hAnsi="Times New Roman" w:eastAsia="宋体"/>
+          <w:b/>
+          <w:sz w:val="22"/>
+        </w:rPr>
+        <w:t>改配置不改代码</w:t>
+      </w:r>
+      <w:r>
+        <w:rPr>
+          <w:rFonts w:ascii="Times New Roman" w:hAnsi="Times New Roman" w:eastAsia="宋体"/>
+          <w:b w:val="0"/>
+          <w:sz w:val="22"/>
+        </w:rPr>
+        <w:t>。</w:t>
+      </w:r>
+    </w:p>
+    <w:p>
+      <w:pPr>
+        <w:pStyle w:val="Heading3"/>
+        <w:spacing w:before="200" w:after="120"/>
+      </w:pPr>
+      <w:r>
+        <w:rPr>
+          <w:rFonts w:ascii="Times New Roman" w:hAnsi="Times New Roman" w:eastAsia="黑体"/>
+          <w:b/>
+          <w:sz w:val="25"/>
+        </w:rPr>
+        <w:t>5.23 本轮修掉的坑</w:t>
+      </w:r>
+    </w:p>
+    <w:tbl>
+      <w:tblPr>
+        <w:tblStyle w:val="TableGrid"/>
+        <w:tblW w:type="auto" w:w="0"/>
+        <w:jc w:val="center"/>
+        <w:tblLook w:firstColumn="1" w:firstRow="1" w:lastColumn="0" w:lastRow="0" w:noHBand="0" w:noVBand="1" w:val="04A0"/>
+      </w:tblPr>
+      <w:tblGrid>
+        <w:gridCol w:w="3022"/>
+        <w:gridCol w:w="3022"/>
+        <w:gridCol w:w="3022"/>
+      </w:tblGrid>
+      <w:tr>
+        <w:tc>
+          <w:tcPr>
+            <w:tcW w:type="dxa" w:w="3022"/>
+          </w:tcPr>
+          <w:p>
+            <w:pPr>
+              <w:jc w:val="center"/>
+            </w:pPr>
+            <w:r>
+              <w:rPr>
+                <w:b/>
+              </w:rPr>
+            </w:r>
+            <w:r>
+              <w:rPr>
+                <w:rFonts w:ascii="Times New Roman" w:hAnsi="Times New Roman" w:eastAsia="宋体"/>
+                <w:b/>
+                <w:sz w:val="20"/>
+              </w:rPr>
+              <w:t>坑</w:t>
+            </w:r>
+          </w:p>
+        </w:tc>
+        <w:tc>
+          <w:tcPr>
+            <w:tcW w:type="dxa" w:w="3022"/>
+          </w:tcPr>
+          <w:p>
+            <w:pPr>
+              <w:jc w:val="center"/>
+            </w:pPr>
+            <w:r>
+              <w:rPr>
+                <w:b/>
+              </w:rPr>
+            </w:r>
+            <w:r>
+              <w:rPr>
+                <w:rFonts w:ascii="Times New Roman" w:hAnsi="Times New Roman" w:eastAsia="宋体"/>
+                <w:b/>
+                <w:sz w:val="20"/>
+              </w:rPr>
+              <w:t>表现</w:t>
+            </w:r>
+          </w:p>
+        </w:tc>
+        <w:tc>
+          <w:tcPr>
+            <w:tcW w:type="dxa" w:w="3022"/>
+          </w:tcPr>
+          <w:p>
+            <w:pPr>
+              <w:jc w:val="center"/>
+            </w:pPr>
+            <w:r>
+              <w:rPr>
+                <w:b/>
+              </w:rPr>
+            </w:r>
+            <w:r>
+              <w:rPr>
+                <w:rFonts w:ascii="Times New Roman" w:hAnsi="Times New Roman" w:eastAsia="宋体"/>
+                <w:b/>
+                <w:sz w:val="20"/>
+              </w:rPr>
+              <w:t>修法</w:t>
+            </w:r>
+          </w:p>
+        </w:tc>
+      </w:tr>
+      <w:tr>
+        <w:tc>
+          <w:tcPr>
+            <w:tcW w:type="dxa" w:w="3022"/>
+          </w:tcPr>
+          <w:p>
+            <w:pPr>
+              <w:jc w:val="center"/>
+            </w:pPr>
+            <w:r/>
+            <w:r>
+              <w:rPr>
+                <w:rFonts w:ascii="Times New Roman" w:hAnsi="Times New Roman" w:eastAsia="宋体"/>
+                <w:b w:val="0"/>
+                <w:sz w:val="20"/>
+              </w:rPr>
+              <w:t>图片替换放在转义</w:t>
+            </w:r>
+            <w:r>
+              <w:rPr>
+                <w:rFonts w:ascii="Times New Roman" w:hAnsi="Times New Roman" w:eastAsia="宋体"/>
+                <w:b/>
+                <w:sz w:val="20"/>
+              </w:rPr>
+              <w:t>之前</w:t>
+            </w:r>
+          </w:p>
+        </w:tc>
+        <w:tc>
+          <w:tcPr>
+            <w:tcW w:type="dxa" w:w="3022"/>
+          </w:tcPr>
+          <w:p>
+            <w:pPr>
+              <w:jc w:val="center"/>
+            </w:pPr>
+            <w:r/>
+            <w:r>
+              <w:rPr>
+                <w:rFonts w:ascii="Times New Roman" w:hAnsi="Times New Roman" w:eastAsia="宋体"/>
+                <w:b w:val="0"/>
+                <w:sz w:val="20"/>
+              </w:rPr>
+              <w:t xml:space="preserve">自己生成的 </w:t>
+            </w:r>
+            <w:r>
+              <w:rPr>
+                <w:rFonts w:ascii="Consolas" w:hAnsi="Consolas" w:eastAsia="宋体"/>
+                <w:b w:val="0"/>
+                <w:color w:val="A31D1D"/>
+                <w:sz w:val="19"/>
+              </w:rPr>
+              <w:t>&lt;img&gt;</w:t>
+            </w:r>
+            <w:r>
+              <w:rPr>
+                <w:rFonts w:ascii="Times New Roman" w:hAnsi="Times New Roman" w:eastAsia="宋体"/>
+                <w:b w:val="0"/>
+                <w:sz w:val="20"/>
+              </w:rPr>
+              <w:t xml:space="preserve"> 被二次转义 → </w:t>
+            </w:r>
+            <w:r>
+              <w:rPr>
+                <w:rFonts w:ascii="Times New Roman" w:hAnsi="Times New Roman" w:eastAsia="宋体"/>
+                <w:b/>
+                <w:sz w:val="20"/>
+              </w:rPr>
+              <w:t>图全不显示</w:t>
+            </w:r>
+            <w:r>
+              <w:rPr>
+                <w:rFonts w:ascii="Times New Roman" w:hAnsi="Times New Roman" w:eastAsia="宋体"/>
+                <w:b w:val="0"/>
+                <w:sz w:val="20"/>
+              </w:rPr>
+              <w:t>（不报错，只是空白）</w:t>
+            </w:r>
+          </w:p>
+        </w:tc>
+        <w:tc>
+          <w:tcPr>
+            <w:tcW w:type="dxa" w:w="3022"/>
+          </w:tcPr>
+          <w:p>
+            <w:pPr>
+              <w:jc w:val="center"/>
+            </w:pPr>
+            <w:r/>
+            <w:r>
+              <w:rPr>
+                <w:rFonts w:ascii="Times New Roman" w:hAnsi="Times New Roman" w:eastAsia="宋体"/>
+                <w:b w:val="0"/>
+                <w:sz w:val="20"/>
+              </w:rPr>
+              <w:t>顺序固定为「先转义、后替换」</w:t>
+            </w:r>
+          </w:p>
+        </w:tc>
+      </w:tr>
+      <w:tr>
+        <w:tc>
+          <w:tcPr>
+            <w:tcW w:type="dxa" w:w="3022"/>
+          </w:tcPr>
+          <w:p>
+            <w:pPr>
+              <w:jc w:val="center"/>
+            </w:pPr>
+            <w:r/>
+            <w:r>
+              <w:rPr>
+                <w:rFonts w:ascii="Consolas" w:hAnsi="Consolas" w:eastAsia="宋体"/>
+                <w:b w:val="0"/>
+                <w:color w:val="A31D1D"/>
+                <w:sz w:val="19"/>
+              </w:rPr>
+              <w:t>MD_IMG_RE</w:t>
+            </w:r>
+            <w:r>
+              <w:rPr>
+                <w:rFonts w:ascii="Times New Roman" w:hAnsi="Times New Roman" w:eastAsia="宋体"/>
+                <w:b w:val="0"/>
+                <w:sz w:val="20"/>
+              </w:rPr>
+              <w:t xml:space="preserve"> 只认 </w:t>
+            </w:r>
+            <w:r>
+              <w:rPr>
+                <w:rFonts w:ascii="Consolas" w:hAnsi="Consolas" w:eastAsia="宋体"/>
+                <w:b w:val="0"/>
+                <w:color w:val="A31D1D"/>
+                <w:sz w:val="19"/>
+              </w:rPr>
+              <w:t>https?://</w:t>
+            </w:r>
+          </w:p>
+        </w:tc>
+        <w:tc>
+          <w:tcPr>
+            <w:tcW w:type="dxa" w:w="3022"/>
+          </w:tcPr>
+          <w:p>
+            <w:pPr>
+              <w:jc w:val="center"/>
+            </w:pPr>
+            <w:r/>
+            <w:r>
+              <w:rPr>
+                <w:rFonts w:ascii="Times New Roman" w:hAnsi="Times New Roman" w:eastAsia="宋体"/>
+                <w:b w:val="0"/>
+                <w:sz w:val="20"/>
+              </w:rPr>
+              <w:t xml:space="preserve">重写后的 </w:t>
+            </w:r>
+            <w:r>
+              <w:rPr>
+                <w:rFonts w:ascii="Consolas" w:hAnsi="Consolas" w:eastAsia="宋体"/>
+                <w:b w:val="0"/>
+                <w:color w:val="A31D1D"/>
+                <w:sz w:val="19"/>
+              </w:rPr>
+              <w:t>/media/img/...</w:t>
+            </w:r>
+            <w:r>
+              <w:rPr>
+                <w:rFonts w:ascii="Times New Roman" w:hAnsi="Times New Roman" w:eastAsia="宋体"/>
+                <w:b w:val="0"/>
+                <w:sz w:val="20"/>
+              </w:rPr>
+              <w:t xml:space="preserve"> 匹配不上 → 页面出现字面 </w:t>
+            </w:r>
+            <w:r>
+              <w:rPr>
+                <w:rFonts w:ascii="Consolas" w:hAnsi="Consolas" w:eastAsia="宋体"/>
+                <w:b w:val="0"/>
+                <w:color w:val="A31D1D"/>
+                <w:sz w:val="19"/>
+              </w:rPr>
+              <w:t>![image](...)</w:t>
+            </w:r>
+          </w:p>
+        </w:tc>
+        <w:tc>
+          <w:tcPr>
+            <w:tcW w:type="dxa" w:w="3022"/>
+          </w:tcPr>
+          <w:p>
+            <w:pPr>
+              <w:jc w:val="center"/>
+            </w:pPr>
+            <w:r/>
+            <w:r>
+              <w:rPr>
+                <w:rFonts w:ascii="Times New Roman" w:hAnsi="Times New Roman" w:eastAsia="宋体"/>
+                <w:b w:val="0"/>
+                <w:sz w:val="20"/>
+              </w:rPr>
+              <w:t>两种前缀都认</w:t>
+            </w:r>
+          </w:p>
+        </w:tc>
+      </w:tr>
+      <w:tr>
+        <w:tc>
+          <w:tcPr>
+            <w:tcW w:type="dxa" w:w="3022"/>
+          </w:tcPr>
+          <w:p>
+            <w:pPr>
+              <w:jc w:val="center"/>
+            </w:pPr>
+            <w:r/>
+            <w:r>
+              <w:rPr>
+                <w:rFonts w:ascii="Times New Roman" w:hAnsi="Times New Roman" w:eastAsia="宋体"/>
+                <w:b w:val="0"/>
+                <w:sz w:val="20"/>
+              </w:rPr>
+              <w:t xml:space="preserve">占位标记用 </w:t>
+            </w:r>
+            <w:r>
+              <w:rPr>
+                <w:rFonts w:ascii="Consolas" w:hAnsi="Consolas" w:eastAsia="宋体"/>
+                <w:b w:val="0"/>
+                <w:color w:val="A31D1D"/>
+                <w:sz w:val="19"/>
+              </w:rPr>
+              <w:t>&lt;!-- --&gt;</w:t>
+            </w:r>
+          </w:p>
+        </w:tc>
+        <w:tc>
+          <w:tcPr>
+            <w:tcW w:type="dxa" w:w="3022"/>
+          </w:tcPr>
+          <w:p>
+            <w:pPr>
+              <w:jc w:val="center"/>
+            </w:pPr>
+            <w:r/>
+            <w:r>
+              <w:rPr>
+                <w:rFonts w:ascii="Times New Roman" w:hAnsi="Times New Roman" w:eastAsia="宋体"/>
+                <w:b w:val="0"/>
+                <w:sz w:val="20"/>
+              </w:rPr>
+              <w:t xml:space="preserve">被转义成 </w:t>
+            </w:r>
+            <w:r>
+              <w:rPr>
+                <w:rFonts w:ascii="Consolas" w:hAnsi="Consolas" w:eastAsia="宋体"/>
+                <w:b w:val="0"/>
+                <w:color w:val="A31D1D"/>
+                <w:sz w:val="19"/>
+              </w:rPr>
+              <w:t>&amp;lt;!-- --&amp;gt;</w:t>
+            </w:r>
+            <w:r>
+              <w:rPr>
+                <w:rFonts w:ascii="Times New Roman" w:hAnsi="Times New Roman" w:eastAsia="宋体"/>
+                <w:b w:val="0"/>
+                <w:sz w:val="20"/>
+              </w:rPr>
+              <w:t xml:space="preserve"> → 后续正则匹配不到；且只换 URL 会留下 </w:t>
+            </w:r>
+            <w:r>
+              <w:rPr>
+                <w:rFonts w:ascii="Consolas" w:hAnsi="Consolas" w:eastAsia="宋体"/>
+                <w:b w:val="0"/>
+                <w:color w:val="A31D1D"/>
+                <w:sz w:val="19"/>
+              </w:rPr>
+              <w:t>![alt](</w:t>
+            </w:r>
+            <w:r>
+              <w:rPr>
+                <w:rFonts w:ascii="Times New Roman" w:hAnsi="Times New Roman" w:eastAsia="宋体"/>
+                <w:b w:val="0"/>
+                <w:sz w:val="20"/>
+              </w:rPr>
+              <w:t xml:space="preserve"> 半截源码</w:t>
+            </w:r>
+          </w:p>
+        </w:tc>
+        <w:tc>
+          <w:tcPr>
+            <w:tcW w:type="dxa" w:w="3022"/>
+          </w:tcPr>
+          <w:p>
+            <w:pPr>
+              <w:jc w:val="center"/>
+            </w:pPr>
+            <w:r/>
+            <w:r>
+              <w:rPr>
+                <w:rFonts w:ascii="Times New Roman" w:hAnsi="Times New Roman" w:eastAsia="宋体"/>
+                <w:b w:val="0"/>
+                <w:sz w:val="20"/>
+              </w:rPr>
+              <w:t xml:space="preserve">改用 </w:t>
+            </w:r>
+            <w:r>
+              <w:rPr>
+                <w:rFonts w:ascii="Consolas" w:hAnsi="Consolas" w:eastAsia="宋体"/>
+                <w:b w:val="0"/>
+                <w:color w:val="A31D1D"/>
+                <w:sz w:val="19"/>
+              </w:rPr>
+              <w:t>@@LZKG_IMG:xxx@@</w:t>
+            </w:r>
+            <w:r>
+              <w:rPr>
+                <w:rFonts w:ascii="Times New Roman" w:hAnsi="Times New Roman" w:eastAsia="宋体"/>
+                <w:b w:val="0"/>
+                <w:sz w:val="20"/>
+              </w:rPr>
+              <w:t>，替换</w:t>
+            </w:r>
+            <w:r>
+              <w:rPr>
+                <w:rFonts w:ascii="Times New Roman" w:hAnsi="Times New Roman" w:eastAsia="宋体"/>
+                <w:b/>
+                <w:sz w:val="20"/>
+              </w:rPr>
+              <w:t>整段</w:t>
+            </w:r>
+            <w:r>
+              <w:rPr>
+                <w:rFonts w:ascii="Times New Roman" w:hAnsi="Times New Roman" w:eastAsia="宋体"/>
+                <w:b w:val="0"/>
+                <w:sz w:val="20"/>
+              </w:rPr>
+              <w:t>语法</w:t>
+            </w:r>
+          </w:p>
+        </w:tc>
+      </w:tr>
+      <w:tr>
+        <w:tc>
+          <w:tcPr>
+            <w:tcW w:type="dxa" w:w="3022"/>
+          </w:tcPr>
+          <w:p>
+            <w:pPr>
+              <w:jc w:val="center"/>
+            </w:pPr>
+            <w:r/>
+            <w:r>
+              <w:rPr>
+                <w:rFonts w:ascii="Consolas" w:hAnsi="Consolas" w:eastAsia="宋体"/>
+                <w:b w:val="0"/>
+                <w:color w:val="A31D1D"/>
+                <w:sz w:val="19"/>
+              </w:rPr>
+              <w:t>filename="中文.pdf"</w:t>
+            </w:r>
+          </w:p>
+        </w:tc>
+        <w:tc>
+          <w:tcPr>
+            <w:tcW w:type="dxa" w:w="3022"/>
+          </w:tcPr>
+          <w:p>
+            <w:pPr>
+              <w:jc w:val="center"/>
+            </w:pPr>
+            <w:r/>
+            <w:r>
+              <w:rPr>
+                <w:rFonts w:ascii="Times New Roman" w:hAnsi="Times New Roman" w:eastAsia="宋体"/>
+                <w:b w:val="0"/>
+                <w:sz w:val="20"/>
+              </w:rPr>
+              <w:t>latin-1 编码报错 → PDF 端点 500</w:t>
+            </w:r>
+          </w:p>
+        </w:tc>
+        <w:tc>
+          <w:tcPr>
+            <w:tcW w:type="dxa" w:w="3022"/>
+          </w:tcPr>
+          <w:p>
+            <w:pPr>
+              <w:jc w:val="center"/>
+            </w:pPr>
+            <w:r/>
+            <w:r>
+              <w:rPr>
+                <w:rFonts w:ascii="Times New Roman" w:hAnsi="Times New Roman" w:eastAsia="宋体"/>
+                <w:b w:val="0"/>
+                <w:sz w:val="20"/>
+              </w:rPr>
+              <w:t>RFC 5987：</w:t>
+            </w:r>
+            <w:r>
+              <w:rPr>
+                <w:rFonts w:ascii="Consolas" w:hAnsi="Consolas" w:eastAsia="宋体"/>
+                <w:b w:val="0"/>
+                <w:color w:val="A31D1D"/>
+                <w:sz w:val="19"/>
+              </w:rPr>
+              <w:t>filename*=UTF-8''</w:t>
+            </w:r>
+          </w:p>
+        </w:tc>
+      </w:tr>
+      <w:tr>
+        <w:tc>
+          <w:tcPr>
+            <w:tcW w:type="dxa" w:w="3022"/>
+          </w:tcPr>
+          <w:p>
+            <w:pPr>
+              <w:jc w:val="center"/>
+            </w:pPr>
+            <w:r/>
+            <w:r>
+              <w:rPr>
+                <w:rFonts w:ascii="Consolas" w:hAnsi="Consolas" w:eastAsia="宋体"/>
+                <w:b w:val="0"/>
+                <w:color w:val="A31D1D"/>
+                <w:sz w:val="19"/>
+              </w:rPr>
+              <w:t>api_raw</w:t>
+            </w:r>
+            <w:r>
+              <w:rPr>
+                <w:rFonts w:ascii="Times New Roman" w:hAnsi="Times New Roman" w:eastAsia="宋体"/>
+                <w:b w:val="0"/>
+                <w:sz w:val="20"/>
+              </w:rPr>
+              <w:t xml:space="preserve"> import </w:t>
+            </w:r>
+            <w:r>
+              <w:rPr>
+                <w:rFonts w:ascii="Consolas" w:hAnsi="Consolas" w:eastAsia="宋体"/>
+                <w:b w:val="0"/>
+                <w:color w:val="A31D1D"/>
+                <w:sz w:val="19"/>
+              </w:rPr>
+              <w:t>api_v2</w:t>
+            </w:r>
+          </w:p>
+        </w:tc>
+        <w:tc>
+          <w:tcPr>
+            <w:tcW w:type="dxa" w:w="3022"/>
+          </w:tcPr>
+          <w:p>
+            <w:pPr>
+              <w:jc w:val="center"/>
+            </w:pPr>
+            <w:r/>
+            <w:r>
+              <w:rPr>
+                <w:rFonts w:ascii="Times New Roman" w:hAnsi="Times New Roman" w:eastAsia="宋体"/>
+                <w:b/>
+                <w:sz w:val="20"/>
+              </w:rPr>
+              <w:t>循环依赖</w:t>
+            </w:r>
+            <w:r>
+              <w:rPr>
+                <w:rFonts w:ascii="Times New Roman" w:hAnsi="Times New Roman" w:eastAsia="宋体"/>
+                <w:b w:val="0"/>
+                <w:sz w:val="20"/>
+              </w:rPr>
+              <w:t>（</w:t>
+            </w:r>
+            <w:r>
+              <w:rPr>
+                <w:rFonts w:ascii="Consolas" w:hAnsi="Consolas" w:eastAsia="宋体"/>
+                <w:b w:val="0"/>
+                <w:color w:val="A31D1D"/>
+                <w:sz w:val="19"/>
+              </w:rPr>
+              <w:t>app.py</w:t>
+            </w:r>
+            <w:r>
+              <w:rPr>
+                <w:rFonts w:ascii="Times New Roman" w:hAnsi="Times New Roman" w:eastAsia="宋体"/>
+                <w:b w:val="0"/>
+                <w:sz w:val="20"/>
+              </w:rPr>
+              <w:t xml:space="preserve"> 要 import </w:t>
+            </w:r>
+            <w:r>
+              <w:rPr>
+                <w:rFonts w:ascii="Consolas" w:hAnsi="Consolas" w:eastAsia="宋体"/>
+                <w:b w:val="0"/>
+                <w:color w:val="A31D1D"/>
+                <w:sz w:val="19"/>
+              </w:rPr>
+              <w:t>api_raw</w:t>
+            </w:r>
+            <w:r>
+              <w:rPr>
+                <w:rFonts w:ascii="Times New Roman" w:hAnsi="Times New Roman" w:eastAsia="宋体"/>
+                <w:b w:val="0"/>
+                <w:sz w:val="20"/>
+              </w:rPr>
+              <w:t>）</w:t>
+            </w:r>
+          </w:p>
+        </w:tc>
+        <w:tc>
+          <w:tcPr>
+            <w:tcW w:type="dxa" w:w="3022"/>
+          </w:tcPr>
+          <w:p>
+            <w:pPr>
+              <w:jc w:val="center"/>
+            </w:pPr>
+            <w:r/>
+            <w:r>
+              <w:rPr>
+                <w:rFonts w:ascii="Consolas" w:hAnsi="Consolas" w:eastAsia="宋体"/>
+                <w:b w:val="0"/>
+                <w:color w:val="A31D1D"/>
+                <w:sz w:val="19"/>
+              </w:rPr>
+              <w:t>require_admin</w:t>
+            </w:r>
+            <w:r>
+              <w:rPr>
+                <w:rFonts w:ascii="Times New Roman" w:hAnsi="Times New Roman" w:eastAsia="宋体"/>
+                <w:b w:val="0"/>
+                <w:sz w:val="20"/>
+              </w:rPr>
+              <w:t xml:space="preserve"> / </w:t>
+            </w:r>
+            <w:r>
+              <w:rPr>
+                <w:rFonts w:ascii="Consolas" w:hAnsi="Consolas" w:eastAsia="宋体"/>
+                <w:b w:val="0"/>
+                <w:color w:val="A31D1D"/>
+                <w:sz w:val="19"/>
+              </w:rPr>
+              <w:t>require_login</w:t>
+            </w:r>
+            <w:r>
+              <w:rPr>
+                <w:rFonts w:ascii="Times New Roman" w:hAnsi="Times New Roman" w:eastAsia="宋体"/>
+                <w:b w:val="0"/>
+                <w:sz w:val="20"/>
+              </w:rPr>
+              <w:t xml:space="preserve"> 下沉到 </w:t>
+            </w:r>
+            <w:r>
+              <w:rPr>
+                <w:rFonts w:ascii="Consolas" w:hAnsi="Consolas" w:eastAsia="宋体"/>
+                <w:b w:val="0"/>
+                <w:color w:val="A31D1D"/>
+                <w:sz w:val="19"/>
+              </w:rPr>
+              <w:t>auth.py</w:t>
+            </w:r>
+          </w:p>
+        </w:tc>
+      </w:tr>
+      <w:tr>
+        <w:tc>
+          <w:tcPr>
+            <w:tcW w:type="dxa" w:w="3022"/>
+          </w:tcPr>
+          <w:p>
+            <w:pPr>
+              <w:jc w:val="center"/>
+            </w:pPr>
+            <w:r/>
+            <w:r>
+              <w:rPr>
+                <w:rFonts w:ascii="Times New Roman" w:hAnsi="Times New Roman" w:eastAsia="宋体"/>
+                <w:b w:val="0"/>
+                <w:sz w:val="20"/>
+              </w:rPr>
+              <w:t xml:space="preserve">导出复用 </w:t>
+            </w:r>
+            <w:r>
+              <w:rPr>
+                <w:rFonts w:ascii="Consolas" w:hAnsi="Consolas" w:eastAsia="宋体"/>
+                <w:b w:val="0"/>
+                <w:color w:val="A31D1D"/>
+                <w:sz w:val="19"/>
+              </w:rPr>
+              <w:t>_query_lits</w:t>
+            </w:r>
+            <w:r>
+              <w:rPr>
+                <w:rFonts w:ascii="Times New Roman" w:hAnsi="Times New Roman" w:eastAsia="宋体"/>
+                <w:b w:val="0"/>
+                <w:sz w:val="20"/>
+              </w:rPr>
+              <w:t xml:space="preserve"> 忘了 </w:t>
+            </w:r>
+            <w:r>
+              <w:rPr>
+                <w:rFonts w:ascii="Consolas" w:hAnsi="Consolas" w:eastAsia="宋体"/>
+                <w:b w:val="0"/>
+                <w:color w:val="A31D1D"/>
+                <w:sz w:val="19"/>
+              </w:rPr>
+              <w:t>all_rows=True</w:t>
+            </w:r>
+          </w:p>
+        </w:tc>
+        <w:tc>
+          <w:tcPr>
+            <w:tcW w:type="dxa" w:w="3022"/>
+          </w:tcPr>
+          <w:p>
+            <w:pPr>
+              <w:jc w:val="center"/>
+            </w:pPr>
+            <w:r/>
+            <w:r>
+              <w:rPr>
+                <w:rFonts w:ascii="Times New Roman" w:hAnsi="Times New Roman" w:eastAsia="宋体"/>
+                <w:b w:val="0"/>
+                <w:sz w:val="20"/>
+              </w:rPr>
+              <w:t xml:space="preserve">结果被 </w:t>
+            </w:r>
+            <w:r>
+              <w:rPr>
+                <w:rFonts w:ascii="Times New Roman" w:hAnsi="Times New Roman" w:eastAsia="宋体"/>
+                <w:b/>
+                <w:sz w:val="20"/>
+              </w:rPr>
+              <w:t>100 条上限</w:t>
+            </w:r>
+            <w:r>
+              <w:rPr>
+                <w:rFonts w:ascii="Times New Roman" w:hAnsi="Times New Roman" w:eastAsia="宋体"/>
+                <w:b w:val="0"/>
+                <w:sz w:val="20"/>
+              </w:rPr>
+              <w:t>压扁（不报错）</w:t>
+            </w:r>
+          </w:p>
+        </w:tc>
+        <w:tc>
+          <w:tcPr>
+            <w:tcW w:type="dxa" w:w="3022"/>
+          </w:tcPr>
+          <w:p>
+            <w:pPr>
+              <w:jc w:val="center"/>
+            </w:pPr>
+            <w:r/>
+            <w:r>
+              <w:rPr>
+                <w:rFonts w:ascii="Times New Roman" w:hAnsi="Times New Roman" w:eastAsia="宋体"/>
+                <w:b w:val="0"/>
+                <w:sz w:val="20"/>
+              </w:rPr>
+              <w:t xml:space="preserve">传 </w:t>
+            </w:r>
+            <w:r>
+              <w:rPr>
+                <w:rFonts w:ascii="Consolas" w:hAnsi="Consolas" w:eastAsia="宋体"/>
+                <w:b w:val="0"/>
+                <w:color w:val="A31D1D"/>
+                <w:sz w:val="19"/>
+              </w:rPr>
+              <w:t>all_rows=True</w:t>
+            </w:r>
+            <w:r>
+              <w:rPr>
+                <w:rFonts w:ascii="Times New Roman" w:hAnsi="Times New Roman" w:eastAsia="宋体"/>
+                <w:b w:val="0"/>
+                <w:sz w:val="20"/>
+              </w:rPr>
+              <w:t xml:space="preserve">；实测导出 </w:t>
+            </w:r>
+            <w:r>
+              <w:rPr>
+                <w:rFonts w:ascii="Times New Roman" w:hAnsi="Times New Roman" w:eastAsia="宋体"/>
+                <w:b/>
+                <w:sz w:val="20"/>
+              </w:rPr>
+              <w:t>200 篇 / 3 883 636 字节</w:t>
+            </w:r>
+          </w:p>
+        </w:tc>
+      </w:tr>
+    </w:tbl>
+    <w:p/>
+    <w:p>
+      <w:pPr>
+        <w:pStyle w:val="Heading3"/>
+        <w:spacing w:before="200" w:after="120"/>
+      </w:pPr>
+      <w:r>
+        <w:rPr>
+          <w:rFonts w:ascii="Times New Roman" w:hAnsi="Times New Roman" w:eastAsia="黑体"/>
+          <w:b/>
+          <w:sz w:val="25"/>
+        </w:rPr>
+        <w:t>5.24 判据</w:t>
+      </w:r>
+    </w:p>
+    <w:p>
+      <w:r>
+        <w:rPr>
+          <w:rFonts w:ascii="Times New Roman" w:hAnsi="Times New Roman" w:eastAsia="宋体"/>
+          <w:b w:val="0"/>
+          <w:sz w:val="22"/>
+        </w:rPr>
+        <w:t xml:space="preserve">新增 </w:t>
+      </w:r>
+      <w:r>
+        <w:rPr>
+          <w:rFonts w:ascii="Consolas" w:hAnsi="Consolas" w:eastAsia="宋体"/>
+          <w:b w:val="0"/>
+          <w:color w:val="A31D1D"/>
+          <w:sz w:val="21"/>
+        </w:rPr>
+        <w:t>tests/test_rawtext.py</w:t>
+      </w:r>
+      <w:r>
+        <w:rPr>
+          <w:rFonts w:ascii="Times New Roman" w:hAnsi="Times New Roman" w:eastAsia="宋体"/>
+          <w:b w:val="0"/>
+          <w:sz w:val="22"/>
+        </w:rPr>
+        <w:t xml:space="preserve"> </w:t>
+      </w:r>
+      <w:r>
+        <w:rPr>
+          <w:rFonts w:ascii="Times New Roman" w:hAnsi="Times New Roman" w:eastAsia="宋体"/>
+          <w:b/>
+          <w:sz w:val="22"/>
+        </w:rPr>
+        <w:t>97 项</w:t>
+      </w:r>
+      <w:r>
+        <w:rPr>
+          <w:rFonts w:ascii="Times New Roman" w:hAnsi="Times New Roman" w:eastAsia="宋体"/>
+          <w:b w:val="0"/>
+          <w:sz w:val="22"/>
+        </w:rPr>
+        <w:t xml:space="preserve">：PDF/MD 端点状态码与字节数、附件下载头、 图版重写实测真值、MD 渲染零 CDN 残留、XML 23 字段往返一致、导出篇数、预检只报差异不写库。 既有 </w:t>
+      </w:r>
+      <w:r>
+        <w:rPr>
+          <w:rFonts w:ascii="Consolas" w:hAnsi="Consolas" w:eastAsia="宋体"/>
+          <w:b w:val="0"/>
+          <w:color w:val="A31D1D"/>
+          <w:sz w:val="21"/>
+        </w:rPr>
+        <w:t>test_all.py</w:t>
+      </w:r>
+      <w:r>
+        <w:rPr>
+          <w:rFonts w:ascii="Times New Roman" w:hAnsi="Times New Roman" w:eastAsia="宋体"/>
+          <w:b w:val="0"/>
+          <w:sz w:val="22"/>
+        </w:rPr>
+        <w:t xml:space="preserve"> 169 项 + </w:t>
+      </w:r>
+      <w:r>
+        <w:rPr>
+          <w:rFonts w:ascii="Consolas" w:hAnsi="Consolas" w:eastAsia="宋体"/>
+          <w:b w:val="0"/>
+          <w:color w:val="A31D1D"/>
+          <w:sz w:val="21"/>
+        </w:rPr>
+        <w:t>test_graphview.py</w:t>
+      </w:r>
+      <w:r>
+        <w:rPr>
+          <w:rFonts w:ascii="Times New Roman" w:hAnsi="Times New Roman" w:eastAsia="宋体"/>
+          <w:b w:val="0"/>
+          <w:sz w:val="22"/>
+        </w:rPr>
+        <w:t xml:space="preserve"> 48 项</w:t>
+      </w:r>
+      <w:r>
+        <w:rPr>
+          <w:rFonts w:ascii="Times New Roman" w:hAnsi="Times New Roman" w:eastAsia="宋体"/>
+          <w:b/>
+          <w:sz w:val="22"/>
+        </w:rPr>
+        <w:t>无回归</w:t>
+      </w:r>
+      <w:r>
+        <w:rPr>
+          <w:rFonts w:ascii="Times New Roman" w:hAnsi="Times New Roman" w:eastAsia="宋体"/>
+          <w:b w:val="0"/>
+          <w:sz w:val="22"/>
+        </w:rPr>
+        <w:t xml:space="preserve">，本轮合计 </w:t>
+      </w:r>
+      <w:r>
+        <w:rPr>
+          <w:rFonts w:ascii="Times New Roman" w:hAnsi="Times New Roman" w:eastAsia="宋体"/>
+          <w:b/>
+          <w:sz w:val="22"/>
+        </w:rPr>
+        <w:t>314 项全通过</w:t>
+      </w:r>
+      <w:r>
+        <w:rPr>
+          <w:rFonts w:ascii="Times New Roman" w:hAnsi="Times New Roman" w:eastAsia="宋体"/>
+          <w:b w:val="0"/>
+          <w:sz w:val="22"/>
+        </w:rPr>
+        <w:t>。</w:t>
       </w:r>
     </w:p>
     <w:p>

--- a/_报告/良渚文献目录站_构建报告_20261028_含公网上线.docx
+++ b/_报告/良渚文献目录站_构建报告_20261028_含公网上线.docx
@@ -19596,6 +19596,1232 @@
           <w:sz w:val="22"/>
         </w:rPr>
         <w:t>。</w:t>
+      </w:r>
+    </w:p>
+    <w:p>
+      <w:pPr>
+        <w:pStyle w:val="Heading2"/>
+        <w:spacing w:before="280" w:after="120"/>
+      </w:pPr>
+      <w:r>
+        <w:rPr>
+          <w:rFonts w:ascii="Times New Roman" w:hAnsi="Times New Roman" w:eastAsia="黑体"/>
+          <w:b/>
+          <w:sz w:val="30"/>
+        </w:rPr>
+        <w:t>五之七、v3.7 新增：收藏页的两层检索</w:t>
+      </w:r>
+    </w:p>
+    <w:p>
+      <w:pPr>
+        <w:pStyle w:val="Heading3"/>
+        <w:spacing w:before="200" w:after="120"/>
+      </w:pPr>
+      <w:r>
+        <w:rPr>
+          <w:rFonts w:ascii="Times New Roman" w:hAnsi="Times New Roman" w:eastAsia="黑体"/>
+          <w:b/>
+          <w:sz w:val="25"/>
+        </w:rPr>
+        <w:t>5.25 要解决的问题</w:t>
+      </w:r>
+    </w:p>
+    <w:p>
+      <w:r>
+        <w:rPr>
+          <w:rFonts w:ascii="Times New Roman" w:hAnsi="Times New Roman" w:eastAsia="宋体"/>
+          <w:b w:val="0"/>
+          <w:sz w:val="22"/>
+        </w:rPr>
+        <w:t>用户提出：「</w:t>
+      </w:r>
+      <w:r>
+        <w:rPr>
+          <w:rFonts w:ascii="Times New Roman" w:hAnsi="Times New Roman" w:eastAsia="宋体"/>
+          <w:b/>
+          <w:sz w:val="22"/>
+        </w:rPr>
+        <w:t>收藏界面建议也制作一个检索功能</w:t>
+      </w:r>
+      <w:r>
+        <w:rPr>
+          <w:rFonts w:ascii="Times New Roman" w:hAnsi="Times New Roman" w:eastAsia="宋体"/>
+          <w:b w:val="0"/>
+          <w:sz w:val="22"/>
+        </w:rPr>
+        <w:t>」。</w:t>
+      </w:r>
+    </w:p>
+    <w:p>
+      <w:r>
+        <w:rPr>
+          <w:rFonts w:ascii="Times New Roman" w:hAnsi="Times New Roman" w:eastAsia="宋体"/>
+          <w:b w:val="0"/>
+          <w:sz w:val="22"/>
+        </w:rPr>
+        <w:t>收藏页原来只有一张平铺列表（题名 / 备注 / 收藏时间），收藏一多就没法找。 问卷确认了方向：「</w:t>
+      </w:r>
+      <w:r>
+        <w:rPr>
+          <w:rFonts w:ascii="Times New Roman" w:hAnsi="Times New Roman" w:eastAsia="宋体"/>
+          <w:b/>
+          <w:sz w:val="22"/>
+        </w:rPr>
+        <w:t>两层都要：先按题名备注筛，再对结果做全文检索</w:t>
+      </w:r>
+      <w:r>
+        <w:rPr>
+          <w:rFonts w:ascii="Times New Roman" w:hAnsi="Times New Roman" w:eastAsia="宋体"/>
+          <w:b w:val="0"/>
+          <w:sz w:val="22"/>
+        </w:rPr>
+        <w:t>」。</w:t>
+      </w:r>
+    </w:p>
+    <w:p>
+      <w:pPr>
+        <w:pStyle w:val="Heading3"/>
+        <w:spacing w:before="200" w:after="120"/>
+      </w:pPr>
+      <w:r>
+        <w:rPr>
+          <w:rFonts w:ascii="Times New Roman" w:hAnsi="Times New Roman" w:eastAsia="黑体"/>
+          <w:b/>
+          <w:sz w:val="25"/>
+        </w:rPr>
+        <w:t>5.26 做了什么</w:t>
+      </w:r>
+    </w:p>
+    <w:p>
+      <w:r>
+        <w:rPr>
+          <w:rFonts w:ascii="Times New Roman" w:hAnsi="Times New Roman" w:eastAsia="宋体"/>
+          <w:b/>
+          <w:sz w:val="22"/>
+        </w:rPr>
+        <w:t>后端</w:t>
+      </w:r>
+      <w:r>
+        <w:rPr>
+          <w:rFonts w:ascii="Times New Roman" w:hAnsi="Times New Roman" w:eastAsia="宋体"/>
+          <w:b w:val="0"/>
+          <w:sz w:val="22"/>
+        </w:rPr>
+        <w:t>：</w:t>
+      </w:r>
+      <w:r>
+        <w:rPr>
+          <w:rFonts w:ascii="Consolas" w:hAnsi="Consolas" w:eastAsia="宋体"/>
+          <w:b w:val="0"/>
+          <w:color w:val="A31D1D"/>
+          <w:sz w:val="21"/>
+        </w:rPr>
+        <w:t>GET /api/favorites</w:t>
+      </w:r>
+      <w:r>
+        <w:rPr>
+          <w:rFonts w:ascii="Times New Roman" w:hAnsi="Times New Roman" w:eastAsia="宋体"/>
+          <w:b w:val="0"/>
+          <w:sz w:val="22"/>
+        </w:rPr>
+        <w:t xml:space="preserve"> 新增两个查询参数（</w:t>
+      </w:r>
+      <w:r>
+        <w:rPr>
+          <w:rFonts w:ascii="Times New Roman" w:hAnsi="Times New Roman" w:eastAsia="宋体"/>
+          <w:b/>
+          <w:sz w:val="22"/>
+        </w:rPr>
+        <w:t>向后兼容</w:t>
+      </w:r>
+      <w:r>
+        <w:rPr>
+          <w:rFonts w:ascii="Times New Roman" w:hAnsi="Times New Roman" w:eastAsia="宋体"/>
+          <w:b w:val="0"/>
+          <w:sz w:val="22"/>
+        </w:rPr>
+        <w:t>，不传即旧行为）：</w:t>
+      </w:r>
+    </w:p>
+    <w:tbl>
+      <w:tblPr>
+        <w:tblStyle w:val="TableGrid"/>
+        <w:tblW w:type="auto" w:w="0"/>
+        <w:jc w:val="center"/>
+        <w:tblLook w:firstColumn="1" w:firstRow="1" w:lastColumn="0" w:lastRow="0" w:noHBand="0" w:noVBand="1" w:val="04A0"/>
+      </w:tblPr>
+      <w:tblGrid>
+        <w:gridCol w:w="4533"/>
+        <w:gridCol w:w="4533"/>
+      </w:tblGrid>
+      <w:tr>
+        <w:tc>
+          <w:tcPr>
+            <w:tcW w:type="dxa" w:w="4533"/>
+          </w:tcPr>
+          <w:p>
+            <w:pPr>
+              <w:jc w:val="center"/>
+            </w:pPr>
+            <w:r>
+              <w:rPr>
+                <w:b/>
+              </w:rPr>
+            </w:r>
+            <w:r>
+              <w:rPr>
+                <w:rFonts w:ascii="Times New Roman" w:hAnsi="Times New Roman" w:eastAsia="宋体"/>
+                <w:b/>
+                <w:sz w:val="20"/>
+              </w:rPr>
+              <w:t>参数</w:t>
+            </w:r>
+          </w:p>
+        </w:tc>
+        <w:tc>
+          <w:tcPr>
+            <w:tcW w:type="dxa" w:w="4533"/>
+          </w:tcPr>
+          <w:p>
+            <w:pPr>
+              <w:jc w:val="center"/>
+            </w:pPr>
+            <w:r>
+              <w:rPr>
+                <w:b/>
+              </w:rPr>
+            </w:r>
+            <w:r>
+              <w:rPr>
+                <w:rFonts w:ascii="Times New Roman" w:hAnsi="Times New Roman" w:eastAsia="宋体"/>
+                <w:b/>
+                <w:sz w:val="20"/>
+              </w:rPr>
+              <w:t>做什么</w:t>
+            </w:r>
+          </w:p>
+        </w:tc>
+      </w:tr>
+      <w:tr>
+        <w:tc>
+          <w:tcPr>
+            <w:tcW w:type="dxa" w:w="4533"/>
+          </w:tcPr>
+          <w:p>
+            <w:pPr>
+              <w:jc w:val="center"/>
+            </w:pPr>
+            <w:r/>
+            <w:r>
+              <w:rPr>
+                <w:rFonts w:ascii="Consolas" w:hAnsi="Consolas" w:eastAsia="宋体"/>
+                <w:b w:val="0"/>
+                <w:color w:val="A31D1D"/>
+                <w:sz w:val="19"/>
+              </w:rPr>
+              <w:t>t</w:t>
+            </w:r>
+          </w:p>
+        </w:tc>
+        <w:tc>
+          <w:tcPr>
+            <w:tcW w:type="dxa" w:w="4533"/>
+          </w:tcPr>
+          <w:p>
+            <w:pPr>
+              <w:jc w:val="center"/>
+            </w:pPr>
+            <w:r/>
+            <w:r>
+              <w:rPr>
+                <w:rFonts w:ascii="Times New Roman" w:hAnsi="Times New Roman" w:eastAsia="宋体"/>
+                <w:b/>
+                <w:sz w:val="20"/>
+              </w:rPr>
+              <w:t>题名 / 备注</w:t>
+            </w:r>
+            <w:r>
+              <w:rPr>
+                <w:rFonts w:ascii="Times New Roman" w:hAnsi="Times New Roman" w:eastAsia="宋体"/>
+                <w:b w:val="0"/>
+                <w:sz w:val="20"/>
+              </w:rPr>
+              <w:t>的本地快速筛（多词 AND，忽略大小写）</w:t>
+            </w:r>
+          </w:p>
+        </w:tc>
+      </w:tr>
+      <w:tr>
+        <w:tc>
+          <w:tcPr>
+            <w:tcW w:type="dxa" w:w="4533"/>
+          </w:tcPr>
+          <w:p>
+            <w:pPr>
+              <w:jc w:val="center"/>
+            </w:pPr>
+            <w:r/>
+            <w:r>
+              <w:rPr>
+                <w:rFonts w:ascii="Consolas" w:hAnsi="Consolas" w:eastAsia="宋体"/>
+                <w:b w:val="0"/>
+                <w:color w:val="A31D1D"/>
+                <w:sz w:val="19"/>
+              </w:rPr>
+              <w:t>q</w:t>
+            </w:r>
+          </w:p>
+        </w:tc>
+        <w:tc>
+          <w:tcPr>
+            <w:tcW w:type="dxa" w:w="4533"/>
+          </w:tcPr>
+          <w:p>
+            <w:pPr>
+              <w:jc w:val="center"/>
+            </w:pPr>
+            <w:r/>
+            <w:r>
+              <w:rPr>
+                <w:rFonts w:ascii="Times New Roman" w:hAnsi="Times New Roman" w:eastAsia="宋体"/>
+                <w:b/>
+                <w:sz w:val="20"/>
+              </w:rPr>
+              <w:t>全文检索</w:t>
+            </w:r>
+            <w:r>
+              <w:rPr>
+                <w:rFonts w:ascii="Times New Roman" w:hAnsi="Times New Roman" w:eastAsia="宋体"/>
+                <w:b w:val="0"/>
+                <w:sz w:val="20"/>
+              </w:rPr>
+              <w:t>（题名/摘要/关键词/正文，走 FTS5；短词自动降级 LIKE）</w:t>
+            </w:r>
+          </w:p>
+        </w:tc>
+      </w:tr>
+    </w:tbl>
+    <w:p/>
+    <w:p>
+      <w:pPr>
+        <w:spacing w:after="80"/>
+        <w:ind w:left="425" w:hanging="425"/>
+      </w:pPr>
+      <w:r>
+        <w:rPr>
+          <w:rFonts w:ascii="Times New Roman" w:hAnsi="Times New Roman" w:eastAsia="宋体"/>
+          <w:b w:val="0"/>
+          <w:sz w:val="22"/>
+        </w:rPr>
+        <w:t xml:space="preserve">· </w:t>
+      </w:r>
+      <w:r>
+        <w:rPr>
+          <w:rFonts w:ascii="Times New Roman" w:hAnsi="Times New Roman" w:eastAsia="宋体"/>
+          <w:b/>
+          <w:sz w:val="22"/>
+        </w:rPr>
+        <w:t>两层是 AND 关系</w:t>
+      </w:r>
+      <w:r>
+        <w:rPr>
+          <w:rFonts w:ascii="Times New Roman" w:hAnsi="Times New Roman" w:eastAsia="宋体"/>
+          <w:b w:val="0"/>
+          <w:sz w:val="22"/>
+        </w:rPr>
+        <w:t>：先按题名/备注筛，再在剩下的收藏里做全文检索</w:t>
+      </w:r>
+    </w:p>
+    <w:p>
+      <w:pPr>
+        <w:spacing w:after="80"/>
+        <w:ind w:left="425" w:hanging="425"/>
+      </w:pPr>
+      <w:r>
+        <w:rPr>
+          <w:rFonts w:ascii="Times New Roman" w:hAnsi="Times New Roman" w:eastAsia="宋体"/>
+          <w:b w:val="0"/>
+          <w:sz w:val="22"/>
+        </w:rPr>
+        <w:t xml:space="preserve">· 返回 </w:t>
+      </w:r>
+      <w:r>
+        <w:rPr>
+          <w:rFonts w:ascii="Consolas" w:hAnsi="Consolas" w:eastAsia="宋体"/>
+          <w:b w:val="0"/>
+          <w:color w:val="A31D1D"/>
+          <w:sz w:val="21"/>
+        </w:rPr>
+        <w:t>{items, total, matched, filters, mode}</w:t>
+      </w:r>
+      <w:r>
+        <w:rPr>
+          <w:rFonts w:ascii="Times New Roman" w:hAnsi="Times New Roman" w:eastAsia="宋体"/>
+          <w:b w:val="0"/>
+          <w:sz w:val="22"/>
+        </w:rPr>
+        <w:t>：</w:t>
+      </w:r>
+      <w:r>
+        <w:rPr>
+          <w:rFonts w:ascii="Consolas" w:hAnsi="Consolas" w:eastAsia="宋体"/>
+          <w:b w:val="0"/>
+          <w:color w:val="A31D1D"/>
+          <w:sz w:val="21"/>
+        </w:rPr>
+        <w:t>total</w:t>
+      </w:r>
+      <w:r>
+        <w:rPr>
+          <w:rFonts w:ascii="Times New Roman" w:hAnsi="Times New Roman" w:eastAsia="宋体"/>
+          <w:b w:val="0"/>
+          <w:sz w:val="22"/>
+        </w:rPr>
+        <w:t xml:space="preserve"> 是收藏总数（未筛选前）、</w:t>
+      </w:r>
+    </w:p>
+    <w:p>
+      <w:r>
+        <w:rPr>
+          <w:rFonts w:ascii="Consolas" w:hAnsi="Consolas" w:eastAsia="宋体"/>
+          <w:b w:val="0"/>
+          <w:color w:val="A31D1D"/>
+          <w:sz w:val="21"/>
+        </w:rPr>
+        <w:t>matched</w:t>
+      </w:r>
+      <w:r>
+        <w:rPr>
+          <w:rFonts w:ascii="Times New Roman" w:hAnsi="Times New Roman" w:eastAsia="宋体"/>
+          <w:b w:val="0"/>
+          <w:sz w:val="22"/>
+        </w:rPr>
+        <w:t xml:space="preserve"> 是当前匹配数、</w:t>
+      </w:r>
+      <w:r>
+        <w:rPr>
+          <w:rFonts w:ascii="Consolas" w:hAnsi="Consolas" w:eastAsia="宋体"/>
+          <w:b w:val="0"/>
+          <w:color w:val="A31D1D"/>
+          <w:sz w:val="21"/>
+        </w:rPr>
+        <w:t>mode</w:t>
+      </w:r>
+      <w:r>
+        <w:rPr>
+          <w:rFonts w:ascii="Times New Roman" w:hAnsi="Times New Roman" w:eastAsia="宋体"/>
+          <w:b w:val="0"/>
+          <w:sz w:val="22"/>
+        </w:rPr>
+        <w:t xml:space="preserve"> 如实标出走了 </w:t>
+      </w:r>
+      <w:r>
+        <w:rPr>
+          <w:rFonts w:ascii="Consolas" w:hAnsi="Consolas" w:eastAsia="宋体"/>
+          <w:b w:val="0"/>
+          <w:color w:val="A31D1D"/>
+          <w:sz w:val="21"/>
+        </w:rPr>
+        <w:t>fts5</w:t>
+      </w:r>
+      <w:r>
+        <w:rPr>
+          <w:rFonts w:ascii="Times New Roman" w:hAnsi="Times New Roman" w:eastAsia="宋体"/>
+          <w:b w:val="0"/>
+          <w:sz w:val="22"/>
+        </w:rPr>
+        <w:t xml:space="preserve"> 还是 </w:t>
+      </w:r>
+      <w:r>
+        <w:rPr>
+          <w:rFonts w:ascii="Consolas" w:hAnsi="Consolas" w:eastAsia="宋体"/>
+          <w:b w:val="0"/>
+          <w:color w:val="A31D1D"/>
+          <w:sz w:val="21"/>
+        </w:rPr>
+        <w:t>like</w:t>
+      </w:r>
+    </w:p>
+    <w:p>
+      <w:pPr>
+        <w:spacing w:after="80"/>
+        <w:ind w:left="425" w:hanging="425"/>
+      </w:pPr>
+      <w:r>
+        <w:rPr>
+          <w:rFonts w:ascii="Times New Roman" w:hAnsi="Times New Roman" w:eastAsia="宋体"/>
+          <w:b w:val="0"/>
+          <w:sz w:val="22"/>
+        </w:rPr>
+        <w:t>· 每条比原来多给：年份 / 作者 / 刊名 / 关键词 / 摘要 / 开放类型 / 类型 /</w:t>
+      </w:r>
+    </w:p>
+    <w:p>
+      <w:r>
+        <w:rPr>
+          <w:rFonts w:ascii="Times New Roman" w:hAnsi="Times New Roman" w:eastAsia="宋体"/>
+          <w:b/>
+          <w:sz w:val="22"/>
+        </w:rPr>
+        <w:t>命中片段</w:t>
+      </w:r>
+      <w:r>
+        <w:rPr>
+          <w:rFonts w:ascii="Times New Roman" w:hAnsi="Times New Roman" w:eastAsia="宋体"/>
+          <w:b w:val="0"/>
+          <w:sz w:val="22"/>
+        </w:rPr>
+        <w:t xml:space="preserve"> / 命中层级 —— 光有题名和备注没法定位，检索时得能看见「哪一篇」</w:t>
+      </w:r>
+    </w:p>
+    <w:p>
+      <w:r>
+        <w:rPr>
+          <w:rFonts w:ascii="Times New Roman" w:hAnsi="Times New Roman" w:eastAsia="宋体"/>
+          <w:b/>
+          <w:sz w:val="22"/>
+        </w:rPr>
+        <w:t>前端</w:t>
+      </w:r>
+      <w:r>
+        <w:rPr>
+          <w:rFonts w:ascii="Times New Roman" w:hAnsi="Times New Roman" w:eastAsia="宋体"/>
+          <w:b w:val="0"/>
+          <w:sz w:val="22"/>
+        </w:rPr>
+        <w:t>：收藏页加两个输入框 ＋「检索 / 清空」； 列表显示年份、刊名、作者、开放类型、命中片段、摘要、备注、收藏时间； 命中层级用徽标标出；计数口径分两句说（「收藏共 N 条，当前匹配 M 条」）。</w:t>
+      </w:r>
+    </w:p>
+    <w:p>
+      <w:pPr>
+        <w:pStyle w:val="Heading3"/>
+        <w:spacing w:before="200" w:after="120"/>
+      </w:pPr>
+      <w:r>
+        <w:rPr>
+          <w:rFonts w:ascii="Times New Roman" w:hAnsi="Times New Roman" w:eastAsia="黑体"/>
+          <w:b/>
+          <w:sz w:val="25"/>
+        </w:rPr>
+        <w:t>5.27 三件值得说的事</w:t>
+      </w:r>
+    </w:p>
+    <w:p>
+      <w:r>
+        <w:rPr>
+          <w:rFonts w:ascii="Times New Roman" w:hAnsi="Times New Roman" w:eastAsia="宋体"/>
+          <w:b/>
+          <w:sz w:val="22"/>
+        </w:rPr>
+        <w:t>① 「只在收藏里搜」的正确做法</w:t>
+      </w:r>
+    </w:p>
+    <w:p>
+      <w:r>
+        <w:rPr>
+          <w:rFonts w:ascii="Consolas" w:hAnsi="Consolas" w:eastAsia="宋体"/>
+          <w:b w:val="0"/>
+          <w:color w:val="A31D1D"/>
+          <w:sz w:val="21"/>
+        </w:rPr>
+        <w:t>q</w:t>
+      </w:r>
+      <w:r>
+        <w:rPr>
+          <w:rFonts w:ascii="Times New Roman" w:hAnsi="Times New Roman" w:eastAsia="宋体"/>
+          <w:b w:val="0"/>
+          <w:sz w:val="22"/>
+        </w:rPr>
+        <w:t xml:space="preserve"> 是</w:t>
+      </w:r>
+      <w:r>
+        <w:rPr>
+          <w:rFonts w:ascii="Times New Roman" w:hAnsi="Times New Roman" w:eastAsia="宋体"/>
+          <w:b/>
+          <w:sz w:val="22"/>
+        </w:rPr>
+        <w:t>先在全库检索、再与收藏集合取交集</w:t>
+      </w:r>
+      <w:r>
+        <w:rPr>
+          <w:rFonts w:ascii="Times New Roman" w:hAnsi="Times New Roman" w:eastAsia="宋体"/>
+          <w:b w:val="0"/>
+          <w:sz w:val="22"/>
+        </w:rPr>
+        <w:t xml:space="preserve">（复用文献页那套 </w:t>
+      </w:r>
+      <w:r>
+        <w:rPr>
+          <w:rFonts w:ascii="Consolas" w:hAnsi="Consolas" w:eastAsia="宋体"/>
+          <w:b w:val="0"/>
+          <w:color w:val="A31D1D"/>
+          <w:sz w:val="21"/>
+        </w:rPr>
+        <w:t>_match_lit_ids</w:t>
+      </w:r>
+      <w:r>
+        <w:rPr>
+          <w:rFonts w:ascii="Times New Roman" w:hAnsi="Times New Roman" w:eastAsia="宋体"/>
+          <w:b w:val="0"/>
+          <w:sz w:val="22"/>
+        </w:rPr>
+        <w:t>）， 不是「先取收藏再逐篇搜」——后者慢得多。</w:t>
+      </w:r>
+    </w:p>
+    <w:p>
+      <w:r>
+        <w:rPr>
+          <w:rFonts w:ascii="Times New Roman" w:hAnsi="Times New Roman" w:eastAsia="宋体"/>
+          <w:b w:val="0"/>
+          <w:sz w:val="22"/>
+        </w:rPr>
+        <w:t>★ 正确性专门写了一条判据：</w:t>
+      </w:r>
+      <w:r>
+        <w:rPr>
+          <w:rFonts w:ascii="Times New Roman" w:hAnsi="Times New Roman" w:eastAsia="宋体"/>
+          <w:b/>
+          <w:sz w:val="22"/>
+        </w:rPr>
+        <w:t xml:space="preserve">拿一篇确定没收藏的文献的标题词去搜， 结果里不许出现它，且每条结果的 </w:t>
+      </w:r>
+      <w:r>
+        <w:rPr>
+          <w:rFonts w:ascii="Consolas" w:hAnsi="Consolas" w:eastAsia="宋体"/>
+          <w:b/>
+          <w:color w:val="A31D1D"/>
+          <w:sz w:val="21"/>
+        </w:rPr>
+        <w:t>lit_id</w:t>
+      </w:r>
+      <w:r>
+        <w:rPr>
+          <w:rFonts w:ascii="Times New Roman" w:hAnsi="Times New Roman" w:eastAsia="宋体"/>
+          <w:b/>
+          <w:sz w:val="22"/>
+        </w:rPr>
+        <w:t xml:space="preserve"> 都必须在收藏集合内</w:t>
+      </w:r>
+      <w:r>
+        <w:rPr>
+          <w:rFonts w:ascii="Times New Roman" w:hAnsi="Times New Roman" w:eastAsia="宋体"/>
+          <w:b w:val="0"/>
+          <w:sz w:val="22"/>
+        </w:rPr>
+        <w:t>。 这类「越权返回」的错误</w:t>
+      </w:r>
+      <w:r>
+        <w:rPr>
+          <w:rFonts w:ascii="Times New Roman" w:hAnsi="Times New Roman" w:eastAsia="宋体"/>
+          <w:b/>
+          <w:sz w:val="22"/>
+        </w:rPr>
+        <w:t>不会报错</w:t>
+      </w:r>
+      <w:r>
+        <w:rPr>
+          <w:rFonts w:ascii="Times New Roman" w:hAnsi="Times New Roman" w:eastAsia="宋体"/>
+          <w:b w:val="0"/>
+          <w:sz w:val="22"/>
+        </w:rPr>
+        <w:t>，只会静静地把别的文献列给你看。</w:t>
+      </w:r>
+    </w:p>
+    <w:p>
+      <w:r>
+        <w:rPr>
+          <w:rFonts w:ascii="Times New Roman" w:hAnsi="Times New Roman" w:eastAsia="宋体"/>
+          <w:b/>
+          <w:sz w:val="22"/>
+        </w:rPr>
+        <w:t>② 片段高亮：直接插会被当标签，整体转义又会没高亮</w:t>
+      </w:r>
+    </w:p>
+    <w:p>
+      <w:r>
+        <w:rPr>
+          <w:rFonts w:ascii="Times New Roman" w:hAnsi="Times New Roman" w:eastAsia="宋体"/>
+          <w:b w:val="0"/>
+          <w:sz w:val="22"/>
+        </w:rPr>
+        <w:t xml:space="preserve">后端 FTS5 的 </w:t>
+      </w:r>
+      <w:r>
+        <w:rPr>
+          <w:rFonts w:ascii="Consolas" w:hAnsi="Consolas" w:eastAsia="宋体"/>
+          <w:b w:val="0"/>
+          <w:color w:val="A31D1D"/>
+          <w:sz w:val="21"/>
+        </w:rPr>
+        <w:t>snippet()</w:t>
+      </w:r>
+      <w:r>
+        <w:rPr>
+          <w:rFonts w:ascii="Times New Roman" w:hAnsi="Times New Roman" w:eastAsia="宋体"/>
+          <w:b w:val="0"/>
+          <w:sz w:val="22"/>
+        </w:rPr>
+        <w:t xml:space="preserve"> 带 </w:t>
+      </w:r>
+      <w:r>
+        <w:rPr>
+          <w:rFonts w:ascii="Consolas" w:hAnsi="Consolas" w:eastAsia="宋体"/>
+          <w:b w:val="0"/>
+          <w:color w:val="A31D1D"/>
+          <w:sz w:val="21"/>
+        </w:rPr>
+        <w:t>&lt;mark&gt;</w:t>
+      </w:r>
+      <w:r>
+        <w:rPr>
+          <w:rFonts w:ascii="Times New Roman" w:hAnsi="Times New Roman" w:eastAsia="宋体"/>
+          <w:b w:val="0"/>
+          <w:sz w:val="22"/>
+        </w:rPr>
+        <w:t xml:space="preserve"> 标记。前端要把它插进 </w:t>
+      </w:r>
+      <w:r>
+        <w:rPr>
+          <w:rFonts w:ascii="Consolas" w:hAnsi="Consolas" w:eastAsia="宋体"/>
+          <w:b w:val="0"/>
+          <w:color w:val="A31D1D"/>
+          <w:sz w:val="21"/>
+        </w:rPr>
+        <w:t>innerHTML</w:t>
+      </w:r>
+      <w:r>
+        <w:rPr>
+          <w:rFonts w:ascii="Times New Roman" w:hAnsi="Times New Roman" w:eastAsia="宋体"/>
+          <w:b w:val="0"/>
+          <w:sz w:val="22"/>
+        </w:rPr>
+        <w:t>， 于是两头堵：直接插 → 片段里的 HTML 会被当标签执行；整体转义 → 高亮一起没了。</w:t>
+      </w:r>
+    </w:p>
+    <w:p>
+      <w:r>
+        <w:rPr>
+          <w:rFonts w:ascii="Consolas" w:hAnsi="Consolas" w:eastAsia="宋体"/>
+          <w:b w:val="0"/>
+          <w:color w:val="A31D1D"/>
+          <w:sz w:val="21"/>
+        </w:rPr>
+        <w:t>escMark()</w:t>
+      </w:r>
+      <w:r>
+        <w:rPr>
+          <w:rFonts w:ascii="Times New Roman" w:hAnsi="Times New Roman" w:eastAsia="宋体"/>
+          <w:b w:val="0"/>
+          <w:sz w:val="22"/>
+        </w:rPr>
+        <w:t xml:space="preserve"> 的做法是：</w:t>
+      </w:r>
+      <w:r>
+        <w:rPr>
+          <w:rFonts w:ascii="Times New Roman" w:hAnsi="Times New Roman" w:eastAsia="宋体"/>
+          <w:b/>
+          <w:sz w:val="22"/>
+        </w:rPr>
+        <w:t xml:space="preserve">先整体转义，再把转义后的 </w:t>
+      </w:r>
+      <w:r>
+        <w:rPr>
+          <w:rFonts w:ascii="Consolas" w:hAnsi="Consolas" w:eastAsia="宋体"/>
+          <w:b/>
+          <w:color w:val="A31D1D"/>
+          <w:sz w:val="21"/>
+        </w:rPr>
+        <w:t>&amp;lt;mark&amp;gt;</w:t>
+      </w:r>
+      <w:r>
+        <w:rPr>
+          <w:rFonts w:ascii="Times New Roman" w:hAnsi="Times New Roman" w:eastAsia="宋体"/>
+          <w:b/>
+          <w:sz w:val="22"/>
+        </w:rPr>
+        <w:t xml:space="preserve"> 换回 </w:t>
+      </w:r>
+      <w:r>
+        <w:rPr>
+          <w:rFonts w:ascii="Consolas" w:hAnsi="Consolas" w:eastAsia="宋体"/>
+          <w:b/>
+          <w:color w:val="A31D1D"/>
+          <w:sz w:val="21"/>
+        </w:rPr>
+        <w:t>&lt;mark&gt;</w:t>
+      </w:r>
+      <w:r>
+        <w:rPr>
+          <w:rFonts w:ascii="Times New Roman" w:hAnsi="Times New Roman" w:eastAsia="宋体"/>
+          <w:b w:val="0"/>
+          <w:sz w:val="22"/>
+        </w:rPr>
+        <w:t>。 高亮保住，片段里的 HTML 仍被转义。</w:t>
+      </w:r>
+    </w:p>
+    <w:p>
+      <w:r>
+        <w:rPr>
+          <w:rFonts w:ascii="Times New Roman" w:hAnsi="Times New Roman" w:eastAsia="宋体"/>
+          <w:b/>
+          <w:sz w:val="22"/>
+        </w:rPr>
+        <w:t>③ ★ 顺带修掉一个 v2 起就存在的既有 bug</w:t>
+      </w:r>
+    </w:p>
+    <w:p>
+      <w:r>
+        <w:rPr>
+          <w:rFonts w:ascii="Times New Roman" w:hAnsi="Times New Roman" w:eastAsia="宋体"/>
+          <w:b w:val="0"/>
+          <w:sz w:val="22"/>
+        </w:rPr>
+        <w:t>做这个功能时发现 LIKE 降级分支的片段定位写错了：</w:t>
+      </w:r>
+    </w:p>
+    <w:p>
+      <w:r>
+        <w:rPr>
+          <w:rFonts w:ascii="Times New Roman" w:hAnsi="Times New Roman" w:eastAsia="宋体"/>
+          <w:b w:val="0"/>
+          <w:sz w:val="22"/>
+        </w:rPr>
+        <w:t>``</w:t>
+      </w:r>
+      <w:r>
+        <w:rPr>
+          <w:rFonts w:ascii="Consolas" w:hAnsi="Consolas" w:eastAsia="宋体"/>
+          <w:b w:val="0"/>
+          <w:color w:val="A31D1D"/>
+          <w:sz w:val="21"/>
+        </w:rPr>
+        <w:t xml:space="preserve">sql -- 错：substr(content, max(instr(content, ?), 1) - 40, 130) -- 对：substr(content, max(instr(content, ?) - 40, 1), 130) </w:t>
+      </w:r>
+      <w:r>
+        <w:rPr>
+          <w:rFonts w:ascii="Times New Roman" w:hAnsi="Times New Roman" w:eastAsia="宋体"/>
+          <w:b w:val="0"/>
+          <w:sz w:val="22"/>
+        </w:rPr>
+        <w:t>``</w:t>
+      </w:r>
+    </w:p>
+    <w:p>
+      <w:r>
+        <w:rPr>
+          <w:rFonts w:ascii="Consolas" w:hAnsi="Consolas" w:eastAsia="宋体"/>
+          <w:b w:val="0"/>
+          <w:color w:val="A31D1D"/>
+          <w:sz w:val="21"/>
+        </w:rPr>
+        <w:t>instr()</w:t>
+      </w:r>
+      <w:r>
+        <w:rPr>
+          <w:rFonts w:ascii="Times New Roman" w:hAnsi="Times New Roman" w:eastAsia="宋体"/>
+          <w:b w:val="0"/>
+          <w:sz w:val="22"/>
+        </w:rPr>
+        <w:t xml:space="preserve"> 返回 1 起偏移；命中位置靠前时（如正文开头）</w:t>
+      </w:r>
+      <w:r>
+        <w:rPr>
+          <w:rFonts w:ascii="Consolas" w:hAnsi="Consolas" w:eastAsia="宋体"/>
+          <w:b w:val="0"/>
+          <w:color w:val="A31D1D"/>
+          <w:sz w:val="21"/>
+        </w:rPr>
+        <w:t>max(11,1) - 40 = -29</w:t>
+      </w:r>
+      <w:r>
+        <w:rPr>
+          <w:rFonts w:ascii="Times New Roman" w:hAnsi="Times New Roman" w:eastAsia="宋体"/>
+          <w:b w:val="0"/>
+          <w:sz w:val="22"/>
+        </w:rPr>
+        <w:t xml:space="preserve">， 而 SQLite 的 </w:t>
+      </w:r>
+      <w:r>
+        <w:rPr>
+          <w:rFonts w:ascii="Consolas" w:hAnsi="Consolas" w:eastAsia="宋体"/>
+          <w:b w:val="0"/>
+          <w:color w:val="A31D1D"/>
+          <w:sz w:val="21"/>
+        </w:rPr>
+        <w:t>substr</w:t>
+      </w:r>
+      <w:r>
+        <w:rPr>
+          <w:rFonts w:ascii="Times New Roman" w:hAnsi="Times New Roman" w:eastAsia="宋体"/>
+          <w:b w:val="0"/>
+          <w:sz w:val="22"/>
+        </w:rPr>
+        <w:t xml:space="preserve"> </w:t>
+      </w:r>
+      <w:r>
+        <w:rPr>
+          <w:rFonts w:ascii="Times New Roman" w:hAnsi="Times New Roman" w:eastAsia="宋体"/>
+          <w:b/>
+          <w:sz w:val="22"/>
+        </w:rPr>
+        <w:t>负起点 = 从末尾往回数</w:t>
+      </w:r>
+      <w:r>
+        <w:rPr>
+          <w:rFonts w:ascii="Times New Roman" w:hAnsi="Times New Roman" w:eastAsia="宋体"/>
+          <w:b w:val="0"/>
+          <w:sz w:val="22"/>
+        </w:rPr>
+        <w:t xml:space="preserve"> → 片段落在</w:t>
+      </w:r>
+      <w:r>
+        <w:rPr>
+          <w:rFonts w:ascii="Times New Roman" w:hAnsi="Times New Roman" w:eastAsia="宋体"/>
+          <w:b/>
+          <w:sz w:val="22"/>
+        </w:rPr>
+        <w:t>文末的作者简介</w:t>
+      </w:r>
+      <w:r>
+        <w:rPr>
+          <w:rFonts w:ascii="Times New Roman" w:hAnsi="Times New Roman" w:eastAsia="宋体"/>
+          <w:b w:val="0"/>
+          <w:sz w:val="22"/>
+        </w:rPr>
+        <w:t>， 命中处根本不在片段里。实测：搜「保护」返回的是「硕士研究生/研究方向为旅游规划与开发…」。</w:t>
+      </w:r>
+    </w:p>
+    <w:p>
+      <w:r>
+        <w:rPr>
+          <w:rFonts w:ascii="Times New Roman" w:hAnsi="Times New Roman" w:eastAsia="宋体"/>
+          <w:b w:val="0"/>
+          <w:sz w:val="22"/>
+        </w:rPr>
+        <w:t xml:space="preserve">★ 这个 bug </w:t>
+      </w:r>
+      <w:r>
+        <w:rPr>
+          <w:rFonts w:ascii="Times New Roman" w:hAnsi="Times New Roman" w:eastAsia="宋体"/>
+          <w:b/>
+          <w:sz w:val="22"/>
+        </w:rPr>
+        <w:t>不报错</w:t>
+      </w:r>
+      <w:r>
+        <w:rPr>
+          <w:rFonts w:ascii="Times New Roman" w:hAnsi="Times New Roman" w:eastAsia="宋体"/>
+          <w:b w:val="0"/>
+          <w:sz w:val="22"/>
+        </w:rPr>
+        <w:t>，只是</w:t>
+      </w:r>
+      <w:r>
+        <w:rPr>
+          <w:rFonts w:ascii="Times New Roman" w:hAnsi="Times New Roman" w:eastAsia="宋体"/>
+          <w:b/>
+          <w:sz w:val="22"/>
+        </w:rPr>
+        <w:t>给错信息</w:t>
+      </w:r>
+      <w:r>
+        <w:rPr>
+          <w:rFonts w:ascii="Times New Roman" w:hAnsi="Times New Roman" w:eastAsia="宋体"/>
+          <w:b w:val="0"/>
+          <w:sz w:val="22"/>
+        </w:rPr>
+        <w:t>，而且</w:t>
+      </w:r>
+      <w:r>
+        <w:rPr>
+          <w:rFonts w:ascii="Times New Roman" w:hAnsi="Times New Roman" w:eastAsia="宋体"/>
+          <w:b/>
+          <w:sz w:val="22"/>
+        </w:rPr>
+        <w:t>主文献检索页同样受害</w:t>
+      </w:r>
+      <w:r>
+        <w:rPr>
+          <w:rFonts w:ascii="Times New Roman" w:hAnsi="Times New Roman" w:eastAsia="宋体"/>
+          <w:b w:val="0"/>
+          <w:sz w:val="22"/>
+        </w:rPr>
+        <w:t>。 通用教训：算「向前取 N 个字符的窗口」时，</w:t>
+      </w:r>
+      <w:r>
+        <w:rPr>
+          <w:rFonts w:ascii="Consolas" w:hAnsi="Consolas" w:eastAsia="宋体"/>
+          <w:b w:val="0"/>
+          <w:color w:val="A31D1D"/>
+          <w:sz w:val="21"/>
+        </w:rPr>
+        <w:t>max(pos - N, 1)</w:t>
+      </w:r>
+      <w:r>
+        <w:rPr>
+          <w:rFonts w:ascii="Times New Roman" w:hAnsi="Times New Roman" w:eastAsia="宋体"/>
+          <w:b w:val="0"/>
+          <w:sz w:val="22"/>
+        </w:rPr>
+        <w:t xml:space="preserve"> 的 </w:t>
+      </w:r>
+      <w:r>
+        <w:rPr>
+          <w:rFonts w:ascii="Consolas" w:hAnsi="Consolas" w:eastAsia="宋体"/>
+          <w:b w:val="0"/>
+          <w:color w:val="A31D1D"/>
+          <w:sz w:val="21"/>
+        </w:rPr>
+        <w:t>max</w:t>
+      </w:r>
+      <w:r>
+        <w:rPr>
+          <w:rFonts w:ascii="Times New Roman" w:hAnsi="Times New Roman" w:eastAsia="宋体"/>
+          <w:b w:val="0"/>
+          <w:sz w:val="22"/>
+        </w:rPr>
+        <w:t xml:space="preserve"> </w:t>
+      </w:r>
+      <w:r>
+        <w:rPr>
+          <w:rFonts w:ascii="Times New Roman" w:hAnsi="Times New Roman" w:eastAsia="宋体"/>
+          <w:b/>
+          <w:sz w:val="22"/>
+        </w:rPr>
+        <w:t>必须包住减法</w:t>
+      </w:r>
+      <w:r>
+        <w:rPr>
+          <w:rFonts w:ascii="Times New Roman" w:hAnsi="Times New Roman" w:eastAsia="宋体"/>
+          <w:b w:val="0"/>
+          <w:sz w:val="22"/>
+        </w:rPr>
+        <w:t xml:space="preserve">； 写成 </w:t>
+      </w:r>
+      <w:r>
+        <w:rPr>
+          <w:rFonts w:ascii="Consolas" w:hAnsi="Consolas" w:eastAsia="宋体"/>
+          <w:b w:val="0"/>
+          <w:color w:val="A31D1D"/>
+          <w:sz w:val="21"/>
+        </w:rPr>
+        <w:t>max(pos, 1) - N</w:t>
+      </w:r>
+      <w:r>
+        <w:rPr>
+          <w:rFonts w:ascii="Times New Roman" w:hAnsi="Times New Roman" w:eastAsia="宋体"/>
+          <w:b w:val="0"/>
+          <w:sz w:val="22"/>
+        </w:rPr>
+        <w:t xml:space="preserve"> 会产出负数，而负数在这里不是报错、是被解释成另一个含义。</w:t>
+      </w:r>
+    </w:p>
+    <w:p>
+      <w:pPr>
+        <w:pStyle w:val="Heading3"/>
+        <w:spacing w:before="200" w:after="120"/>
+      </w:pPr>
+      <w:r>
+        <w:rPr>
+          <w:rFonts w:ascii="Times New Roman" w:hAnsi="Times New Roman" w:eastAsia="黑体"/>
+          <w:b/>
+          <w:sz w:val="25"/>
+        </w:rPr>
+        <w:t>5.28 判据与验收</w:t>
+      </w:r>
+    </w:p>
+    <w:p>
+      <w:r>
+        <w:rPr>
+          <w:rFonts w:ascii="Times New Roman" w:hAnsi="Times New Roman" w:eastAsia="宋体"/>
+          <w:b w:val="0"/>
+          <w:sz w:val="22"/>
+        </w:rPr>
+        <w:t xml:space="preserve">新增 </w:t>
+      </w:r>
+      <w:r>
+        <w:rPr>
+          <w:rFonts w:ascii="Consolas" w:hAnsi="Consolas" w:eastAsia="宋体"/>
+          <w:b w:val="0"/>
+          <w:color w:val="A31D1D"/>
+          <w:sz w:val="21"/>
+        </w:rPr>
+        <w:t>tests/test_favsearch.py</w:t>
+      </w:r>
+      <w:r>
+        <w:rPr>
+          <w:rFonts w:ascii="Times New Roman" w:hAnsi="Times New Roman" w:eastAsia="宋体"/>
+          <w:b w:val="0"/>
+          <w:sz w:val="22"/>
+        </w:rPr>
+        <w:t>（</w:t>
+      </w:r>
+      <w:r>
+        <w:rPr>
+          <w:rFonts w:ascii="Times New Roman" w:hAnsi="Times New Roman" w:eastAsia="宋体"/>
+          <w:b/>
+          <w:sz w:val="22"/>
+        </w:rPr>
+        <w:t>26 项</w:t>
+      </w:r>
+      <w:r>
+        <w:rPr>
+          <w:rFonts w:ascii="Times New Roman" w:hAnsi="Times New Roman" w:eastAsia="宋体"/>
+          <w:b w:val="0"/>
+          <w:sz w:val="22"/>
+        </w:rPr>
+        <w:t xml:space="preserve">）与 </w:t>
+      </w:r>
+      <w:r>
+        <w:rPr>
+          <w:rFonts w:ascii="Consolas" w:hAnsi="Consolas" w:eastAsia="宋体"/>
+          <w:b w:val="0"/>
+          <w:color w:val="A31D1D"/>
+          <w:sz w:val="21"/>
+        </w:rPr>
+        <w:t>tests/test_favsearch.js</w:t>
+      </w:r>
+      <w:r>
+        <w:rPr>
+          <w:rFonts w:ascii="Times New Roman" w:hAnsi="Times New Roman" w:eastAsia="宋体"/>
+          <w:b w:val="0"/>
+          <w:sz w:val="22"/>
+        </w:rPr>
+        <w:t>（</w:t>
+      </w:r>
+      <w:r>
+        <w:rPr>
+          <w:rFonts w:ascii="Times New Roman" w:hAnsi="Times New Roman" w:eastAsia="宋体"/>
+          <w:b/>
+          <w:sz w:val="22"/>
+        </w:rPr>
+        <w:t>11 项</w:t>
+      </w:r>
+      <w:r>
+        <w:rPr>
+          <w:rFonts w:ascii="Times New Roman" w:hAnsi="Times New Roman" w:eastAsia="宋体"/>
+          <w:b w:val="0"/>
+          <w:sz w:val="22"/>
+        </w:rPr>
+        <w:t xml:space="preserve">， </w:t>
+      </w:r>
+      <w:r>
+        <w:rPr>
+          <w:rFonts w:ascii="Times New Roman" w:hAnsi="Times New Roman" w:eastAsia="宋体"/>
+          <w:b/>
+          <w:sz w:val="22"/>
+        </w:rPr>
+        <w:t>从 index.html 提取真实源码执行</w:t>
+      </w:r>
+      <w:r>
+        <w:rPr>
+          <w:rFonts w:ascii="Times New Roman" w:hAnsi="Times New Roman" w:eastAsia="宋体"/>
+          <w:b w:val="0"/>
+          <w:sz w:val="22"/>
+        </w:rPr>
+        <w:t>）。 其中一条专门盯这次修的 bug：「LIKE 分支的片段</w:t>
+      </w:r>
+      <w:r>
+        <w:rPr>
+          <w:rFonts w:ascii="Times New Roman" w:hAnsi="Times New Roman" w:eastAsia="宋体"/>
+          <w:b/>
+          <w:sz w:val="22"/>
+        </w:rPr>
+        <w:t>必须含命中词</w:t>
+      </w:r>
+      <w:r>
+        <w:rPr>
+          <w:rFonts w:ascii="Times New Roman" w:hAnsi="Times New Roman" w:eastAsia="宋体"/>
+          <w:b w:val="0"/>
+          <w:sz w:val="22"/>
+        </w:rPr>
+        <w:t>」。</w:t>
+      </w:r>
+    </w:p>
+    <w:p>
+      <w:r>
+        <w:rPr>
+          <w:rFonts w:ascii="Times New Roman" w:hAnsi="Times New Roman" w:eastAsia="宋体"/>
+          <w:b w:val="0"/>
+          <w:sz w:val="22"/>
+        </w:rPr>
+        <w:t>★ 判据脚本的边界：收藏不足 2 条时</w:t>
+      </w:r>
+      <w:r>
+        <w:rPr>
+          <w:rFonts w:ascii="Times New Roman" w:hAnsi="Times New Roman" w:eastAsia="宋体"/>
+          <w:b/>
+          <w:sz w:val="22"/>
+        </w:rPr>
+        <w:t>临时</w:t>
+      </w:r>
+      <w:r>
+        <w:rPr>
+          <w:rFonts w:ascii="Times New Roman" w:hAnsi="Times New Roman" w:eastAsia="宋体"/>
+          <w:b w:val="0"/>
+          <w:sz w:val="22"/>
+        </w:rPr>
+        <w:t>收藏一篇（只动自己的收藏、可逆）， 测完自动撤销，并在输出里说明 —— 否则「两层是 AND」那条永远跑不到。</w:t>
+      </w:r>
+    </w:p>
+    <w:p>
+      <w:r>
+        <w:rPr>
+          <w:rFonts w:ascii="Times New Roman" w:hAnsi="Times New Roman" w:eastAsia="宋体"/>
+          <w:b w:val="0"/>
+          <w:sz w:val="22"/>
+        </w:rPr>
+        <w:t xml:space="preserve">本轮合计 </w:t>
+      </w:r>
+      <w:r>
+        <w:rPr>
+          <w:rFonts w:ascii="Times New Roman" w:hAnsi="Times New Roman" w:eastAsia="宋体"/>
+          <w:b/>
+          <w:sz w:val="22"/>
+        </w:rPr>
+        <w:t>388 项全通过</w:t>
+      </w:r>
+      <w:r>
+        <w:rPr>
+          <w:rFonts w:ascii="Times New Roman" w:hAnsi="Times New Roman" w:eastAsia="宋体"/>
+          <w:b w:val="0"/>
+          <w:sz w:val="22"/>
+        </w:rPr>
+        <w:t>（既有 169 + 48 + 97 + 17 + 20 无回归）。</w:t>
+      </w:r>
+    </w:p>
+    <w:p>
+      <w:r>
+        <w:rPr>
+          <w:rFonts w:ascii="Times New Roman" w:hAnsi="Times New Roman" w:eastAsia="宋体"/>
+          <w:b/>
+          <w:sz w:val="22"/>
+        </w:rPr>
+        <w:t>人工验收</w:t>
+      </w:r>
+      <w:r>
+        <w:rPr>
+          <w:rFonts w:ascii="Times New Roman" w:hAnsi="Times New Roman" w:eastAsia="宋体"/>
+          <w:b w:val="0"/>
+          <w:sz w:val="22"/>
+        </w:rPr>
+        <w:t>：真实浏览器里跑过 —— 两个输入框、「检索 / 清空」、计数行 （「收藏共 1 条，当前匹配 1 条（全文检索方式：fts5）」）、「全文命中」徽标、 片段</w:t>
+      </w:r>
+      <w:r>
+        <w:rPr>
+          <w:rFonts w:ascii="Times New Roman" w:hAnsi="Times New Roman" w:eastAsia="宋体"/>
+          <w:b/>
+          <w:sz w:val="22"/>
+        </w:rPr>
+        <w:t>黄色高亮</w:t>
+      </w:r>
+      <w:r>
+        <w:rPr>
+          <w:rFonts w:ascii="Times New Roman" w:hAnsi="Times New Roman" w:eastAsia="宋体"/>
+          <w:b w:val="0"/>
+          <w:sz w:val="22"/>
+        </w:rPr>
+        <w:t>（截图确认）。</w:t>
       </w:r>
     </w:p>
     <w:p>

--- a/_报告/良渚文献目录站_构建报告_20261028_含公网上线.docx
+++ b/_报告/良渚文献目录站_构建报告_20261028_含公网上线.docx
@@ -20822,6 +20822,2119 @@
           <w:sz w:val="22"/>
         </w:rPr>
         <w:t>（截图确认）。</w:t>
+      </w:r>
+    </w:p>
+    <w:p>
+      <w:pPr>
+        <w:pStyle w:val="Heading2"/>
+        <w:spacing w:before="280" w:after="120"/>
+      </w:pPr>
+      <w:r>
+        <w:rPr>
+          <w:rFonts w:ascii="Times New Roman" w:hAnsi="Times New Roman" w:eastAsia="黑体"/>
+          <w:b/>
+          <w:sz w:val="30"/>
+        </w:rPr>
+        <w:t>五之八、v3.8 新增：源数据迁入程序目录（程序自包含）</w:t>
+      </w:r>
+    </w:p>
+    <w:p>
+      <w:pPr>
+        <w:pStyle w:val="Heading3"/>
+        <w:spacing w:before="200" w:after="120"/>
+      </w:pPr>
+      <w:r>
+        <w:rPr>
+          <w:rFonts w:ascii="Times New Roman" w:hAnsi="Times New Roman" w:eastAsia="黑体"/>
+          <w:b/>
+          <w:sz w:val="25"/>
+        </w:rPr>
+        <w:t>5.29 要解决的问题</w:t>
+      </w:r>
+    </w:p>
+    <w:p>
+      <w:r>
+        <w:rPr>
+          <w:rFonts w:ascii="Times New Roman" w:hAnsi="Times New Roman" w:eastAsia="宋体"/>
+          <w:b w:val="0"/>
+          <w:sz w:val="22"/>
+        </w:rPr>
+        <w:t>用户提出：「源数据（原始资料 / 解析结果 / 文献全文 / 图版 / 登记表）</w:t>
+      </w:r>
+      <w:r>
+        <w:rPr>
+          <w:rFonts w:ascii="Times New Roman" w:hAnsi="Times New Roman" w:eastAsia="宋体"/>
+          <w:b/>
+          <w:sz w:val="22"/>
+        </w:rPr>
+        <w:t>倒是完全可以迁移到 程序相关文件夹中，变为数据库的一部分</w:t>
+      </w:r>
+      <w:r>
+        <w:rPr>
+          <w:rFonts w:ascii="Times New Roman" w:hAnsi="Times New Roman" w:eastAsia="宋体"/>
+          <w:b w:val="0"/>
+          <w:sz w:val="22"/>
+        </w:rPr>
+        <w:t>」。</w:t>
+      </w:r>
+    </w:p>
+    <w:p>
+      <w:r>
+        <w:rPr>
+          <w:rFonts w:ascii="Times New Roman" w:hAnsi="Times New Roman" w:eastAsia="宋体"/>
+          <w:b w:val="0"/>
+          <w:sz w:val="22"/>
+        </w:rPr>
+        <w:t>现实背景：源数据原先在</w:t>
+      </w:r>
+      <w:r>
+        <w:rPr>
+          <w:rFonts w:ascii="Times New Roman" w:hAnsi="Times New Roman" w:eastAsia="宋体"/>
+          <w:b/>
+          <w:sz w:val="22"/>
+        </w:rPr>
+        <w:t>作业 02</w:t>
+      </w:r>
+      <w:r>
+        <w:rPr>
+          <w:rFonts w:ascii="Times New Roman" w:hAnsi="Times New Roman" w:eastAsia="宋体"/>
+          <w:b w:val="0"/>
+          <w:sz w:val="22"/>
+        </w:rPr>
+        <w:t xml:space="preserve"> 目录下，程序靠 </w:t>
+      </w:r>
+      <w:r>
+        <w:rPr>
+          <w:rFonts w:ascii="Consolas" w:hAnsi="Consolas" w:eastAsia="宋体"/>
+          <w:b w:val="0"/>
+          <w:color w:val="A31D1D"/>
+          <w:sz w:val="21"/>
+        </w:rPr>
+        <w:t>config.py</w:t>
+      </w:r>
+      <w:r>
+        <w:rPr>
+          <w:rFonts w:ascii="Times New Roman" w:hAnsi="Times New Roman" w:eastAsia="宋体"/>
+          <w:b w:val="0"/>
+          <w:sz w:val="22"/>
+        </w:rPr>
+        <w:t xml:space="preserve"> 相对定位找到它。 → </w:t>
+      </w:r>
+      <w:r>
+        <w:rPr>
+          <w:rFonts w:ascii="Times New Roman" w:hAnsi="Times New Roman" w:eastAsia="宋体"/>
+          <w:b/>
+          <w:sz w:val="22"/>
+        </w:rPr>
+        <w:t>交接给组员时，对方没有那份目录，站点跑不起来</w:t>
+      </w:r>
+      <w:r>
+        <w:rPr>
+          <w:rFonts w:ascii="Times New Roman" w:hAnsi="Times New Roman" w:eastAsia="宋体"/>
+          <w:b w:val="0"/>
+          <w:sz w:val="22"/>
+        </w:rPr>
+        <w:t>：图版与原文通道全部读不到。</w:t>
+      </w:r>
+    </w:p>
+    <w:p>
+      <w:r>
+        <w:rPr>
+          <w:rFonts w:ascii="Times New Roman" w:hAnsi="Times New Roman" w:eastAsia="宋体"/>
+          <w:b w:val="0"/>
+          <w:sz w:val="22"/>
+        </w:rPr>
+        <w:t>问卷确认了两条：</w:t>
+      </w:r>
+      <w:r>
+        <w:rPr>
+          <w:rFonts w:ascii="Times New Roman" w:hAnsi="Times New Roman" w:eastAsia="宋体"/>
+          <w:b/>
+          <w:sz w:val="22"/>
+        </w:rPr>
+        <w:t xml:space="preserve">① 搬文件到 </w:t>
+      </w:r>
+      <w:r>
+        <w:rPr>
+          <w:rFonts w:ascii="Consolas" w:hAnsi="Consolas" w:eastAsia="宋体"/>
+          <w:b/>
+          <w:color w:val="A31D1D"/>
+          <w:sz w:val="21"/>
+        </w:rPr>
+        <w:t>01-程序/data/source/</w:t>
+      </w:r>
+      <w:r>
+        <w:rPr>
+          <w:rFonts w:ascii="Times New Roman" w:hAnsi="Times New Roman" w:eastAsia="宋体"/>
+          <w:b/>
+          <w:sz w:val="22"/>
+        </w:rPr>
+        <w:t>（库里不塞 BLOB） ② 单独做一个「数据包」zip，与程序包分开传</w:t>
+      </w:r>
+      <w:r>
+        <w:rPr>
+          <w:rFonts w:ascii="Times New Roman" w:hAnsi="Times New Roman" w:eastAsia="宋体"/>
+          <w:b w:val="0"/>
+          <w:sz w:val="22"/>
+        </w:rPr>
+        <w:t>。</w:t>
+      </w:r>
+    </w:p>
+    <w:p>
+      <w:pPr>
+        <w:pStyle w:val="Heading3"/>
+        <w:spacing w:before="200" w:after="120"/>
+      </w:pPr>
+      <w:r>
+        <w:rPr>
+          <w:rFonts w:ascii="Times New Roman" w:hAnsi="Times New Roman" w:eastAsia="黑体"/>
+          <w:b/>
+          <w:sz w:val="25"/>
+        </w:rPr>
+        <w:t>5.30 搬了什么</w:t>
+      </w:r>
+    </w:p>
+    <w:tbl>
+      <w:tblPr>
+        <w:tblStyle w:val="TableGrid"/>
+        <w:tblW w:type="auto" w:w="0"/>
+        <w:jc w:val="center"/>
+        <w:tblLook w:firstColumn="1" w:firstRow="1" w:lastColumn="0" w:lastRow="0" w:noHBand="0" w:noVBand="1" w:val="04A0"/>
+      </w:tblPr>
+      <w:tblGrid>
+        <w:gridCol w:w="2266"/>
+        <w:gridCol w:w="2266"/>
+        <w:gridCol w:w="2266"/>
+        <w:gridCol w:w="2266"/>
+      </w:tblGrid>
+      <w:tr>
+        <w:tc>
+          <w:tcPr>
+            <w:tcW w:type="dxa" w:w="2266"/>
+          </w:tcPr>
+          <w:p>
+            <w:pPr>
+              <w:jc w:val="center"/>
+            </w:pPr>
+            <w:r>
+              <w:rPr>
+                <w:b/>
+              </w:rPr>
+            </w:r>
+            <w:r>
+              <w:rPr>
+                <w:rFonts w:ascii="Times New Roman" w:hAnsi="Times New Roman" w:eastAsia="宋体"/>
+                <w:b/>
+                <w:sz w:val="20"/>
+              </w:rPr>
+              <w:t>目录</w:t>
+            </w:r>
+          </w:p>
+        </w:tc>
+        <w:tc>
+          <w:tcPr>
+            <w:tcW w:type="dxa" w:w="2266"/>
+          </w:tcPr>
+          <w:p>
+            <w:pPr>
+              <w:jc w:val="center"/>
+            </w:pPr>
+            <w:r>
+              <w:rPr>
+                <w:b/>
+              </w:rPr>
+            </w:r>
+            <w:r>
+              <w:rPr>
+                <w:rFonts w:ascii="Times New Roman" w:hAnsi="Times New Roman" w:eastAsia="宋体"/>
+                <w:b/>
+                <w:sz w:val="20"/>
+              </w:rPr>
+              <w:t>文件数</w:t>
+            </w:r>
+          </w:p>
+        </w:tc>
+        <w:tc>
+          <w:tcPr>
+            <w:tcW w:type="dxa" w:w="2266"/>
+          </w:tcPr>
+          <w:p>
+            <w:pPr>
+              <w:jc w:val="center"/>
+            </w:pPr>
+            <w:r>
+              <w:rPr>
+                <w:b/>
+              </w:rPr>
+            </w:r>
+            <w:r>
+              <w:rPr>
+                <w:rFonts w:ascii="Times New Roman" w:hAnsi="Times New Roman" w:eastAsia="宋体"/>
+                <w:b/>
+                <w:sz w:val="20"/>
+              </w:rPr>
+              <w:t>体积</w:t>
+            </w:r>
+          </w:p>
+        </w:tc>
+        <w:tc>
+          <w:tcPr>
+            <w:tcW w:type="dxa" w:w="2266"/>
+          </w:tcPr>
+          <w:p>
+            <w:pPr>
+              <w:jc w:val="center"/>
+            </w:pPr>
+            <w:r>
+              <w:rPr>
+                <w:b/>
+              </w:rPr>
+            </w:r>
+            <w:r>
+              <w:rPr>
+                <w:rFonts w:ascii="Times New Roman" w:hAnsi="Times New Roman" w:eastAsia="宋体"/>
+                <w:b/>
+                <w:sz w:val="20"/>
+              </w:rPr>
+              <w:t>站点里谁在用</w:t>
+            </w:r>
+          </w:p>
+        </w:tc>
+      </w:tr>
+      <w:tr>
+        <w:tc>
+          <w:tcPr>
+            <w:tcW w:type="dxa" w:w="2266"/>
+          </w:tcPr>
+          <w:p>
+            <w:pPr>
+              <w:jc w:val="center"/>
+            </w:pPr>
+            <w:r/>
+            <w:r>
+              <w:rPr>
+                <w:rFonts w:ascii="Consolas" w:hAnsi="Consolas" w:eastAsia="宋体"/>
+                <w:b w:val="0"/>
+                <w:color w:val="A31D1D"/>
+                <w:sz w:val="19"/>
+              </w:rPr>
+              <w:t>01_原始资料</w:t>
+            </w:r>
+            <w:r>
+              <w:rPr>
+                <w:rFonts w:ascii="Times New Roman" w:hAnsi="Times New Roman" w:eastAsia="宋体"/>
+                <w:b w:val="0"/>
+                <w:sz w:val="20"/>
+              </w:rPr>
+              <w:t>（PDF 原件）</w:t>
+            </w:r>
+          </w:p>
+        </w:tc>
+        <w:tc>
+          <w:tcPr>
+            <w:tcW w:type="dxa" w:w="2266"/>
+          </w:tcPr>
+          <w:p>
+            <w:pPr>
+              <w:jc w:val="center"/>
+            </w:pPr>
+            <w:r/>
+            <w:r>
+              <w:rPr>
+                <w:rFonts w:ascii="Times New Roman" w:hAnsi="Times New Roman" w:eastAsia="宋体"/>
+                <w:b w:val="0"/>
+                <w:sz w:val="20"/>
+              </w:rPr>
+              <w:t>201</w:t>
+            </w:r>
+          </w:p>
+        </w:tc>
+        <w:tc>
+          <w:tcPr>
+            <w:tcW w:type="dxa" w:w="2266"/>
+          </w:tcPr>
+          <w:p>
+            <w:pPr>
+              <w:jc w:val="center"/>
+            </w:pPr>
+            <w:r/>
+            <w:r>
+              <w:rPr>
+                <w:rFonts w:ascii="Times New Roman" w:hAnsi="Times New Roman" w:eastAsia="宋体"/>
+                <w:b w:val="0"/>
+                <w:sz w:val="20"/>
+              </w:rPr>
+              <w:t>778.3 MB</w:t>
+            </w:r>
+          </w:p>
+        </w:tc>
+        <w:tc>
+          <w:tcPr>
+            <w:tcW w:type="dxa" w:w="2266"/>
+          </w:tcPr>
+          <w:p>
+            <w:pPr>
+              <w:jc w:val="center"/>
+            </w:pPr>
+            <w:r/>
+            <w:r>
+              <w:rPr>
+                <w:rFonts w:ascii="Times New Roman" w:hAnsi="Times New Roman" w:eastAsia="宋体"/>
+                <w:b w:val="0"/>
+                <w:sz w:val="20"/>
+              </w:rPr>
+              <w:t>原文通道 PDF</w:t>
+            </w:r>
+          </w:p>
+        </w:tc>
+      </w:tr>
+      <w:tr>
+        <w:tc>
+          <w:tcPr>
+            <w:tcW w:type="dxa" w:w="2266"/>
+          </w:tcPr>
+          <w:p>
+            <w:pPr>
+              <w:jc w:val="center"/>
+            </w:pPr>
+            <w:r/>
+            <w:r>
+              <w:rPr>
+                <w:rFonts w:ascii="Consolas" w:hAnsi="Consolas" w:eastAsia="宋体"/>
+                <w:b w:val="0"/>
+                <w:color w:val="A31D1D"/>
+                <w:sz w:val="19"/>
+              </w:rPr>
+              <w:t>02_解析结果</w:t>
+            </w:r>
+            <w:r>
+              <w:rPr>
+                <w:rFonts w:ascii="Times New Roman" w:hAnsi="Times New Roman" w:eastAsia="宋体"/>
+                <w:b w:val="0"/>
+                <w:sz w:val="20"/>
+              </w:rPr>
+              <w:t>（MinerU JSON）</w:t>
+            </w:r>
+          </w:p>
+        </w:tc>
+        <w:tc>
+          <w:tcPr>
+            <w:tcW w:type="dxa" w:w="2266"/>
+          </w:tcPr>
+          <w:p>
+            <w:pPr>
+              <w:jc w:val="center"/>
+            </w:pPr>
+            <w:r/>
+            <w:r>
+              <w:rPr>
+                <w:rFonts w:ascii="Times New Roman" w:hAnsi="Times New Roman" w:eastAsia="宋体"/>
+                <w:b w:val="0"/>
+                <w:sz w:val="20"/>
+              </w:rPr>
+              <w:t>202</w:t>
+            </w:r>
+          </w:p>
+        </w:tc>
+        <w:tc>
+          <w:tcPr>
+            <w:tcW w:type="dxa" w:w="2266"/>
+          </w:tcPr>
+          <w:p>
+            <w:pPr>
+              <w:jc w:val="center"/>
+            </w:pPr>
+            <w:r/>
+            <w:r>
+              <w:rPr>
+                <w:rFonts w:ascii="Times New Roman" w:hAnsi="Times New Roman" w:eastAsia="宋体"/>
+                <w:b w:val="0"/>
+                <w:sz w:val="20"/>
+              </w:rPr>
+              <w:t>107.9 MB</w:t>
+            </w:r>
+          </w:p>
+        </w:tc>
+        <w:tc>
+          <w:tcPr>
+            <w:tcW w:type="dxa" w:w="2266"/>
+          </w:tcPr>
+          <w:p>
+            <w:pPr>
+              <w:jc w:val="center"/>
+            </w:pPr>
+            <w:r/>
+            <w:r>
+              <w:rPr>
+                <w:rFonts w:ascii="Times New Roman" w:hAnsi="Times New Roman" w:eastAsia="宋体"/>
+                <w:b w:val="0"/>
+                <w:sz w:val="20"/>
+              </w:rPr>
+              <w:t xml:space="preserve">迁移入库、重跑 </w:t>
+            </w:r>
+            <w:r>
+              <w:rPr>
+                <w:rFonts w:ascii="Consolas" w:hAnsi="Consolas" w:eastAsia="宋体"/>
+                <w:b w:val="0"/>
+                <w:color w:val="A31D1D"/>
+                <w:sz w:val="19"/>
+              </w:rPr>
+              <w:t>migrate</w:t>
+            </w:r>
+          </w:p>
+        </w:tc>
+      </w:tr>
+      <w:tr>
+        <w:tc>
+          <w:tcPr>
+            <w:tcW w:type="dxa" w:w="2266"/>
+          </w:tcPr>
+          <w:p>
+            <w:pPr>
+              <w:jc w:val="center"/>
+            </w:pPr>
+            <w:r/>
+            <w:r>
+              <w:rPr>
+                <w:rFonts w:ascii="Consolas" w:hAnsi="Consolas" w:eastAsia="宋体"/>
+                <w:b w:val="0"/>
+                <w:color w:val="A31D1D"/>
+                <w:sz w:val="19"/>
+              </w:rPr>
+              <w:t>03_文献全文</w:t>
+            </w:r>
+            <w:r>
+              <w:rPr>
+                <w:rFonts w:ascii="Times New Roman" w:hAnsi="Times New Roman" w:eastAsia="宋体"/>
+                <w:b w:val="0"/>
+                <w:sz w:val="20"/>
+              </w:rPr>
+              <w:t>（MD）</w:t>
+            </w:r>
+          </w:p>
+        </w:tc>
+        <w:tc>
+          <w:tcPr>
+            <w:tcW w:type="dxa" w:w="2266"/>
+          </w:tcPr>
+          <w:p>
+            <w:pPr>
+              <w:jc w:val="center"/>
+            </w:pPr>
+            <w:r/>
+            <w:r>
+              <w:rPr>
+                <w:rFonts w:ascii="Times New Roman" w:hAnsi="Times New Roman" w:eastAsia="宋体"/>
+                <w:b w:val="0"/>
+                <w:sz w:val="20"/>
+              </w:rPr>
+              <w:t>203</w:t>
+            </w:r>
+          </w:p>
+        </w:tc>
+        <w:tc>
+          <w:tcPr>
+            <w:tcW w:type="dxa" w:w="2266"/>
+          </w:tcPr>
+          <w:p>
+            <w:pPr>
+              <w:jc w:val="center"/>
+            </w:pPr>
+            <w:r/>
+            <w:r>
+              <w:rPr>
+                <w:rFonts w:ascii="Times New Roman" w:hAnsi="Times New Roman" w:eastAsia="宋体"/>
+                <w:b w:val="0"/>
+                <w:sz w:val="20"/>
+              </w:rPr>
+              <w:t>10.8 MB</w:t>
+            </w:r>
+          </w:p>
+        </w:tc>
+        <w:tc>
+          <w:tcPr>
+            <w:tcW w:type="dxa" w:w="2266"/>
+          </w:tcPr>
+          <w:p>
+            <w:pPr>
+              <w:jc w:val="center"/>
+            </w:pPr>
+            <w:r/>
+            <w:r>
+              <w:rPr>
+                <w:rFonts w:ascii="Times New Roman" w:hAnsi="Times New Roman" w:eastAsia="宋体"/>
+                <w:b w:val="0"/>
+                <w:sz w:val="20"/>
+              </w:rPr>
+              <w:t>原文通道 Markdown</w:t>
+            </w:r>
+          </w:p>
+        </w:tc>
+      </w:tr>
+      <w:tr>
+        <w:tc>
+          <w:tcPr>
+            <w:tcW w:type="dxa" w:w="2266"/>
+          </w:tcPr>
+          <w:p>
+            <w:pPr>
+              <w:jc w:val="center"/>
+            </w:pPr>
+            <w:r/>
+            <w:r>
+              <w:rPr>
+                <w:rFonts w:ascii="Consolas" w:hAnsi="Consolas" w:eastAsia="宋体"/>
+                <w:b w:val="0"/>
+                <w:color w:val="A31D1D"/>
+                <w:sz w:val="19"/>
+              </w:rPr>
+              <w:t>04_文献图像</w:t>
+            </w:r>
+          </w:p>
+        </w:tc>
+        <w:tc>
+          <w:tcPr>
+            <w:tcW w:type="dxa" w:w="2266"/>
+          </w:tcPr>
+          <w:p>
+            <w:pPr>
+              <w:jc w:val="center"/>
+            </w:pPr>
+            <w:r/>
+            <w:r>
+              <w:rPr>
+                <w:rFonts w:ascii="Times New Roman" w:hAnsi="Times New Roman" w:eastAsia="宋体"/>
+                <w:b w:val="0"/>
+                <w:sz w:val="20"/>
+              </w:rPr>
+              <w:t>3179</w:t>
+            </w:r>
+          </w:p>
+        </w:tc>
+        <w:tc>
+          <w:tcPr>
+            <w:tcW w:type="dxa" w:w="2266"/>
+          </w:tcPr>
+          <w:p>
+            <w:pPr>
+              <w:jc w:val="center"/>
+            </w:pPr>
+            <w:r/>
+            <w:r>
+              <w:rPr>
+                <w:rFonts w:ascii="Times New Roman" w:hAnsi="Times New Roman" w:eastAsia="宋体"/>
+                <w:b w:val="0"/>
+                <w:sz w:val="20"/>
+              </w:rPr>
+              <w:t>1228.0 MB</w:t>
+            </w:r>
+          </w:p>
+        </w:tc>
+        <w:tc>
+          <w:tcPr>
+            <w:tcW w:type="dxa" w:w="2266"/>
+          </w:tcPr>
+          <w:p>
+            <w:pPr>
+              <w:jc w:val="center"/>
+            </w:pPr>
+            <w:r/>
+            <w:r>
+              <w:rPr>
+                <w:rFonts w:ascii="Times New Roman" w:hAnsi="Times New Roman" w:eastAsia="宋体"/>
+                <w:b w:val="0"/>
+                <w:sz w:val="20"/>
+              </w:rPr>
+              <w:t xml:space="preserve">图版通道 </w:t>
+            </w:r>
+            <w:r>
+              <w:rPr>
+                <w:rFonts w:ascii="Consolas" w:hAnsi="Consolas" w:eastAsia="宋体"/>
+                <w:b w:val="0"/>
+                <w:color w:val="A31D1D"/>
+                <w:sz w:val="19"/>
+              </w:rPr>
+              <w:t>/media/img/</w:t>
+            </w:r>
+          </w:p>
+        </w:tc>
+      </w:tr>
+      <w:tr>
+        <w:tc>
+          <w:tcPr>
+            <w:tcW w:type="dxa" w:w="2266"/>
+          </w:tcPr>
+          <w:p>
+            <w:pPr>
+              <w:jc w:val="center"/>
+            </w:pPr>
+            <w:r/>
+            <w:r>
+              <w:rPr>
+                <w:rFonts w:ascii="Consolas" w:hAnsi="Consolas" w:eastAsia="宋体"/>
+                <w:b w:val="0"/>
+                <w:color w:val="A31D1D"/>
+                <w:sz w:val="19"/>
+              </w:rPr>
+              <w:t>05_登记表</w:t>
+            </w:r>
+          </w:p>
+        </w:tc>
+        <w:tc>
+          <w:tcPr>
+            <w:tcW w:type="dxa" w:w="2266"/>
+          </w:tcPr>
+          <w:p>
+            <w:pPr>
+              <w:jc w:val="center"/>
+            </w:pPr>
+            <w:r/>
+            <w:r>
+              <w:rPr>
+                <w:rFonts w:ascii="Times New Roman" w:hAnsi="Times New Roman" w:eastAsia="宋体"/>
+                <w:b w:val="0"/>
+                <w:sz w:val="20"/>
+              </w:rPr>
+              <w:t>23</w:t>
+            </w:r>
+          </w:p>
+        </w:tc>
+        <w:tc>
+          <w:tcPr>
+            <w:tcW w:type="dxa" w:w="2266"/>
+          </w:tcPr>
+          <w:p>
+            <w:pPr>
+              <w:jc w:val="center"/>
+            </w:pPr>
+            <w:r/>
+            <w:r>
+              <w:rPr>
+                <w:rFonts w:ascii="Times New Roman" w:hAnsi="Times New Roman" w:eastAsia="宋体"/>
+                <w:b w:val="0"/>
+                <w:sz w:val="20"/>
+              </w:rPr>
+              <w:t>6.3 MB</w:t>
+            </w:r>
+          </w:p>
+        </w:tc>
+        <w:tc>
+          <w:tcPr>
+            <w:tcW w:type="dxa" w:w="2266"/>
+          </w:tcPr>
+          <w:p>
+            <w:pPr>
+              <w:jc w:val="center"/>
+            </w:pPr>
+            <w:r/>
+            <w:r>
+              <w:rPr>
+                <w:rFonts w:ascii="Times New Roman" w:hAnsi="Times New Roman" w:eastAsia="宋体"/>
+                <w:b w:val="0"/>
+                <w:sz w:val="20"/>
+              </w:rPr>
+              <w:t>迁移、导入预检、导出</w:t>
+            </w:r>
+          </w:p>
+        </w:tc>
+      </w:tr>
+      <w:tr>
+        <w:tc>
+          <w:tcPr>
+            <w:tcW w:type="dxa" w:w="2266"/>
+          </w:tcPr>
+          <w:p>
+            <w:pPr>
+              <w:jc w:val="center"/>
+            </w:pPr>
+            <w:r/>
+            <w:r>
+              <w:rPr>
+                <w:rFonts w:ascii="Times New Roman" w:hAnsi="Times New Roman" w:eastAsia="宋体"/>
+                <w:b/>
+                <w:sz w:val="20"/>
+              </w:rPr>
+              <w:t>合计</w:t>
+            </w:r>
+          </w:p>
+        </w:tc>
+        <w:tc>
+          <w:tcPr>
+            <w:tcW w:type="dxa" w:w="2266"/>
+          </w:tcPr>
+          <w:p>
+            <w:pPr>
+              <w:jc w:val="center"/>
+            </w:pPr>
+            <w:r/>
+            <w:r>
+              <w:rPr>
+                <w:rFonts w:ascii="Times New Roman" w:hAnsi="Times New Roman" w:eastAsia="宋体"/>
+                <w:b/>
+                <w:sz w:val="20"/>
+              </w:rPr>
+              <w:t>3808</w:t>
+            </w:r>
+          </w:p>
+        </w:tc>
+        <w:tc>
+          <w:tcPr>
+            <w:tcW w:type="dxa" w:w="2266"/>
+          </w:tcPr>
+          <w:p>
+            <w:pPr>
+              <w:jc w:val="center"/>
+            </w:pPr>
+            <w:r/>
+            <w:r>
+              <w:rPr>
+                <w:rFonts w:ascii="Times New Roman" w:hAnsi="Times New Roman" w:eastAsia="宋体"/>
+                <w:b/>
+                <w:sz w:val="20"/>
+              </w:rPr>
+              <w:t>2131.4 MB</w:t>
+            </w:r>
+          </w:p>
+        </w:tc>
+        <w:tc>
+          <w:tcPr>
+            <w:tcW w:type="dxa" w:w="2266"/>
+          </w:tcPr>
+          <w:p>
+            <w:pPr>
+              <w:jc w:val="center"/>
+            </w:pPr>
+            <w:r/>
+          </w:p>
+        </w:tc>
+      </w:tr>
+    </w:tbl>
+    <w:p/>
+    <w:p>
+      <w:r>
+        <w:rPr>
+          <w:rFonts w:ascii="Times New Roman" w:hAnsi="Times New Roman" w:eastAsia="宋体"/>
+          <w:b w:val="0"/>
+          <w:sz w:val="22"/>
+        </w:rPr>
+        <w:t xml:space="preserve">★ </w:t>
+      </w:r>
+      <w:r>
+        <w:rPr>
+          <w:rFonts w:ascii="Times New Roman" w:hAnsi="Times New Roman" w:eastAsia="宋体"/>
+          <w:b/>
+          <w:sz w:val="22"/>
+        </w:rPr>
+        <w:t>只复制，不移动、不删源</w:t>
+      </w:r>
+      <w:r>
+        <w:rPr>
+          <w:rFonts w:ascii="Times New Roman" w:hAnsi="Times New Roman" w:eastAsia="宋体"/>
+          <w:b w:val="0"/>
+          <w:sz w:val="22"/>
+        </w:rPr>
+        <w:t xml:space="preserve"> —— 源是课程第一阶段的产物，别的作业也可能引用它。 复制由 </w:t>
+      </w:r>
+      <w:r>
+        <w:rPr>
+          <w:rFonts w:ascii="Consolas" w:hAnsi="Consolas" w:eastAsia="宋体"/>
+          <w:b w:val="0"/>
+          <w:color w:val="A31D1D"/>
+          <w:sz w:val="21"/>
+        </w:rPr>
+        <w:t>_tools/sync_source_data.py</w:t>
+      </w:r>
+      <w:r>
+        <w:rPr>
+          <w:rFonts w:ascii="Times New Roman" w:hAnsi="Times New Roman" w:eastAsia="宋体"/>
+          <w:b w:val="0"/>
+          <w:sz w:val="22"/>
+        </w:rPr>
+        <w:t xml:space="preserve"> 脚本化，</w:t>
+      </w:r>
+      <w:r>
+        <w:rPr>
+          <w:rFonts w:ascii="Times New Roman" w:hAnsi="Times New Roman" w:eastAsia="宋体"/>
+          <w:b/>
+          <w:sz w:val="22"/>
+        </w:rPr>
+        <w:t>复制后回读校验</w:t>
+      </w:r>
+      <w:r>
+        <w:rPr>
+          <w:rFonts w:ascii="Times New Roman" w:hAnsi="Times New Roman" w:eastAsia="宋体"/>
+          <w:b w:val="0"/>
+          <w:sz w:val="22"/>
+        </w:rPr>
+        <w:t xml:space="preserve"> （文件数 + 大小 + 抽样 sha256），报告留在 </w:t>
+      </w:r>
+      <w:r>
+        <w:rPr>
+          <w:rFonts w:ascii="Consolas" w:hAnsi="Consolas" w:eastAsia="宋体"/>
+          <w:b w:val="0"/>
+          <w:color w:val="A31D1D"/>
+          <w:sz w:val="21"/>
+        </w:rPr>
+        <w:t>data/source_sync_report.json</w:t>
+      </w:r>
+      <w:r>
+        <w:rPr>
+          <w:rFonts w:ascii="Times New Roman" w:hAnsi="Times New Roman" w:eastAsia="宋体"/>
+          <w:b w:val="0"/>
+          <w:sz w:val="22"/>
+        </w:rPr>
+        <w:t>。</w:t>
+      </w:r>
+    </w:p>
+    <w:p>
+      <w:pPr>
+        <w:pStyle w:val="Heading3"/>
+        <w:spacing w:before="200" w:after="120"/>
+      </w:pPr>
+      <w:r>
+        <w:rPr>
+          <w:rFonts w:ascii="Times New Roman" w:hAnsi="Times New Roman" w:eastAsia="黑体"/>
+          <w:b/>
+          <w:sz w:val="25"/>
+        </w:rPr>
+        <w:t>5.31 配置怎么改才算「自包含」</w:t>
+      </w:r>
+    </w:p>
+    <w:p>
+      <w:r>
+        <w:rPr>
+          <w:rFonts w:ascii="Times New Roman" w:hAnsi="Times New Roman" w:eastAsia="宋体"/>
+          <w:b w:val="0"/>
+          <w:sz w:val="22"/>
+        </w:rPr>
+        <w:t xml:space="preserve">改 </w:t>
+      </w:r>
+      <w:r>
+        <w:rPr>
+          <w:rFonts w:ascii="Consolas" w:hAnsi="Consolas" w:eastAsia="宋体"/>
+          <w:b w:val="0"/>
+          <w:color w:val="A31D1D"/>
+          <w:sz w:val="21"/>
+        </w:rPr>
+        <w:t>config.py</w:t>
+      </w:r>
+      <w:r>
+        <w:rPr>
+          <w:rFonts w:ascii="Times New Roman" w:hAnsi="Times New Roman" w:eastAsia="宋体"/>
+          <w:b w:val="0"/>
+          <w:sz w:val="22"/>
+        </w:rPr>
+        <w:t xml:space="preserve"> 的查找顺序</w:t>
+      </w:r>
+      <w:r>
+        <w:rPr>
+          <w:rFonts w:ascii="Times New Roman" w:hAnsi="Times New Roman" w:eastAsia="宋体"/>
+          <w:b/>
+          <w:sz w:val="22"/>
+        </w:rPr>
+        <w:t>不够</w:t>
+      </w:r>
+      <w:r>
+        <w:rPr>
+          <w:rFonts w:ascii="Times New Roman" w:hAnsi="Times New Roman" w:eastAsia="宋体"/>
+          <w:b w:val="0"/>
+          <w:sz w:val="22"/>
+        </w:rPr>
+        <w:t xml:space="preserve"> —— </w:t>
+      </w:r>
+      <w:r>
+        <w:rPr>
+          <w:rFonts w:ascii="Consolas" w:hAnsi="Consolas" w:eastAsia="宋体"/>
+          <w:b w:val="0"/>
+          <w:color w:val="A31D1D"/>
+          <w:sz w:val="21"/>
+        </w:rPr>
+        <w:t>config.json</w:t>
+      </w:r>
+      <w:r>
+        <w:rPr>
+          <w:rFonts w:ascii="Times New Roman" w:hAnsi="Times New Roman" w:eastAsia="宋体"/>
+          <w:b w:val="0"/>
+          <w:sz w:val="22"/>
+        </w:rPr>
+        <w:t xml:space="preserve"> 里存着旧的 </w:t>
+      </w:r>
+      <w:r>
+        <w:rPr>
+          <w:rFonts w:ascii="Consolas" w:hAnsi="Consolas" w:eastAsia="宋体"/>
+          <w:b w:val="0"/>
+          <w:color w:val="A31D1D"/>
+          <w:sz w:val="21"/>
+        </w:rPr>
+        <w:t>source.root</w:t>
+      </w:r>
+      <w:r>
+        <w:rPr>
+          <w:rFonts w:ascii="Times New Roman" w:hAnsi="Times New Roman" w:eastAsia="宋体"/>
+          <w:b w:val="0"/>
+          <w:sz w:val="22"/>
+        </w:rPr>
+        <w:t>， 属性直接读它 → 代码改了也不生效。所以同步脚本复制完成后</w:t>
+      </w:r>
+      <w:r>
+        <w:rPr>
+          <w:rFonts w:ascii="Times New Roman" w:hAnsi="Times New Roman" w:eastAsia="宋体"/>
+          <w:b/>
+          <w:sz w:val="22"/>
+        </w:rPr>
+        <w:t xml:space="preserve">顺手更新 </w:t>
+      </w:r>
+      <w:r>
+        <w:rPr>
+          <w:rFonts w:ascii="Consolas" w:hAnsi="Consolas" w:eastAsia="宋体"/>
+          <w:b/>
+          <w:color w:val="A31D1D"/>
+          <w:sz w:val="21"/>
+        </w:rPr>
+        <w:t>config.json</w:t>
+      </w:r>
+      <w:r>
+        <w:rPr>
+          <w:rFonts w:ascii="Times New Roman" w:hAnsi="Times New Roman" w:eastAsia="宋体"/>
+          <w:b w:val="0"/>
+          <w:sz w:val="22"/>
+        </w:rPr>
+        <w:t>。</w:t>
+      </w:r>
+    </w:p>
+    <w:p>
+      <w:r>
+        <w:rPr>
+          <w:rFonts w:ascii="Times New Roman" w:hAnsi="Times New Roman" w:eastAsia="宋体"/>
+          <w:b w:val="0"/>
+          <w:sz w:val="22"/>
+        </w:rPr>
+        <w:t>新的查找顺序：</w:t>
+      </w:r>
+    </w:p>
+    <w:p>
+      <w:r>
+        <w:rPr>
+          <w:rFonts w:ascii="Consolas" w:hAnsi="Consolas" w:eastAsia="宋体"/>
+          <w:b w:val="0"/>
+          <w:color w:val="A31D1D"/>
+          <w:sz w:val="21"/>
+        </w:rPr>
+        <w:t>`</w:t>
+      </w:r>
+    </w:p>
+    <w:p>
+      <w:pPr>
+        <w:spacing w:after="80"/>
+        <w:ind w:left="425" w:hanging="425"/>
+      </w:pPr>
+      <w:r>
+        <w:rPr>
+          <w:rFonts w:ascii="Times New Roman" w:hAnsi="Times New Roman" w:eastAsia="宋体"/>
+          <w:b w:val="0"/>
+          <w:sz w:val="22"/>
+        </w:rPr>
+        <w:t>1. 环境变量 LZKG_SOURCE_ROOT          ← 显式指定永远最优先</w:t>
+      </w:r>
+    </w:p>
+    <w:p>
+      <w:pPr>
+        <w:spacing w:after="80"/>
+        <w:ind w:left="425" w:hanging="425"/>
+      </w:pPr>
+      <w:r>
+        <w:rPr>
+          <w:rFonts w:ascii="Times New Roman" w:hAnsi="Times New Roman" w:eastAsia="宋体"/>
+          <w:b w:val="0"/>
+          <w:sz w:val="22"/>
+        </w:rPr>
+        <w:t>2. 01-程序/data/source/               ← ★ 程序自带的副本</w:t>
+      </w:r>
+    </w:p>
+    <w:p>
+      <w:pPr>
+        <w:spacing w:after="80"/>
+        <w:ind w:left="425" w:hanging="425"/>
+      </w:pPr>
+      <w:r>
+        <w:rPr>
+          <w:rFonts w:ascii="Times New Roman" w:hAnsi="Times New Roman" w:eastAsia="宋体"/>
+          <w:b w:val="0"/>
+          <w:sz w:val="22"/>
+        </w:rPr>
+        <w:t>3. 作业根下的 02*(...)/04_专题研究     ← 课程原始布局（旧作业照旧能用）</w:t>
+      </w:r>
+    </w:p>
+    <w:p>
+      <w:pPr>
+        <w:spacing w:after="80"/>
+        <w:ind w:left="425" w:hanging="425"/>
+      </w:pPr>
+      <w:r>
+        <w:rPr>
+          <w:rFonts w:ascii="Times New Roman" w:hAnsi="Times New Roman" w:eastAsia="宋体"/>
+          <w:b w:val="0"/>
+          <w:sz w:val="22"/>
+        </w:rPr>
+        <w:t>4. 往上 4 层找任意 */04_专题研究        ← 对接包被解压到别处时</w:t>
+      </w:r>
+    </w:p>
+    <w:p>
+      <w:r>
+        <w:rPr>
+          <w:rFonts w:ascii="Consolas" w:hAnsi="Consolas" w:eastAsia="宋体"/>
+          <w:b w:val="0"/>
+          <w:color w:val="A31D1D"/>
+          <w:sz w:val="21"/>
+        </w:rPr>
+        <w:t>`</w:t>
+      </w:r>
+    </w:p>
+    <w:p>
+      <w:r>
+        <w:rPr>
+          <w:rFonts w:ascii="Times New Roman" w:hAnsi="Times New Roman" w:eastAsia="宋体"/>
+          <w:b w:val="0"/>
+          <w:sz w:val="22"/>
+        </w:rPr>
+        <w:t>★ 外部课程布局</w:t>
+      </w:r>
+      <w:r>
+        <w:rPr>
+          <w:rFonts w:ascii="Times New Roman" w:hAnsi="Times New Roman" w:eastAsia="宋体"/>
+          <w:b/>
+          <w:sz w:val="22"/>
+        </w:rPr>
+        <w:t>保留在后面</w:t>
+      </w:r>
+      <w:r>
+        <w:rPr>
+          <w:rFonts w:ascii="Times New Roman" w:hAnsi="Times New Roman" w:eastAsia="宋体"/>
+          <w:b w:val="0"/>
+          <w:sz w:val="22"/>
+        </w:rPr>
+        <w:t xml:space="preserve"> → </w:t>
+      </w:r>
+      <w:r>
+        <w:rPr>
+          <w:rFonts w:ascii="Times New Roman" w:hAnsi="Times New Roman" w:eastAsia="宋体"/>
+          <w:b/>
+          <w:sz w:val="22"/>
+        </w:rPr>
+        <w:t>向后兼容</w:t>
+      </w:r>
+      <w:r>
+        <w:rPr>
+          <w:rFonts w:ascii="Times New Roman" w:hAnsi="Times New Roman" w:eastAsia="宋体"/>
+          <w:b w:val="0"/>
+          <w:sz w:val="22"/>
+        </w:rPr>
+        <w:t xml:space="preserve">，旧作业不受影响。 ★ </w:t>
+      </w:r>
+      <w:r>
+        <w:rPr>
+          <w:rFonts w:ascii="Consolas" w:hAnsi="Consolas" w:eastAsia="宋体"/>
+          <w:b w:val="0"/>
+          <w:color w:val="A31D1D"/>
+          <w:sz w:val="21"/>
+        </w:rPr>
+        <w:t>source_root</w:t>
+      </w:r>
+      <w:r>
+        <w:rPr>
+          <w:rFonts w:ascii="Times New Roman" w:hAnsi="Times New Roman" w:eastAsia="宋体"/>
+          <w:b w:val="0"/>
+          <w:sz w:val="22"/>
+        </w:rPr>
+        <w:t xml:space="preserve"> 属性还加了</w:t>
+      </w:r>
+      <w:r>
+        <w:rPr>
+          <w:rFonts w:ascii="Times New Roman" w:hAnsi="Times New Roman" w:eastAsia="宋体"/>
+          <w:b/>
+          <w:sz w:val="22"/>
+        </w:rPr>
+        <w:t>容错</w:t>
+      </w:r>
+      <w:r>
+        <w:rPr>
+          <w:rFonts w:ascii="Times New Roman" w:hAnsi="Times New Roman" w:eastAsia="宋体"/>
+          <w:b w:val="0"/>
+          <w:sz w:val="22"/>
+        </w:rPr>
+        <w:t>：配置路径不存在时自动回退， 而不是拿着一堆「文件不存在」报错。</w:t>
+      </w:r>
+    </w:p>
+    <w:p>
+      <w:pPr>
+        <w:pStyle w:val="Heading3"/>
+        <w:spacing w:before="200" w:after="120"/>
+      </w:pPr>
+      <w:r>
+        <w:rPr>
+          <w:rFonts w:ascii="Times New Roman" w:hAnsi="Times New Roman" w:eastAsia="黑体"/>
+          <w:b/>
+          <w:sz w:val="25"/>
+        </w:rPr>
+        <w:t>5.32 ★ 红线：这批是机构订阅件</w:t>
+      </w:r>
+    </w:p>
+    <w:p>
+      <w:r>
+        <w:rPr>
+          <w:rFonts w:ascii="Times New Roman" w:hAnsi="Times New Roman" w:eastAsia="宋体"/>
+          <w:b w:val="0"/>
+          <w:sz w:val="22"/>
+        </w:rPr>
+        <w:t>原始 PDF / MinerU 解析 JSON / 文献全文 / 图版，</w:t>
+      </w:r>
+      <w:r>
+        <w:rPr>
+          <w:rFonts w:ascii="Times New Roman" w:hAnsi="Times New Roman" w:eastAsia="宋体"/>
+          <w:b/>
+          <w:sz w:val="22"/>
+        </w:rPr>
+        <w:t>全部是 CNKI 等机构订阅下载的原件</w:t>
+      </w:r>
+      <w:r>
+        <w:rPr>
+          <w:rFonts w:ascii="Times New Roman" w:hAnsi="Times New Roman" w:eastAsia="宋体"/>
+          <w:b w:val="0"/>
+          <w:sz w:val="22"/>
+        </w:rPr>
+        <w:t>。 所以设了</w:t>
+      </w:r>
+      <w:r>
+        <w:rPr>
+          <w:rFonts w:ascii="Times New Roman" w:hAnsi="Times New Roman" w:eastAsia="宋体"/>
+          <w:b/>
+          <w:sz w:val="22"/>
+        </w:rPr>
+        <w:t>三道关</w:t>
+      </w:r>
+      <w:r>
+        <w:rPr>
+          <w:rFonts w:ascii="Times New Roman" w:hAnsi="Times New Roman" w:eastAsia="宋体"/>
+          <w:b w:val="0"/>
+          <w:sz w:val="22"/>
+        </w:rPr>
+        <w:t>：</w:t>
+      </w:r>
+    </w:p>
+    <w:tbl>
+      <w:tblPr>
+        <w:tblStyle w:val="TableGrid"/>
+        <w:tblW w:type="auto" w:w="0"/>
+        <w:jc w:val="center"/>
+        <w:tblLook w:firstColumn="1" w:firstRow="1" w:lastColumn="0" w:lastRow="0" w:noHBand="0" w:noVBand="1" w:val="04A0"/>
+      </w:tblPr>
+      <w:tblGrid>
+        <w:gridCol w:w="3022"/>
+        <w:gridCol w:w="3022"/>
+        <w:gridCol w:w="3022"/>
+      </w:tblGrid>
+      <w:tr>
+        <w:tc>
+          <w:tcPr>
+            <w:tcW w:type="dxa" w:w="3022"/>
+          </w:tcPr>
+          <w:p>
+            <w:pPr>
+              <w:jc w:val="center"/>
+            </w:pPr>
+            <w:r>
+              <w:rPr>
+                <w:b/>
+              </w:rPr>
+            </w:r>
+            <w:r>
+              <w:rPr>
+                <w:rFonts w:ascii="Times New Roman" w:hAnsi="Times New Roman" w:eastAsia="宋体"/>
+                <w:b/>
+                <w:sz w:val="20"/>
+              </w:rPr>
+              <w:t>出口</w:t>
+            </w:r>
+          </w:p>
+        </w:tc>
+        <w:tc>
+          <w:tcPr>
+            <w:tcW w:type="dxa" w:w="3022"/>
+          </w:tcPr>
+          <w:p>
+            <w:pPr>
+              <w:jc w:val="center"/>
+            </w:pPr>
+            <w:r>
+              <w:rPr>
+                <w:b/>
+              </w:rPr>
+            </w:r>
+            <w:r>
+              <w:rPr>
+                <w:rFonts w:ascii="Times New Roman" w:hAnsi="Times New Roman" w:eastAsia="宋体"/>
+                <w:b/>
+                <w:sz w:val="20"/>
+              </w:rPr>
+              <w:t>规则</w:t>
+            </w:r>
+          </w:p>
+        </w:tc>
+        <w:tc>
+          <w:tcPr>
+            <w:tcW w:type="dxa" w:w="3022"/>
+          </w:tcPr>
+          <w:p>
+            <w:pPr>
+              <w:jc w:val="center"/>
+            </w:pPr>
+            <w:r>
+              <w:rPr>
+                <w:b/>
+              </w:rPr>
+            </w:r>
+            <w:r>
+              <w:rPr>
+                <w:rFonts w:ascii="Times New Roman" w:hAnsi="Times New Roman" w:eastAsia="宋体"/>
+                <w:b/>
+                <w:sz w:val="20"/>
+              </w:rPr>
+              <w:t>实现</w:t>
+            </w:r>
+          </w:p>
+        </w:tc>
+      </w:tr>
+      <w:tr>
+        <w:tc>
+          <w:tcPr>
+            <w:tcW w:type="dxa" w:w="3022"/>
+          </w:tcPr>
+          <w:p>
+            <w:pPr>
+              <w:jc w:val="center"/>
+            </w:pPr>
+            <w:r/>
+            <w:r>
+              <w:rPr>
+                <w:rFonts w:ascii="Times New Roman" w:hAnsi="Times New Roman" w:eastAsia="宋体"/>
+                <w:b w:val="0"/>
+                <w:sz w:val="20"/>
+              </w:rPr>
+              <w:t>公开仓库（GitHub）</w:t>
+            </w:r>
+          </w:p>
+        </w:tc>
+        <w:tc>
+          <w:tcPr>
+            <w:tcW w:type="dxa" w:w="3022"/>
+          </w:tcPr>
+          <w:p>
+            <w:pPr>
+              <w:jc w:val="center"/>
+            </w:pPr>
+            <w:r/>
+            <w:r>
+              <w:rPr>
+                <w:rFonts w:ascii="Times New Roman" w:hAnsi="Times New Roman" w:eastAsia="宋体"/>
+                <w:b/>
+                <w:sz w:val="20"/>
+              </w:rPr>
+              <w:t>禁止</w:t>
+            </w:r>
+          </w:p>
+        </w:tc>
+        <w:tc>
+          <w:tcPr>
+            <w:tcW w:type="dxa" w:w="3022"/>
+          </w:tcPr>
+          <w:p>
+            <w:pPr>
+              <w:jc w:val="center"/>
+            </w:pPr>
+            <w:r/>
+            <w:r>
+              <w:rPr>
+                <w:rFonts w:ascii="Consolas" w:hAnsi="Consolas" w:eastAsia="宋体"/>
+                <w:b w:val="0"/>
+                <w:color w:val="A31D1D"/>
+                <w:sz w:val="19"/>
+              </w:rPr>
+              <w:t>.gitignore</w:t>
+            </w:r>
+            <w:r>
+              <w:rPr>
+                <w:rFonts w:ascii="Times New Roman" w:hAnsi="Times New Roman" w:eastAsia="宋体"/>
+                <w:b w:val="0"/>
+                <w:sz w:val="20"/>
+              </w:rPr>
+              <w:t xml:space="preserve"> 忽略；发布脚本白名单式收集 + </w:t>
+            </w:r>
+            <w:r>
+              <w:rPr>
+                <w:rFonts w:ascii="Times New Roman" w:hAnsi="Times New Roman" w:eastAsia="宋体"/>
+                <w:b/>
+                <w:sz w:val="20"/>
+              </w:rPr>
+              <w:t>硬断言</w:t>
+            </w:r>
+          </w:p>
+        </w:tc>
+      </w:tr>
+      <w:tr>
+        <w:tc>
+          <w:tcPr>
+            <w:tcW w:type="dxa" w:w="3022"/>
+          </w:tcPr>
+          <w:p>
+            <w:pPr>
+              <w:jc w:val="center"/>
+            </w:pPr>
+            <w:r/>
+            <w:r>
+              <w:rPr>
+                <w:rFonts w:ascii="Times New Roman" w:hAnsi="Times New Roman" w:eastAsia="宋体"/>
+                <w:b w:val="0"/>
+                <w:sz w:val="20"/>
+              </w:rPr>
+              <w:t>对接包</w:t>
+            </w:r>
+          </w:p>
+        </w:tc>
+        <w:tc>
+          <w:tcPr>
+            <w:tcW w:type="dxa" w:w="3022"/>
+          </w:tcPr>
+          <w:p>
+            <w:pPr>
+              <w:jc w:val="center"/>
+            </w:pPr>
+            <w:r/>
+            <w:r>
+              <w:rPr>
+                <w:rFonts w:ascii="Times New Roman" w:hAnsi="Times New Roman" w:eastAsia="宋体"/>
+                <w:b/>
+                <w:sz w:val="20"/>
+              </w:rPr>
+              <w:t>禁止</w:t>
+            </w:r>
+          </w:p>
+        </w:tc>
+        <w:tc>
+          <w:tcPr>
+            <w:tcW w:type="dxa" w:w="3022"/>
+          </w:tcPr>
+          <w:p>
+            <w:pPr>
+              <w:jc w:val="center"/>
+            </w:pPr>
+            <w:r/>
+            <w:r>
+              <w:rPr>
+                <w:rFonts w:ascii="Times New Roman" w:hAnsi="Times New Roman" w:eastAsia="宋体"/>
+                <w:b w:val="0"/>
+                <w:sz w:val="20"/>
+              </w:rPr>
+              <w:t>打包脚本回读校验，发现就</w:t>
+            </w:r>
+            <w:r>
+              <w:rPr>
+                <w:rFonts w:ascii="Times New Roman" w:hAnsi="Times New Roman" w:eastAsia="宋体"/>
+                <w:b/>
+                <w:sz w:val="20"/>
+              </w:rPr>
+              <w:t>拒绝出包</w:t>
+            </w:r>
+          </w:p>
+        </w:tc>
+      </w:tr>
+      <w:tr>
+        <w:tc>
+          <w:tcPr>
+            <w:tcW w:type="dxa" w:w="3022"/>
+          </w:tcPr>
+          <w:p>
+            <w:pPr>
+              <w:jc w:val="center"/>
+            </w:pPr>
+            <w:r/>
+            <w:r>
+              <w:rPr>
+                <w:rFonts w:ascii="Times New Roman" w:hAnsi="Times New Roman" w:eastAsia="宋体"/>
+                <w:b w:val="0"/>
+                <w:sz w:val="20"/>
+              </w:rPr>
+              <w:t>数据包（新）</w:t>
+            </w:r>
+          </w:p>
+        </w:tc>
+        <w:tc>
+          <w:tcPr>
+            <w:tcW w:type="dxa" w:w="3022"/>
+          </w:tcPr>
+          <w:p>
+            <w:pPr>
+              <w:jc w:val="center"/>
+            </w:pPr>
+            <w:r/>
+            <w:r>
+              <w:rPr>
+                <w:rFonts w:ascii="Times New Roman" w:hAnsi="Times New Roman" w:eastAsia="宋体"/>
+                <w:b/>
+                <w:sz w:val="20"/>
+              </w:rPr>
+              <w:t>允许</w:t>
+            </w:r>
+          </w:p>
+        </w:tc>
+        <w:tc>
+          <w:tcPr>
+            <w:tcW w:type="dxa" w:w="3022"/>
+          </w:tcPr>
+          <w:p>
+            <w:pPr>
+              <w:jc w:val="center"/>
+            </w:pPr>
+            <w:r/>
+            <w:r>
+              <w:rPr>
+                <w:rFonts w:ascii="Times New Roman" w:hAnsi="Times New Roman" w:eastAsia="宋体"/>
+                <w:b w:val="0"/>
+                <w:sz w:val="20"/>
+              </w:rPr>
+              <w:t>单独打包，只给组内/校内传</w:t>
+            </w:r>
+          </w:p>
+        </w:tc>
+      </w:tr>
+    </w:tbl>
+    <w:p/>
+    <w:p>
+      <w:r>
+        <w:rPr>
+          <w:rFonts w:ascii="Times New Roman" w:hAnsi="Times New Roman" w:eastAsia="宋体"/>
+          <w:b w:val="0"/>
+          <w:sz w:val="22"/>
+        </w:rPr>
+        <w:t>判据盯</w:t>
+      </w:r>
+      <w:r>
+        <w:rPr>
+          <w:rFonts w:ascii="Times New Roman" w:hAnsi="Times New Roman" w:eastAsia="宋体"/>
+          <w:b/>
+          <w:sz w:val="22"/>
+        </w:rPr>
+        <w:t>四个出口</w:t>
+      </w:r>
+      <w:r>
+        <w:rPr>
+          <w:rFonts w:ascii="Times New Roman" w:hAnsi="Times New Roman" w:eastAsia="宋体"/>
+          <w:b w:val="0"/>
+          <w:sz w:val="22"/>
+        </w:rPr>
+        <w:t>：工作树内容、</w:t>
+      </w:r>
+      <w:r>
+        <w:rPr>
+          <w:rFonts w:ascii="Consolas" w:hAnsi="Consolas" w:eastAsia="宋体"/>
+          <w:b w:val="0"/>
+          <w:color w:val="A31D1D"/>
+          <w:sz w:val="21"/>
+        </w:rPr>
+        <w:t>.gitignore</w:t>
+      </w:r>
+      <w:r>
+        <w:rPr>
+          <w:rFonts w:ascii="Times New Roman" w:hAnsi="Times New Roman" w:eastAsia="宋体"/>
+          <w:b w:val="0"/>
+          <w:sz w:val="22"/>
+        </w:rPr>
+        <w:t>、</w:t>
+      </w:r>
+      <w:r>
+        <w:rPr>
+          <w:rFonts w:ascii="Consolas" w:hAnsi="Consolas" w:eastAsia="宋体"/>
+          <w:b w:val="0"/>
+          <w:color w:val="A31D1D"/>
+          <w:sz w:val="21"/>
+        </w:rPr>
+        <w:t>git ls-files</w:t>
+      </w:r>
+      <w:r>
+        <w:rPr>
+          <w:rFonts w:ascii="Times New Roman" w:hAnsi="Times New Roman" w:eastAsia="宋体"/>
+          <w:b w:val="0"/>
+          <w:sz w:val="22"/>
+        </w:rPr>
+        <w:t>、包内条目。</w:t>
+      </w:r>
+    </w:p>
+    <w:p>
+      <w:pPr>
+        <w:pStyle w:val="Heading3"/>
+        <w:spacing w:before="200" w:after="120"/>
+      </w:pPr>
+      <w:r>
+        <w:rPr>
+          <w:rFonts w:ascii="Times New Roman" w:hAnsi="Times New Roman" w:eastAsia="黑体"/>
+          <w:b/>
+          <w:sz w:val="25"/>
+        </w:rPr>
+        <w:t>5.33 两个包怎么分工</w:t>
+      </w:r>
+    </w:p>
+    <w:tbl>
+      <w:tblPr>
+        <w:tblStyle w:val="TableGrid"/>
+        <w:tblW w:type="auto" w:w="0"/>
+        <w:jc w:val="center"/>
+        <w:tblLook w:firstColumn="1" w:firstRow="1" w:lastColumn="0" w:lastRow="0" w:noHBand="0" w:noVBand="1" w:val="04A0"/>
+      </w:tblPr>
+      <w:tblGrid>
+        <w:gridCol w:w="3022"/>
+        <w:gridCol w:w="3022"/>
+        <w:gridCol w:w="3022"/>
+      </w:tblGrid>
+      <w:tr>
+        <w:tc>
+          <w:tcPr>
+            <w:tcW w:type="dxa" w:w="3022"/>
+          </w:tcPr>
+          <w:p>
+            <w:pPr>
+              <w:jc w:val="center"/>
+            </w:pPr>
+            <w:r>
+              <w:rPr>
+                <w:b/>
+              </w:rPr>
+            </w:r>
+            <w:r>
+              <w:rPr>
+                <w:rFonts w:ascii="Times New Roman" w:hAnsi="Times New Roman" w:eastAsia="宋体"/>
+                <w:b/>
+                <w:sz w:val="20"/>
+              </w:rPr>
+              <w:t>包</w:t>
+            </w:r>
+          </w:p>
+        </w:tc>
+        <w:tc>
+          <w:tcPr>
+            <w:tcW w:type="dxa" w:w="3022"/>
+          </w:tcPr>
+          <w:p>
+            <w:pPr>
+              <w:jc w:val="center"/>
+            </w:pPr>
+            <w:r>
+              <w:rPr>
+                <w:b/>
+              </w:rPr>
+            </w:r>
+            <w:r>
+              <w:rPr>
+                <w:rFonts w:ascii="Times New Roman" w:hAnsi="Times New Roman" w:eastAsia="宋体"/>
+                <w:b/>
+                <w:sz w:val="20"/>
+              </w:rPr>
+              <w:t>内容</w:t>
+            </w:r>
+          </w:p>
+        </w:tc>
+        <w:tc>
+          <w:tcPr>
+            <w:tcW w:type="dxa" w:w="3022"/>
+          </w:tcPr>
+          <w:p>
+            <w:pPr>
+              <w:jc w:val="center"/>
+            </w:pPr>
+            <w:r>
+              <w:rPr>
+                <w:b/>
+              </w:rPr>
+            </w:r>
+            <w:r>
+              <w:rPr>
+                <w:rFonts w:ascii="Times New Roman" w:hAnsi="Times New Roman" w:eastAsia="宋体"/>
+                <w:b/>
+                <w:sz w:val="20"/>
+              </w:rPr>
+              <w:t>体积</w:t>
+            </w:r>
+          </w:p>
+        </w:tc>
+      </w:tr>
+      <w:tr>
+        <w:tc>
+          <w:tcPr>
+            <w:tcW w:type="dxa" w:w="3022"/>
+          </w:tcPr>
+          <w:p>
+            <w:pPr>
+              <w:jc w:val="center"/>
+            </w:pPr>
+            <w:r/>
+            <w:r>
+              <w:rPr>
+                <w:rFonts w:ascii="Consolas" w:hAnsi="Consolas" w:eastAsia="宋体"/>
+                <w:b w:val="0"/>
+                <w:color w:val="A31D1D"/>
+                <w:sz w:val="19"/>
+              </w:rPr>
+              <w:t>良渚文献目录站_对接包_v3.8.zip</w:t>
+            </w:r>
+          </w:p>
+        </w:tc>
+        <w:tc>
+          <w:tcPr>
+            <w:tcW w:type="dxa" w:w="3022"/>
+          </w:tcPr>
+          <w:p>
+            <w:pPr>
+              <w:jc w:val="center"/>
+            </w:pPr>
+            <w:r/>
+            <w:r>
+              <w:rPr>
+                <w:rFonts w:ascii="Times New Roman" w:hAnsi="Times New Roman" w:eastAsia="宋体"/>
+                <w:b w:val="0"/>
+                <w:sz w:val="20"/>
+              </w:rPr>
+              <w:t>程序 + 库（</w:t>
+            </w:r>
+            <w:r>
+              <w:rPr>
+                <w:rFonts w:ascii="Times New Roman" w:hAnsi="Times New Roman" w:eastAsia="宋体"/>
+                <w:b/>
+                <w:sz w:val="20"/>
+              </w:rPr>
+              <w:t>可检索的全文与解析 JSON 已在库内</w:t>
+            </w:r>
+            <w:r>
+              <w:rPr>
+                <w:rFonts w:ascii="Times New Roman" w:hAnsi="Times New Roman" w:eastAsia="宋体"/>
+                <w:b w:val="0"/>
+                <w:sz w:val="20"/>
+              </w:rPr>
+              <w:t>）</w:t>
+            </w:r>
+          </w:p>
+        </w:tc>
+        <w:tc>
+          <w:tcPr>
+            <w:tcW w:type="dxa" w:w="3022"/>
+          </w:tcPr>
+          <w:p>
+            <w:pPr>
+              <w:jc w:val="center"/>
+            </w:pPr>
+            <w:r/>
+            <w:r>
+              <w:rPr>
+                <w:rFonts w:ascii="Times New Roman" w:hAnsi="Times New Roman" w:eastAsia="宋体"/>
+                <w:b w:val="0"/>
+                <w:sz w:val="20"/>
+              </w:rPr>
+              <w:t>~90 MB</w:t>
+            </w:r>
+          </w:p>
+        </w:tc>
+      </w:tr>
+      <w:tr>
+        <w:tc>
+          <w:tcPr>
+            <w:tcW w:type="dxa" w:w="3022"/>
+          </w:tcPr>
+          <w:p>
+            <w:pPr>
+              <w:jc w:val="center"/>
+            </w:pPr>
+            <w:r/>
+            <w:r>
+              <w:rPr>
+                <w:rFonts w:ascii="Consolas" w:hAnsi="Consolas" w:eastAsia="宋体"/>
+                <w:b w:val="0"/>
+                <w:color w:val="A31D1D"/>
+                <w:sz w:val="19"/>
+              </w:rPr>
+              <w:t>良渚文化原始数据包_v3.8.zip</w:t>
+            </w:r>
+          </w:p>
+        </w:tc>
+        <w:tc>
+          <w:tcPr>
+            <w:tcW w:type="dxa" w:w="3022"/>
+          </w:tcPr>
+          <w:p>
+            <w:pPr>
+              <w:jc w:val="center"/>
+            </w:pPr>
+            <w:r/>
+            <w:r>
+              <w:rPr>
+                <w:rFonts w:ascii="Consolas" w:hAnsi="Consolas" w:eastAsia="宋体"/>
+                <w:b w:val="0"/>
+                <w:color w:val="A31D1D"/>
+                <w:sz w:val="19"/>
+              </w:rPr>
+              <w:t>data/source/**</w:t>
+            </w:r>
+          </w:p>
+        </w:tc>
+        <w:tc>
+          <w:tcPr>
+            <w:tcW w:type="dxa" w:w="3022"/>
+          </w:tcPr>
+          <w:p>
+            <w:pPr>
+              <w:jc w:val="center"/>
+            </w:pPr>
+            <w:r/>
+            <w:r>
+              <w:rPr>
+                <w:rFonts w:ascii="Times New Roman" w:hAnsi="Times New Roman" w:eastAsia="宋体"/>
+                <w:b w:val="0"/>
+                <w:sz w:val="20"/>
+              </w:rPr>
+              <w:t>~1.96 GB</w:t>
+            </w:r>
+          </w:p>
+        </w:tc>
+      </w:tr>
+    </w:tbl>
+    <w:p/>
+    <w:p>
+      <w:r>
+        <w:rPr>
+          <w:rFonts w:ascii="Times New Roman" w:hAnsi="Times New Roman" w:eastAsia="宋体"/>
+          <w:b w:val="0"/>
+          <w:sz w:val="22"/>
+        </w:rPr>
+        <w:t xml:space="preserve">解压后把五个子目录放进 </w:t>
+      </w:r>
+      <w:r>
+        <w:rPr>
+          <w:rFonts w:ascii="Consolas" w:hAnsi="Consolas" w:eastAsia="宋体"/>
+          <w:b w:val="0"/>
+          <w:color w:val="A31D1D"/>
+          <w:sz w:val="21"/>
+        </w:rPr>
+        <w:t>01-程序/data/source/</w:t>
+      </w:r>
+      <w:r>
+        <w:rPr>
+          <w:rFonts w:ascii="Times New Roman" w:hAnsi="Times New Roman" w:eastAsia="宋体"/>
+          <w:b w:val="0"/>
+          <w:sz w:val="22"/>
+        </w:rPr>
+        <w:t xml:space="preserve"> → 程序自动发现 （包里的 </w:t>
+      </w:r>
+      <w:r>
+        <w:rPr>
+          <w:rFonts w:ascii="Consolas" w:hAnsi="Consolas" w:eastAsia="宋体"/>
+          <w:b w:val="0"/>
+          <w:color w:val="A31D1D"/>
+          <w:sz w:val="21"/>
+        </w:rPr>
+        <w:t>config.json</w:t>
+      </w:r>
+      <w:r>
+        <w:rPr>
+          <w:rFonts w:ascii="Times New Roman" w:hAnsi="Times New Roman" w:eastAsia="宋体"/>
+          <w:b w:val="0"/>
+          <w:sz w:val="22"/>
+        </w:rPr>
+        <w:t xml:space="preserve"> 只保留 </w:t>
+      </w:r>
+      <w:r>
+        <w:rPr>
+          <w:rFonts w:ascii="Consolas" w:hAnsi="Consolas" w:eastAsia="宋体"/>
+          <w:b w:val="0"/>
+          <w:color w:val="A31D1D"/>
+          <w:sz w:val="21"/>
+        </w:rPr>
+        <w:t>public</w:t>
+      </w:r>
+      <w:r>
+        <w:rPr>
+          <w:rFonts w:ascii="Times New Roman" w:hAnsi="Times New Roman" w:eastAsia="宋体"/>
+          <w:b w:val="0"/>
+          <w:sz w:val="22"/>
+        </w:rPr>
+        <w:t xml:space="preserve"> 段），</w:t>
+      </w:r>
+      <w:r>
+        <w:rPr>
+          <w:rFonts w:ascii="Times New Roman" w:hAnsi="Times New Roman" w:eastAsia="宋体"/>
+          <w:b/>
+          <w:sz w:val="22"/>
+        </w:rPr>
+        <w:t>不用改任何配置</w:t>
+      </w:r>
+      <w:r>
+        <w:rPr>
+          <w:rFonts w:ascii="Times New Roman" w:hAnsi="Times New Roman" w:eastAsia="宋体"/>
+          <w:b w:val="0"/>
+          <w:sz w:val="22"/>
+        </w:rPr>
+        <w:t>。</w:t>
+      </w:r>
+    </w:p>
+    <w:p>
+      <w:pPr>
+        <w:pStyle w:val="Heading3"/>
+        <w:spacing w:before="200" w:after="120"/>
+      </w:pPr>
+      <w:r>
+        <w:rPr>
+          <w:rFonts w:ascii="Times New Roman" w:hAnsi="Times New Roman" w:eastAsia="黑体"/>
+          <w:b/>
+          <w:sz w:val="25"/>
+        </w:rPr>
+        <w:t>5.34 实测与判据</w:t>
+      </w:r>
+    </w:p>
+    <w:p>
+      <w:pPr>
+        <w:spacing w:after="80"/>
+        <w:ind w:left="425" w:hanging="425"/>
+      </w:pPr>
+      <w:r>
+        <w:rPr>
+          <w:rFonts w:ascii="Times New Roman" w:hAnsi="Times New Roman" w:eastAsia="宋体"/>
+          <w:b w:val="0"/>
+          <w:sz w:val="22"/>
+        </w:rPr>
+        <w:t>· 复制后重启服务：</w:t>
+      </w:r>
+      <w:r>
+        <w:rPr>
+          <w:rFonts w:ascii="Consolas" w:hAnsi="Consolas" w:eastAsia="宋体"/>
+          <w:b w:val="0"/>
+          <w:color w:val="A31D1D"/>
+          <w:sz w:val="21"/>
+        </w:rPr>
+        <w:t>source_root</w:t>
+      </w:r>
+      <w:r>
+        <w:rPr>
+          <w:rFonts w:ascii="Times New Roman" w:hAnsi="Times New Roman" w:eastAsia="宋体"/>
+          <w:b w:val="0"/>
+          <w:sz w:val="22"/>
+        </w:rPr>
+        <w:t xml:space="preserve"> → </w:t>
+      </w:r>
+      <w:r>
+        <w:rPr>
+          <w:rFonts w:ascii="Consolas" w:hAnsi="Consolas" w:eastAsia="宋体"/>
+          <w:b w:val="0"/>
+          <w:color w:val="A31D1D"/>
+          <w:sz w:val="21"/>
+        </w:rPr>
+        <w:t>01-程序/data/source</w:t>
+      </w:r>
+    </w:p>
+    <w:p>
+      <w:pPr>
+        <w:spacing w:after="80"/>
+        <w:ind w:left="425" w:hanging="425"/>
+      </w:pPr>
+      <w:r>
+        <w:rPr>
+          <w:rFonts w:ascii="Times New Roman" w:hAnsi="Times New Roman" w:eastAsia="宋体"/>
+          <w:b w:val="0"/>
+          <w:sz w:val="22"/>
+        </w:rPr>
+        <w:t xml:space="preserve">· </w:t>
+      </w:r>
+      <w:r>
+        <w:rPr>
+          <w:rFonts w:ascii="Consolas" w:hAnsi="Consolas" w:eastAsia="宋体"/>
+          <w:b w:val="0"/>
+          <w:color w:val="A31D1D"/>
+          <w:sz w:val="21"/>
+        </w:rPr>
+        <w:t>/api/raw/LIT-000001/markdown</w:t>
+      </w:r>
+      <w:r>
+        <w:rPr>
+          <w:rFonts w:ascii="Times New Roman" w:hAnsi="Times New Roman" w:eastAsia="宋体"/>
+          <w:b w:val="0"/>
+          <w:sz w:val="22"/>
+        </w:rPr>
+        <w:t xml:space="preserve"> → 200 / 23015 字符 / 图版 14（重写 12、未匹配 2）</w:t>
+      </w:r>
+    </w:p>
+    <w:p>
+      <w:pPr>
+        <w:spacing w:after="80"/>
+        <w:ind w:left="425" w:hanging="425"/>
+      </w:pPr>
+      <w:r>
+        <w:rPr>
+          <w:rFonts w:ascii="Times New Roman" w:hAnsi="Times New Roman" w:eastAsia="宋体"/>
+          <w:b w:val="0"/>
+          <w:sz w:val="22"/>
+        </w:rPr>
+        <w:t xml:space="preserve">· </w:t>
+      </w:r>
+      <w:r>
+        <w:rPr>
+          <w:rFonts w:ascii="Consolas" w:hAnsi="Consolas" w:eastAsia="宋体"/>
+          <w:b w:val="0"/>
+          <w:color w:val="A31D1D"/>
+          <w:sz w:val="21"/>
+        </w:rPr>
+        <w:t>/api/raw/LIT-000001/pdf</w:t>
+      </w:r>
+      <w:r>
+        <w:rPr>
+          <w:rFonts w:ascii="Times New Roman" w:hAnsi="Times New Roman" w:eastAsia="宋体"/>
+          <w:b w:val="0"/>
+          <w:sz w:val="22"/>
+        </w:rPr>
+        <w:t xml:space="preserve"> → 200 / </w:t>
+      </w:r>
+      <w:r>
+        <w:rPr>
+          <w:rFonts w:ascii="Consolas" w:hAnsi="Consolas" w:eastAsia="宋体"/>
+          <w:b w:val="0"/>
+          <w:color w:val="A31D1D"/>
+          <w:sz w:val="21"/>
+        </w:rPr>
+        <w:t>application/pdf</w:t>
+      </w:r>
+      <w:r>
+        <w:rPr>
+          <w:rFonts w:ascii="Times New Roman" w:hAnsi="Times New Roman" w:eastAsia="宋体"/>
+          <w:b w:val="0"/>
+          <w:sz w:val="22"/>
+        </w:rPr>
+        <w:t xml:space="preserve"> / 5 185 974 字节</w:t>
+      </w:r>
+    </w:p>
+    <w:p>
+      <w:pPr>
+        <w:spacing w:after="80"/>
+        <w:ind w:left="425" w:hanging="425"/>
+      </w:pPr>
+      <w:r>
+        <w:rPr>
+          <w:rFonts w:ascii="Times New Roman" w:hAnsi="Times New Roman" w:eastAsia="宋体"/>
+          <w:b w:val="0"/>
+          <w:sz w:val="22"/>
+        </w:rPr>
+        <w:t xml:space="preserve">· </w:t>
+      </w:r>
+      <w:r>
+        <w:rPr>
+          <w:rFonts w:ascii="Consolas" w:hAnsi="Consolas" w:eastAsia="宋体"/>
+          <w:b w:val="0"/>
+          <w:color w:val="A31D1D"/>
+          <w:sz w:val="21"/>
+        </w:rPr>
+        <w:t>/media/img/IMG-LIT-000001-4.jpg</w:t>
+      </w:r>
+      <w:r>
+        <w:rPr>
+          <w:rFonts w:ascii="Times New Roman" w:hAnsi="Times New Roman" w:eastAsia="宋体"/>
+          <w:b w:val="0"/>
+          <w:sz w:val="22"/>
+        </w:rPr>
+        <w:t xml:space="preserve"> 等 3 个真实文件名 → 200 / </w:t>
+      </w:r>
+      <w:r>
+        <w:rPr>
+          <w:rFonts w:ascii="Consolas" w:hAnsi="Consolas" w:eastAsia="宋体"/>
+          <w:b w:val="0"/>
+          <w:color w:val="A31D1D"/>
+          <w:sz w:val="21"/>
+        </w:rPr>
+        <w:t>image/jpeg</w:t>
+      </w:r>
+      <w:r>
+        <w:rPr>
+          <w:rFonts w:ascii="Times New Roman" w:hAnsi="Times New Roman" w:eastAsia="宋体"/>
+          <w:b w:val="0"/>
+          <w:sz w:val="22"/>
+        </w:rPr>
+        <w:t>（</w:t>
+      </w:r>
+      <w:r>
+        <w:rPr>
+          <w:rFonts w:ascii="Times New Roman" w:hAnsi="Times New Roman" w:eastAsia="宋体"/>
+          <w:b/>
+          <w:sz w:val="22"/>
+        </w:rPr>
+        <w:t>不是占位 svg</w:t>
+      </w:r>
+      <w:r>
+        <w:rPr>
+          <w:rFonts w:ascii="Times New Roman" w:hAnsi="Times New Roman" w:eastAsia="宋体"/>
+          <w:b w:val="0"/>
+          <w:sz w:val="22"/>
+        </w:rPr>
+        <w:t>）</w:t>
+      </w:r>
+    </w:p>
+    <w:p>
+      <w:r>
+        <w:rPr>
+          <w:rFonts w:ascii="Times New Roman" w:hAnsi="Times New Roman" w:eastAsia="宋体"/>
+          <w:b w:val="0"/>
+          <w:sz w:val="22"/>
+        </w:rPr>
+        <w:t xml:space="preserve">新增 </w:t>
+      </w:r>
+      <w:r>
+        <w:rPr>
+          <w:rFonts w:ascii="Consolas" w:hAnsi="Consolas" w:eastAsia="宋体"/>
+          <w:b w:val="0"/>
+          <w:color w:val="A31D1D"/>
+          <w:sz w:val="21"/>
+        </w:rPr>
+        <w:t>tests/test_source_data.py</w:t>
+      </w:r>
+      <w:r>
+        <w:rPr>
+          <w:rFonts w:ascii="Times New Roman" w:hAnsi="Times New Roman" w:eastAsia="宋体"/>
+          <w:b w:val="0"/>
+          <w:sz w:val="22"/>
+        </w:rPr>
+        <w:t>（</w:t>
+      </w:r>
+      <w:r>
+        <w:rPr>
+          <w:rFonts w:ascii="Times New Roman" w:hAnsi="Times New Roman" w:eastAsia="宋体"/>
+          <w:b/>
+          <w:sz w:val="22"/>
+        </w:rPr>
+        <w:t>35 项</w:t>
+      </w:r>
+      <w:r>
+        <w:rPr>
+          <w:rFonts w:ascii="Times New Roman" w:hAnsi="Times New Roman" w:eastAsia="宋体"/>
+          <w:b w:val="0"/>
+          <w:sz w:val="22"/>
+        </w:rPr>
+        <w:t xml:space="preserve">），本轮合计 </w:t>
+      </w:r>
+      <w:r>
+        <w:rPr>
+          <w:rFonts w:ascii="Times New Roman" w:hAnsi="Times New Roman" w:eastAsia="宋体"/>
+          <w:b/>
+          <w:sz w:val="22"/>
+        </w:rPr>
+        <w:t>423 项全通过</w:t>
+      </w:r>
+      <w:r>
+        <w:rPr>
+          <w:rFonts w:ascii="Times New Roman" w:hAnsi="Times New Roman" w:eastAsia="宋体"/>
+          <w:b w:val="0"/>
+          <w:sz w:val="22"/>
+        </w:rPr>
+        <w:t>。</w:t>
       </w:r>
     </w:p>
     <w:p>

--- a/_报告/良渚文献目录站_构建报告_20261028_含公网上线.docx
+++ b/_报告/良渚文献目录站_构建报告_20261028_含公网上线.docx
@@ -17,62 +17,70 @@
       </w:r>
     </w:p>
     <w:p>
-      <w:r>
-        <w:rPr>
-          <w:rFonts w:ascii="Times New Roman" w:hAnsi="Times New Roman" w:eastAsia="宋体"/>
-          <w:b w:val="0"/>
-          <w:sz w:val="22"/>
-        </w:rPr>
-        <w:t>&gt; 课程《数字文化技术》· 宁波地域文明探源工程考古数据库 · 良渚文化专题 &gt; 交付时间：2026-10-28 &gt; 配套文档：</w:t>
+      <w:pPr>
+        <w:spacing w:after="80"/>
+        <w:ind w:left="454"/>
+      </w:pPr>
+      <w:r>
+        <w:rPr>
+          <w:rFonts w:ascii="Times New Roman" w:hAnsi="Times New Roman" w:eastAsia="宋体"/>
+          <w:b w:val="0"/>
+          <w:color w:val="445566"/>
+          <w:sz w:val="21"/>
+        </w:rPr>
+        <w:t>课程《数字文化技术》· 宁波地域文明探源工程考古数据库 · 良渚文化专题 交付时间：2026-10-28 配套文档：</w:t>
       </w:r>
       <w:r>
         <w:rPr>
           <w:rFonts w:ascii="Consolas" w:hAnsi="Consolas" w:eastAsia="宋体"/>
           <w:b w:val="0"/>
-          <w:color w:val="A31D1D"/>
+          <w:color w:val="445566"/>
+          <w:sz w:val="20"/>
+        </w:rPr>
+        <w:t>00-前情报告/良渚知识图谱网站_可行性与能力边界评估报告_20261027.md</w:t>
+      </w:r>
+      <w:r>
+        <w:rPr>
+          <w:rFonts w:ascii="Times New Roman" w:hAnsi="Times New Roman" w:eastAsia="宋体"/>
+          <w:b w:val="0"/>
+          <w:color w:val="445566"/>
           <w:sz w:val="21"/>
         </w:rPr>
-        <w:t>00-前情报告/良渚知识图谱网站_可行性与能力边界评估报告_20261027.md</w:t>
-      </w:r>
-      <w:r>
-        <w:rPr>
-          <w:rFonts w:ascii="Times New Roman" w:hAnsi="Times New Roman" w:eastAsia="宋体"/>
-          <w:b w:val="0"/>
-          <w:sz w:val="22"/>
-        </w:rPr>
-        <w:t xml:space="preserve">（建设前的边界判断） &gt; 　　　　　</w:t>
+        <w:t xml:space="preserve">（建设前的边界判断） </w:t>
       </w:r>
       <w:r>
         <w:rPr>
           <w:rFonts w:ascii="Consolas" w:hAnsi="Consolas" w:eastAsia="宋体"/>
           <w:b w:val="0"/>
-          <w:color w:val="A31D1D"/>
+          <w:color w:val="445566"/>
+          <w:sz w:val="20"/>
+        </w:rPr>
+        <w:t>02-报告/良渚文献目录站_后续功能设计报告_20261028.md</w:t>
+      </w:r>
+      <w:r>
+        <w:rPr>
+          <w:rFonts w:ascii="Times New Roman" w:hAnsi="Times New Roman" w:eastAsia="宋体"/>
+          <w:b w:val="0"/>
+          <w:color w:val="445566"/>
           <w:sz w:val="21"/>
         </w:rPr>
-        <w:t>02-报告/良渚文献目录站_后续功能设计报告_20261028.md</w:t>
-      </w:r>
-      <w:r>
-        <w:rPr>
-          <w:rFonts w:ascii="Times New Roman" w:hAnsi="Times New Roman" w:eastAsia="宋体"/>
-          <w:b w:val="0"/>
-          <w:sz w:val="22"/>
-        </w:rPr>
-        <w:t xml:space="preserve">（F1~F4 与公网发布设计） &gt; 　　　　　</w:t>
+        <w:t xml:space="preserve">（F1~F4 与公网发布设计） </w:t>
       </w:r>
       <w:r>
         <w:rPr>
           <w:rFonts w:ascii="Consolas" w:hAnsi="Consolas" w:eastAsia="宋体"/>
           <w:b w:val="0"/>
-          <w:color w:val="A31D1D"/>
+          <w:color w:val="445566"/>
+          <w:sz w:val="20"/>
+        </w:rPr>
+        <w:t>02-报告/演示脚本-5分钟.md</w:t>
+      </w:r>
+      <w:r>
+        <w:rPr>
+          <w:rFonts w:ascii="Times New Roman" w:hAnsi="Times New Roman" w:eastAsia="宋体"/>
+          <w:b w:val="0"/>
+          <w:color w:val="445566"/>
           <w:sz w:val="21"/>
-        </w:rPr>
-        <w:t>02-报告/演示脚本-5分钟.md</w:t>
-      </w:r>
-      <w:r>
-        <w:rPr>
-          <w:rFonts w:ascii="Times New Roman" w:hAnsi="Times New Roman" w:eastAsia="宋体"/>
-          <w:b w:val="0"/>
-          <w:sz w:val="22"/>
         </w:rPr>
         <w:t>（答辩讲稿）</w:t>
       </w:r>
@@ -889,19 +897,25 @@
       </w:r>
     </w:p>
     <w:p>
-      <w:r>
-        <w:rPr>
-          <w:rFonts w:ascii="Times New Roman" w:hAnsi="Times New Roman" w:eastAsia="宋体"/>
-          <w:b w:val="0"/>
-          <w:sz w:val="22"/>
-        </w:rPr>
-        <w:t>&gt; 端点会随迭代增减，这里按</w:t>
+      <w:pPr>
+        <w:spacing w:after="80"/>
+        <w:ind w:left="454"/>
+      </w:pPr>
+      <w:r>
+        <w:rPr>
+          <w:rFonts w:ascii="Times New Roman" w:hAnsi="Times New Roman" w:eastAsia="宋体"/>
+          <w:b w:val="0"/>
+          <w:color w:val="445566"/>
+          <w:sz w:val="21"/>
+        </w:rPr>
+        <w:t>端点会随迭代增减，这里按</w:t>
       </w:r>
       <w:r>
         <w:rPr>
           <w:rFonts w:ascii="Times New Roman" w:hAnsi="Times New Roman" w:eastAsia="宋体"/>
           <w:b/>
-          <w:sz w:val="22"/>
+          <w:color w:val="445566"/>
+          <w:sz w:val="21"/>
         </w:rPr>
         <w:t>能力</w:t>
       </w:r>
@@ -909,24 +923,26 @@
         <w:rPr>
           <w:rFonts w:ascii="Times New Roman" w:hAnsi="Times New Roman" w:eastAsia="宋体"/>
           <w:b w:val="0"/>
-          <w:sz w:val="22"/>
-        </w:rPr>
-        <w:t xml:space="preserve">列，不写「共 N 个端点」这种会变死的数字； &gt; 最新端点数见 </w:t>
+          <w:color w:val="445566"/>
+          <w:sz w:val="21"/>
+        </w:rPr>
+        <w:t xml:space="preserve">列，不写「共 N 个端点」这种会变死的数字； 最新端点数见 </w:t>
       </w:r>
       <w:r>
         <w:rPr>
           <w:rFonts w:ascii="Consolas" w:hAnsi="Consolas" w:eastAsia="宋体"/>
           <w:b w:val="0"/>
-          <w:color w:val="A31D1D"/>
+          <w:color w:val="445566"/>
+          <w:sz w:val="20"/>
+        </w:rPr>
+        <w:t>_docs/接口契约-v3.md</w:t>
+      </w:r>
+      <w:r>
+        <w:rPr>
+          <w:rFonts w:ascii="Times New Roman" w:hAnsi="Times New Roman" w:eastAsia="宋体"/>
+          <w:b w:val="0"/>
+          <w:color w:val="445566"/>
           <w:sz w:val="21"/>
-        </w:rPr>
-        <w:t>_docs/接口契约-v3.md</w:t>
-      </w:r>
-      <w:r>
-        <w:rPr>
-          <w:rFonts w:ascii="Times New Roman" w:hAnsi="Times New Roman" w:eastAsia="宋体"/>
-          <w:b w:val="0"/>
-          <w:sz w:val="22"/>
         </w:rPr>
         <w:t xml:space="preserve"> 与变更日志。</w:t>
       </w:r>
@@ -2921,7 +2937,23 @@
           <w:b/>
           <w:sz w:val="25"/>
         </w:rPr>
-        <w:t>2.1 让图谱布局**可复现**（而且踩了两个隐蔽的坑）</w:t>
+        <w:t>2.1 让图谱布局</w:t>
+      </w:r>
+      <w:r>
+        <w:rPr>
+          <w:rFonts w:ascii="Times New Roman" w:hAnsi="Times New Roman" w:eastAsia="黑体"/>
+          <w:b/>
+          <w:sz w:val="25"/>
+        </w:rPr>
+        <w:t>可复现</w:t>
+      </w:r>
+      <w:r>
+        <w:rPr>
+          <w:rFonts w:ascii="Times New Roman" w:hAnsi="Times New Roman" w:eastAsia="黑体"/>
+          <w:b/>
+          <w:sz w:val="25"/>
+        </w:rPr>
+        <w:t>（而且踩了两个隐蔽的坑）</w:t>
       </w:r>
     </w:p>
     <w:p>
@@ -3777,7 +3809,15 @@
           <w:b/>
           <w:sz w:val="25"/>
         </w:rPr>
-        <w:t>2.2 「仅本机」的限制，在隧道后面**等于没锁**</w:t>
+        <w:t>2.2 「仅本机」的限制，在隧道后面</w:t>
+      </w:r>
+      <w:r>
+        <w:rPr>
+          <w:rFonts w:ascii="Times New Roman" w:hAnsi="Times New Roman" w:eastAsia="黑体"/>
+          <w:b/>
+          <w:sz w:val="25"/>
+        </w:rPr>
+        <w:t>等于没锁</w:t>
       </w:r>
     </w:p>
     <w:p>
@@ -4507,7 +4547,15 @@
           <w:b/>
           <w:sz w:val="25"/>
         </w:rPr>
-        <w:t>3.1 四维标签的「代码」是族系代号 —— 已升级成**受控词表唯一码**</w:t>
+        <w:t>3.1 四维标签的「代码」是族系代号 —— 已升级成</w:t>
+      </w:r>
+      <w:r>
+        <w:rPr>
+          <w:rFonts w:ascii="Times New Roman" w:hAnsi="Times New Roman" w:eastAsia="黑体"/>
+          <w:b/>
+          <w:sz w:val="25"/>
+        </w:rPr>
+        <w:t>受控词表唯一码</w:t>
       </w:r>
     </w:p>
     <w:p>
@@ -5400,7 +5448,23 @@
           <w:b/>
           <w:sz w:val="25"/>
         </w:rPr>
-        <w:t>3.3 文献级与图像级的复核状态**不是同一套口径**，不能混算</w:t>
+        <w:t>3.3 文献级与图像级的复核状态</w:t>
+      </w:r>
+      <w:r>
+        <w:rPr>
+          <w:rFonts w:ascii="Times New Roman" w:hAnsi="Times New Roman" w:eastAsia="黑体"/>
+          <w:b/>
+          <w:sz w:val="25"/>
+        </w:rPr>
+        <w:t>不是同一套口径</w:t>
+      </w:r>
+      <w:r>
+        <w:rPr>
+          <w:rFonts w:ascii="Times New Roman" w:hAnsi="Times New Roman" w:eastAsia="黑体"/>
+          <w:b/>
+          <w:sz w:val="25"/>
+        </w:rPr>
+        <w:t>，不能混算</w:t>
       </w:r>
     </w:p>
     <w:p>
@@ -5615,7 +5679,15 @@
           <w:b/>
           <w:sz w:val="25"/>
         </w:rPr>
-        <w:t>3.4 地图坐标：分两层，**实测坐标不编，区域代表点标明是示意**</w:t>
+        <w:t>3.4 地图坐标：分两层，</w:t>
+      </w:r>
+      <w:r>
+        <w:rPr>
+          <w:rFonts w:ascii="Times New Roman" w:hAnsi="Times New Roman" w:eastAsia="黑体"/>
+          <w:b/>
+          <w:sz w:val="25"/>
+        </w:rPr>
+        <w:t>实测坐标不编，区域代表点标明是示意</w:t>
       </w:r>
     </w:p>
     <w:p>
@@ -6825,32 +6897,48 @@
       </w:r>
     </w:p>
     <w:p>
-      <w:r>
-        <w:rPr>
-          <w:rFonts w:ascii="Times New Roman" w:hAnsi="Times New Roman" w:eastAsia="宋体"/>
-          <w:b w:val="0"/>
-          <w:sz w:val="22"/>
-        </w:rPr>
-        <w:t>``</w:t>
-      </w:r>
+      <w:pPr>
+        <w:spacing w:line="240" w:lineRule="auto" w:after="0"/>
+        <w:ind w:left="340"/>
+      </w:pPr>
       <w:r>
         <w:rPr>
           <w:rFonts w:ascii="Consolas" w:hAnsi="Consolas" w:eastAsia="宋体"/>
-          <w:b w:val="0"/>
-          <w:color w:val="A31D1D"/>
-          <w:sz w:val="21"/>
-        </w:rPr>
-        <w:t xml:space="preserve"> python tests/test_all.py --api --layout python tests/test_graphview.py --api python tests/test_rawtext.py --api </w:t>
-      </w:r>
-      <w:r>
-        <w:rPr>
-          <w:rFonts w:ascii="Times New Roman" w:hAnsi="Times New Roman" w:eastAsia="宋体"/>
-          <w:b w:val="0"/>
-          <w:sz w:val="22"/>
-        </w:rPr>
-        <w:t>``</w:t>
+          <w:color w:val="223344"/>
+          <w:sz w:val="19"/>
+        </w:rPr>
+        <w:t>python tests/test_all.py --api --layout</w:t>
       </w:r>
     </w:p>
+    <w:p>
+      <w:pPr>
+        <w:spacing w:line="240" w:lineRule="auto" w:after="0"/>
+        <w:ind w:left="340"/>
+      </w:pPr>
+      <w:r>
+        <w:rPr>
+          <w:rFonts w:ascii="Consolas" w:hAnsi="Consolas" w:eastAsia="宋体"/>
+          <w:color w:val="223344"/>
+          <w:sz w:val="19"/>
+        </w:rPr>
+        <w:t>python tests/test_graphview.py --api</w:t>
+      </w:r>
+    </w:p>
+    <w:p>
+      <w:pPr>
+        <w:spacing w:line="240" w:lineRule="auto" w:after="0"/>
+        <w:ind w:left="340"/>
+      </w:pPr>
+      <w:r>
+        <w:rPr>
+          <w:rFonts w:ascii="Consolas" w:hAnsi="Consolas" w:eastAsia="宋体"/>
+          <w:color w:val="223344"/>
+          <w:sz w:val="19"/>
+        </w:rPr>
+        <w:t>python tests/test_rawtext.py --api</w:t>
+      </w:r>
+    </w:p>
+    <w:p/>
     <w:p>
       <w:pPr>
         <w:spacing w:after="80"/>
@@ -9377,7 +9465,15 @@
           <w:b/>
           <w:sz w:val="25"/>
         </w:rPr>
-        <w:t>5.1 公网发布：已上线，域名 `lztp.example.com`</w:t>
+        <w:t xml:space="preserve">5.1 公网发布：已上线，域名 </w:t>
+      </w:r>
+      <w:r>
+        <w:rPr>
+          <w:rFonts w:ascii="Consolas" w:hAnsi="Consolas" w:eastAsia="黑体"/>
+          <w:color w:val="A31D1D"/>
+          <w:sz w:val="24"/>
+        </w:rPr>
+        <w:t>lztp.example.com</w:t>
       </w:r>
     </w:p>
     <w:p>
@@ -11452,19 +11548,25 @@
       </w:r>
     </w:p>
     <w:p>
-      <w:r>
-        <w:rPr>
-          <w:rFonts w:ascii="Times New Roman" w:hAnsi="Times New Roman" w:eastAsia="宋体"/>
-          <w:b w:val="0"/>
-          <w:sz w:val="22"/>
-        </w:rPr>
-        <w:t>&gt; ★ Access 策略是「</w:t>
+      <w:pPr>
+        <w:spacing w:after="80"/>
+        <w:ind w:left="454"/>
+      </w:pPr>
+      <w:r>
+        <w:rPr>
+          <w:rFonts w:ascii="Times New Roman" w:hAnsi="Times New Roman" w:eastAsia="宋体"/>
+          <w:b w:val="0"/>
+          <w:color w:val="445566"/>
+          <w:sz w:val="21"/>
+        </w:rPr>
+        <w:t>★ Access 策略是「</w:t>
       </w:r>
       <w:r>
         <w:rPr>
           <w:rFonts w:ascii="Times New Roman" w:hAnsi="Times New Roman" w:eastAsia="宋体"/>
           <w:b/>
-          <w:sz w:val="22"/>
+          <w:color w:val="445566"/>
+          <w:sz w:val="21"/>
         </w:rPr>
         <w:t>任意有效邮箱</w:t>
       </w:r>
@@ -11472,7 +11574,8 @@
         <w:rPr>
           <w:rFonts w:ascii="Times New Roman" w:hAnsi="Times New Roman" w:eastAsia="宋体"/>
           <w:b w:val="0"/>
-          <w:sz w:val="22"/>
+          <w:color w:val="445566"/>
+          <w:sz w:val="21"/>
         </w:rPr>
         <w:t>」，也就是</w:t>
       </w:r>
@@ -11480,7 +11583,8 @@
         <w:rPr>
           <w:rFonts w:ascii="Times New Roman" w:hAnsi="Times New Roman" w:eastAsia="宋体"/>
           <w:b/>
-          <w:sz w:val="22"/>
+          <w:color w:val="445566"/>
+          <w:sz w:val="21"/>
         </w:rPr>
         <w:t>任何人拿个邮箱都能进</w:t>
       </w:r>
@@ -11488,117 +11592,125 @@
         <w:rPr>
           <w:rFonts w:ascii="Times New Roman" w:hAnsi="Times New Roman" w:eastAsia="宋体"/>
           <w:b w:val="0"/>
-          <w:sz w:val="22"/>
-        </w:rPr>
-        <w:t xml:space="preserve">。 &gt; 这符合你说的「开放注册」；但如果之后想收紧，把策略的 &gt; </w:t>
+          <w:color w:val="445566"/>
+          <w:sz w:val="21"/>
+        </w:rPr>
+        <w:t xml:space="preserve">。 这符合你说的「开放注册」；但如果之后想收紧，把策略的 </w:t>
       </w:r>
       <w:r>
         <w:rPr>
           <w:rFonts w:ascii="Consolas" w:hAnsi="Consolas" w:eastAsia="宋体"/>
           <w:b w:val="0"/>
-          <w:color w:val="A31D1D"/>
+          <w:color w:val="445566"/>
+          <w:sz w:val="20"/>
+        </w:rPr>
+        <w:t>include</w:t>
+      </w:r>
+      <w:r>
+        <w:rPr>
+          <w:rFonts w:ascii="Times New Roman" w:hAnsi="Times New Roman" w:eastAsia="宋体"/>
+          <w:b w:val="0"/>
+          <w:color w:val="445566"/>
           <w:sz w:val="21"/>
         </w:rPr>
-        <w:t>include</w:t>
-      </w:r>
-      <w:r>
-        <w:rPr>
-          <w:rFonts w:ascii="Times New Roman" w:hAnsi="Times New Roman" w:eastAsia="宋体"/>
-          <w:b w:val="0"/>
-          <w:sz w:val="22"/>
-        </w:rPr>
         <w:t xml:space="preserve"> 从 </w:t>
       </w:r>
       <w:r>
         <w:rPr>
           <w:rFonts w:ascii="Consolas" w:hAnsi="Consolas" w:eastAsia="宋体"/>
           <w:b w:val="0"/>
-          <w:color w:val="A31D1D"/>
+          <w:color w:val="445566"/>
+          <w:sz w:val="20"/>
+        </w:rPr>
+        <w:t>{"email":{"email":"*@*"}}</w:t>
+      </w:r>
+      <w:r>
+        <w:rPr>
+          <w:rFonts w:ascii="Times New Roman" w:hAnsi="Times New Roman" w:eastAsia="宋体"/>
+          <w:b w:val="0"/>
+          <w:color w:val="445566"/>
           <w:sz w:val="21"/>
         </w:rPr>
-        <w:t>{"email":{"email":"*@*"}}</w:t>
-      </w:r>
-      <w:r>
-        <w:rPr>
-          <w:rFonts w:ascii="Times New Roman" w:hAnsi="Times New Roman" w:eastAsia="宋体"/>
-          <w:b w:val="0"/>
-          <w:sz w:val="22"/>
-        </w:rPr>
         <w:t xml:space="preserve"> 换成具体邮箱或 </w:t>
       </w:r>
       <w:r>
         <w:rPr>
           <w:rFonts w:ascii="Consolas" w:hAnsi="Consolas" w:eastAsia="宋体"/>
           <w:b w:val="0"/>
-          <w:color w:val="A31D1D"/>
+          <w:color w:val="445566"/>
+          <w:sz w:val="20"/>
+        </w:rPr>
+        <w:t>*@qq.com</w:t>
+      </w:r>
+      <w:r>
+        <w:rPr>
+          <w:rFonts w:ascii="Times New Roman" w:hAnsi="Times New Roman" w:eastAsia="宋体"/>
+          <w:b w:val="0"/>
+          <w:color w:val="445566"/>
           <w:sz w:val="21"/>
         </w:rPr>
-        <w:t>*@qq.com</w:t>
-      </w:r>
-      <w:r>
-        <w:rPr>
-          <w:rFonts w:ascii="Times New Roman" w:hAnsi="Times New Roman" w:eastAsia="宋体"/>
-          <w:b w:val="0"/>
-          <w:sz w:val="22"/>
-        </w:rPr>
-        <w:t xml:space="preserve"> 即可 &gt; （这台账号上 msyt 就是这么配的：</w:t>
+        <w:t xml:space="preserve"> 即可 （这台账号上 msyt 就是这么配的：</w:t>
       </w:r>
       <w:r>
         <w:rPr>
           <w:rFonts w:ascii="Consolas" w:hAnsi="Consolas" w:eastAsia="宋体"/>
           <w:b w:val="0"/>
-          <w:color w:val="A31D1D"/>
+          <w:color w:val="445566"/>
+          <w:sz w:val="20"/>
+        </w:rPr>
+        <w:t>{"email":{"email":"*@qq.com"}}</w:t>
+      </w:r>
+      <w:r>
+        <w:rPr>
+          <w:rFonts w:ascii="Times New Roman" w:hAnsi="Times New Roman" w:eastAsia="宋体"/>
+          <w:b w:val="0"/>
+          <w:color w:val="445566"/>
           <w:sz w:val="21"/>
         </w:rPr>
-        <w:t>{"email":{"email":"*@qq.com"}}</w:t>
-      </w:r>
-      <w:r>
-        <w:rPr>
-          <w:rFonts w:ascii="Times New Roman" w:hAnsi="Times New Roman" w:eastAsia="宋体"/>
-          <w:b w:val="0"/>
-          <w:sz w:val="22"/>
-        </w:rPr>
-        <w:t xml:space="preserve">）。 &gt; &gt; ★ 另外公网可见性：内容层按你的口径是放开的，但 &gt; </w:t>
+        <w:t xml:space="preserve">）。 ★ 另外公网可见性：内容层按你的口径是放开的，但 </w:t>
       </w:r>
       <w:r>
         <w:rPr>
           <w:rFonts w:ascii="Consolas" w:hAnsi="Consolas" w:eastAsia="宋体"/>
           <w:b w:val="0"/>
-          <w:color w:val="A31D1D"/>
+          <w:color w:val="445566"/>
+          <w:sz w:val="20"/>
+        </w:rPr>
+        <w:t>/api/health/detail</w:t>
+      </w:r>
+      <w:r>
+        <w:rPr>
+          <w:rFonts w:ascii="Times New Roman" w:hAnsi="Times New Roman" w:eastAsia="宋体"/>
+          <w:b w:val="0"/>
+          <w:color w:val="445566"/>
           <w:sz w:val="21"/>
         </w:rPr>
-        <w:t>/api/health/detail</w:t>
-      </w:r>
-      <w:r>
-        <w:rPr>
-          <w:rFonts w:ascii="Times New Roman" w:hAnsi="Times New Roman" w:eastAsia="宋体"/>
-          <w:b w:val="0"/>
-          <w:sz w:val="22"/>
-        </w:rPr>
         <w:t xml:space="preserve"> 与 </w:t>
       </w:r>
       <w:r>
         <w:rPr>
           <w:rFonts w:ascii="Consolas" w:hAnsi="Consolas" w:eastAsia="宋体"/>
           <w:b w:val="0"/>
-          <w:color w:val="A31D1D"/>
+          <w:color w:val="445566"/>
+          <w:sz w:val="20"/>
+        </w:rPr>
+        <w:t>/api/diagnose</w:t>
+      </w:r>
+      <w:r>
+        <w:rPr>
+          <w:rFonts w:ascii="Times New Roman" w:hAnsi="Times New Roman" w:eastAsia="宋体"/>
+          <w:b w:val="0"/>
+          <w:color w:val="445566"/>
           <w:sz w:val="21"/>
         </w:rPr>
-        <w:t>/api/diagnose</w:t>
-      </w:r>
-      <w:r>
-        <w:rPr>
-          <w:rFonts w:ascii="Times New Roman" w:hAnsi="Times New Roman" w:eastAsia="宋体"/>
-          <w:b w:val="0"/>
-          <w:sz w:val="22"/>
-        </w:rPr>
         <w:t xml:space="preserve"> 这类含</w:t>
       </w:r>
       <w:r>
         <w:rPr>
           <w:rFonts w:ascii="Times New Roman" w:hAnsi="Times New Roman" w:eastAsia="宋体"/>
           <w:b/>
-          <w:sz w:val="22"/>
+          <w:color w:val="445566"/>
+          <w:sz w:val="21"/>
         </w:rPr>
         <w:t>本机绝对路径</w:t>
       </w:r>
@@ -11606,41 +11718,44 @@
         <w:rPr>
           <w:rFonts w:ascii="Times New Roman" w:hAnsi="Times New Roman" w:eastAsia="宋体"/>
           <w:b w:val="0"/>
-          <w:sz w:val="22"/>
-        </w:rPr>
-        <w:t xml:space="preserve">的端点 &gt; 已经由「仅本机」判断挡住（隧道进来的公网访客拿不到）， &gt; 另有 </w:t>
+          <w:color w:val="445566"/>
+          <w:sz w:val="21"/>
+        </w:rPr>
+        <w:t xml:space="preserve">的端点 已经由「仅本机」判断挡住（隧道进来的公网访客拿不到）， 另有 </w:t>
       </w:r>
       <w:r>
         <w:rPr>
           <w:rFonts w:ascii="Consolas" w:hAnsi="Consolas" w:eastAsia="宋体"/>
           <w:b w:val="0"/>
-          <w:color w:val="A31D1D"/>
+          <w:color w:val="445566"/>
+          <w:sz w:val="20"/>
+        </w:rPr>
+        <w:t>config.json</w:t>
+      </w:r>
+      <w:r>
+        <w:rPr>
+          <w:rFonts w:ascii="Times New Roman" w:hAnsi="Times New Roman" w:eastAsia="宋体"/>
+          <w:b w:val="0"/>
+          <w:color w:val="445566"/>
           <w:sz w:val="21"/>
         </w:rPr>
-        <w:t>config.json</w:t>
-      </w:r>
-      <w:r>
-        <w:rPr>
-          <w:rFonts w:ascii="Times New Roman" w:hAnsi="Times New Roman" w:eastAsia="宋体"/>
-          <w:b w:val="0"/>
-          <w:sz w:val="22"/>
-        </w:rPr>
         <w:t xml:space="preserve"> 的 </w:t>
       </w:r>
       <w:r>
         <w:rPr>
           <w:rFonts w:ascii="Consolas" w:hAnsi="Consolas" w:eastAsia="宋体"/>
           <w:b w:val="0"/>
-          <w:color w:val="A31D1D"/>
+          <w:color w:val="445566"/>
+          <w:sz w:val="20"/>
+        </w:rPr>
+        <w:t>public.local_detail</w:t>
+      </w:r>
+      <w:r>
+        <w:rPr>
+          <w:rFonts w:ascii="Times New Roman" w:hAnsi="Times New Roman" w:eastAsia="宋体"/>
+          <w:b w:val="0"/>
+          <w:color w:val="445566"/>
           <w:sz w:val="21"/>
-        </w:rPr>
-        <w:t>public.local_detail</w:t>
-      </w:r>
-      <w:r>
-        <w:rPr>
-          <w:rFonts w:ascii="Times New Roman" w:hAnsi="Times New Roman" w:eastAsia="宋体"/>
-          <w:b w:val="0"/>
-          <w:sz w:val="22"/>
         </w:rPr>
         <w:t xml:space="preserve"> 总闸可整体关掉。</w:t>
       </w:r>
@@ -12807,32 +12922,34 @@
       </w:r>
     </w:p>
     <w:p>
-      <w:r>
-        <w:rPr>
-          <w:rFonts w:ascii="Times New Roman" w:hAnsi="Times New Roman" w:eastAsia="宋体"/>
-          <w:b w:val="0"/>
-          <w:sz w:val="22"/>
-        </w:rPr>
-        <w:t>``</w:t>
-      </w:r>
+      <w:pPr>
+        <w:spacing w:line="240" w:lineRule="auto" w:after="0"/>
+        <w:ind w:left="340"/>
+      </w:pPr>
       <w:r>
         <w:rPr>
           <w:rFonts w:ascii="Consolas" w:hAnsi="Consolas" w:eastAsia="宋体"/>
-          <w:b w:val="0"/>
-          <w:color w:val="A31D1D"/>
-          <w:sz w:val="21"/>
-        </w:rPr>
-        <w:t xml:space="preserve"> 成员上传 PDF → 解析 → 产物落暂存区 → 填题录 → 提交提案 → staging(pending) 管理员逐条批准 → 产物搬进源数据目录 + 文献行 upsert + 写 import_log </w:t>
-      </w:r>
-      <w:r>
-        <w:rPr>
-          <w:rFonts w:ascii="Times New Roman" w:hAnsi="Times New Roman" w:eastAsia="宋体"/>
-          <w:b w:val="0"/>
-          <w:sz w:val="22"/>
-        </w:rPr>
-        <w:t>``</w:t>
+          <w:color w:val="223344"/>
+          <w:sz w:val="19"/>
+        </w:rPr>
+        <w:t>成员上传 PDF → 解析 → 产物落暂存区 → 填题录 → 提交提案 → staging(pending)</w:t>
       </w:r>
     </w:p>
+    <w:p>
+      <w:pPr>
+        <w:spacing w:line="240" w:lineRule="auto" w:after="0"/>
+        <w:ind w:left="340"/>
+      </w:pPr>
+      <w:r>
+        <w:rPr>
+          <w:rFonts w:ascii="Consolas" w:hAnsi="Consolas" w:eastAsia="宋体"/>
+          <w:color w:val="223344"/>
+          <w:sz w:val="19"/>
+        </w:rPr>
+        <w:t>管理员逐条批准 → 产物搬进源数据目录 + 文献行 upsert + 写 import_log</w:t>
+      </w:r>
+    </w:p>
+    <w:p/>
     <w:p>
       <w:r>
         <w:rPr>
@@ -13953,7 +14070,15 @@
           <w:b/>
           <w:sz w:val="25"/>
         </w:rPr>
-        <w:t>5.6 地图不再是散点图，而是**离线三联图**</w:t>
+        <w:t>5.6 地图不再是散点图，而是</w:t>
+      </w:r>
+      <w:r>
+        <w:rPr>
+          <w:rFonts w:ascii="Times New Roman" w:hAnsi="Times New Roman" w:eastAsia="黑体"/>
+          <w:b/>
+          <w:sz w:val="25"/>
+        </w:rPr>
+        <w:t>离线三联图</w:t>
       </w:r>
     </w:p>
     <w:p>
@@ -20380,32 +20505,34 @@
       </w:r>
     </w:p>
     <w:p>
-      <w:r>
-        <w:rPr>
-          <w:rFonts w:ascii="Times New Roman" w:hAnsi="Times New Roman" w:eastAsia="宋体"/>
-          <w:b w:val="0"/>
-          <w:sz w:val="22"/>
-        </w:rPr>
-        <w:t>``</w:t>
-      </w:r>
+      <w:pPr>
+        <w:spacing w:line="240" w:lineRule="auto" w:after="0"/>
+        <w:ind w:left="340"/>
+      </w:pPr>
       <w:r>
         <w:rPr>
           <w:rFonts w:ascii="Consolas" w:hAnsi="Consolas" w:eastAsia="宋体"/>
-          <w:b w:val="0"/>
-          <w:color w:val="A31D1D"/>
-          <w:sz w:val="21"/>
-        </w:rPr>
-        <w:t xml:space="preserve">sql -- 错：substr(content, max(instr(content, ?), 1) - 40, 130) -- 对：substr(content, max(instr(content, ?) - 40, 1), 130) </w:t>
-      </w:r>
-      <w:r>
-        <w:rPr>
-          <w:rFonts w:ascii="Times New Roman" w:hAnsi="Times New Roman" w:eastAsia="宋体"/>
-          <w:b w:val="0"/>
-          <w:sz w:val="22"/>
-        </w:rPr>
-        <w:t>``</w:t>
+          <w:color w:val="223344"/>
+          <w:sz w:val="19"/>
+        </w:rPr>
+        <w:t>-- 错：substr(content, max(instr(content, ?), 1) - 40, 130)</w:t>
       </w:r>
     </w:p>
+    <w:p>
+      <w:pPr>
+        <w:spacing w:line="240" w:lineRule="auto" w:after="0"/>
+        <w:ind w:left="340"/>
+      </w:pPr>
+      <w:r>
+        <w:rPr>
+          <w:rFonts w:ascii="Consolas" w:hAnsi="Consolas" w:eastAsia="宋体"/>
+          <w:color w:val="223344"/>
+          <w:sz w:val="19"/>
+        </w:rPr>
+        <w:t>-- 对：substr(content, max(instr(content, ?) - 40, 1), 130)</w:t>
+      </w:r>
+    </w:p>
+    <w:p/>
     <w:p>
       <w:r>
         <w:rPr>
@@ -21813,83 +21940,62 @@
       </w:r>
     </w:p>
     <w:p>
+      <w:pPr>
+        <w:spacing w:line="240" w:lineRule="auto" w:after="0"/>
+        <w:ind w:left="340"/>
+      </w:pPr>
       <w:r>
         <w:rPr>
           <w:rFonts w:ascii="Consolas" w:hAnsi="Consolas" w:eastAsia="宋体"/>
-          <w:b w:val="0"/>
-          <w:color w:val="A31D1D"/>
-          <w:sz w:val="21"/>
-        </w:rPr>
-        <w:t>`</w:t>
+          <w:color w:val="223344"/>
+          <w:sz w:val="19"/>
+        </w:rPr>
+        <w:t>1. 环境变量 LZKG_SOURCE_ROOT          ← 显式指定永远最优先</w:t>
       </w:r>
     </w:p>
     <w:p>
       <w:pPr>
-        <w:spacing w:after="80"/>
-        <w:ind w:left="425" w:hanging="425"/>
+        <w:spacing w:line="240" w:lineRule="auto" w:after="0"/>
+        <w:ind w:left="340"/>
       </w:pPr>
       <w:r>
         <w:rPr>
-          <w:rFonts w:ascii="Times New Roman" w:hAnsi="Times New Roman" w:eastAsia="宋体"/>
-          <w:b w:val="0"/>
-          <w:sz w:val="22"/>
-        </w:rPr>
-        <w:t>1. 环境变量 LZKG_SOURCE_ROOT          ← 显式指定永远最优先</w:t>
+          <w:rFonts w:ascii="Consolas" w:hAnsi="Consolas" w:eastAsia="宋体"/>
+          <w:color w:val="223344"/>
+          <w:sz w:val="19"/>
+        </w:rPr>
+        <w:t>2. 01-程序/data/source/               ← ★ 程序自带的副本</w:t>
       </w:r>
     </w:p>
     <w:p>
       <w:pPr>
-        <w:spacing w:after="80"/>
-        <w:ind w:left="425" w:hanging="425"/>
+        <w:spacing w:line="240" w:lineRule="auto" w:after="0"/>
+        <w:ind w:left="340"/>
       </w:pPr>
       <w:r>
         <w:rPr>
-          <w:rFonts w:ascii="Times New Roman" w:hAnsi="Times New Roman" w:eastAsia="宋体"/>
-          <w:b w:val="0"/>
-          <w:sz w:val="22"/>
-        </w:rPr>
-        <w:t>2. 01-程序/data/source/               ← ★ 程序自带的副本</w:t>
+          <w:rFonts w:ascii="Consolas" w:hAnsi="Consolas" w:eastAsia="宋体"/>
+          <w:color w:val="223344"/>
+          <w:sz w:val="19"/>
+        </w:rPr>
+        <w:t>3. 作业根下的 02*(...)/04_专题研究     ← 课程原始布局（旧作业照旧能用）</w:t>
       </w:r>
     </w:p>
     <w:p>
       <w:pPr>
-        <w:spacing w:after="80"/>
-        <w:ind w:left="425" w:hanging="425"/>
+        <w:spacing w:line="240" w:lineRule="auto" w:after="0"/>
+        <w:ind w:left="340"/>
       </w:pPr>
       <w:r>
         <w:rPr>
-          <w:rFonts w:ascii="Times New Roman" w:hAnsi="Times New Roman" w:eastAsia="宋体"/>
-          <w:b w:val="0"/>
-          <w:sz w:val="22"/>
-        </w:rPr>
-        <w:t>3. 作业根下的 02*(...)/04_专题研究     ← 课程原始布局（旧作业照旧能用）</w:t>
+          <w:rFonts w:ascii="Consolas" w:hAnsi="Consolas" w:eastAsia="宋体"/>
+          <w:color w:val="223344"/>
+          <w:sz w:val="19"/>
+        </w:rPr>
+        <w:t>4. 往上 4 层找任意 */04_专题研究        ← 对接包被解压到别处时</w:t>
       </w:r>
     </w:p>
-    <w:p>
-      <w:pPr>
-        <w:spacing w:after="80"/>
-        <w:ind w:left="425" w:hanging="425"/>
-      </w:pPr>
-      <w:r>
-        <w:rPr>
-          <w:rFonts w:ascii="Times New Roman" w:hAnsi="Times New Roman" w:eastAsia="宋体"/>
-          <w:b w:val="0"/>
-          <w:sz w:val="22"/>
-        </w:rPr>
-        <w:t>4. 往上 4 层找任意 */04_专题研究        ← 对接包被解压到别处时</w:t>
-      </w:r>
-    </w:p>
-    <w:p>
-      <w:r>
-        <w:rPr>
-          <w:rFonts w:ascii="Consolas" w:hAnsi="Consolas" w:eastAsia="宋体"/>
-          <w:b w:val="0"/>
-          <w:color w:val="A31D1D"/>
-          <w:sz w:val="21"/>
-        </w:rPr>
-        <w:t>`</w:t>
-      </w:r>
-    </w:p>
+    <w:p/>
     <w:p>
       <w:r>
         <w:rPr>
@@ -22935,6 +23041,3073 @@
           <w:sz w:val="22"/>
         </w:rPr>
         <w:t>。</w:t>
+      </w:r>
+    </w:p>
+    <w:p>
+      <w:pPr>
+        <w:pStyle w:val="Heading2"/>
+        <w:spacing w:before="280" w:after="120"/>
+      </w:pPr>
+      <w:r>
+        <w:rPr>
+          <w:rFonts w:ascii="Times New Roman" w:hAnsi="Times New Roman" w:eastAsia="黑体"/>
+          <w:b/>
+          <w:sz w:val="30"/>
+        </w:rPr>
+        <w:t>五之九、v3.9 新增：检索增强 E1（分词 + 领域词典 + 管理员可视化词典编辑器）</w:t>
+      </w:r>
+    </w:p>
+    <w:p>
+      <w:pPr>
+        <w:spacing w:after="80"/>
+        <w:ind w:left="454"/>
+      </w:pPr>
+      <w:r>
+        <w:rPr>
+          <w:rFonts w:ascii="Times New Roman" w:hAnsi="Times New Roman" w:eastAsia="宋体"/>
+          <w:b w:val="0"/>
+          <w:color w:val="445566"/>
+          <w:sz w:val="21"/>
+        </w:rPr>
+        <w:t>用户需求：①「采纳对接建议」（默认用</w:t>
+      </w:r>
+      <w:r>
+        <w:rPr>
+          <w:rFonts w:ascii="Times New Roman" w:hAnsi="Times New Roman" w:eastAsia="宋体"/>
+          <w:b/>
+          <w:color w:val="445566"/>
+          <w:sz w:val="21"/>
+        </w:rPr>
+        <w:t>两者合并</w:t>
+      </w:r>
+      <w:r>
+        <w:rPr>
+          <w:rFonts w:ascii="Times New Roman" w:hAnsi="Times New Roman" w:eastAsia="宋体"/>
+          <w:b w:val="0"/>
+          <w:color w:val="445566"/>
+          <w:sz w:val="21"/>
+        </w:rPr>
+        <w:t>；领域后缀表可编辑；同义组由人维护）； ②「</w:t>
+      </w:r>
+      <w:r>
+        <w:rPr>
+          <w:rFonts w:ascii="Times New Roman" w:hAnsi="Times New Roman" w:eastAsia="宋体"/>
+          <w:b/>
+          <w:color w:val="445566"/>
+          <w:sz w:val="21"/>
+        </w:rPr>
+        <w:t>词典编辑的话，建议给管理员一个可视化前端</w:t>
+      </w:r>
+      <w:r>
+        <w:rPr>
+          <w:rFonts w:ascii="Times New Roman" w:hAnsi="Times New Roman" w:eastAsia="宋体"/>
+          <w:b w:val="0"/>
+          <w:color w:val="445566"/>
+          <w:sz w:val="21"/>
+        </w:rPr>
+        <w:t>」。 方案全文：</w:t>
+      </w:r>
+      <w:r>
+        <w:rPr>
+          <w:rFonts w:ascii="Consolas" w:hAnsi="Consolas" w:eastAsia="宋体"/>
+          <w:b w:val="0"/>
+          <w:color w:val="445566"/>
+          <w:sz w:val="20"/>
+        </w:rPr>
+        <w:t>良渚文献目录站_检索增强方案_20261031.md</w:t>
+      </w:r>
+      <w:r>
+        <w:rPr>
+          <w:rFonts w:ascii="Times New Roman" w:hAnsi="Times New Roman" w:eastAsia="宋体"/>
+          <w:b w:val="0"/>
+          <w:color w:val="445566"/>
+          <w:sz w:val="21"/>
+        </w:rPr>
+        <w:t>（v1.0 已实施）。</w:t>
+      </w:r>
+    </w:p>
+    <w:p>
+      <w:pPr>
+        <w:pStyle w:val="Heading3"/>
+        <w:spacing w:before="200" w:after="120"/>
+      </w:pPr>
+      <w:r>
+        <w:rPr>
+          <w:rFonts w:ascii="Times New Roman" w:hAnsi="Times New Roman" w:eastAsia="黑体"/>
+          <w:b/>
+          <w:sz w:val="25"/>
+        </w:rPr>
+        <w:t>5.35 做了什么</w:t>
+      </w:r>
+    </w:p>
+    <w:p>
+      <w:r>
+        <w:rPr>
+          <w:rFonts w:ascii="Times New Roman" w:hAnsi="Times New Roman" w:eastAsia="宋体"/>
+          <w:b w:val="0"/>
+          <w:sz w:val="22"/>
+        </w:rPr>
+        <w:t>把原来只有「子串匹配」的检索升级成</w:t>
+      </w:r>
+      <w:r>
+        <w:rPr>
+          <w:rFonts w:ascii="Times New Roman" w:hAnsi="Times New Roman" w:eastAsia="宋体"/>
+          <w:b/>
+          <w:sz w:val="22"/>
+        </w:rPr>
+        <w:t>四档</w:t>
+      </w:r>
+      <w:r>
+        <w:rPr>
+          <w:rFonts w:ascii="Times New Roman" w:hAnsi="Times New Roman" w:eastAsia="宋体"/>
+          <w:b w:val="0"/>
+          <w:sz w:val="22"/>
+        </w:rPr>
+        <w:t>：</w:t>
+      </w:r>
+    </w:p>
+    <w:tbl>
+      <w:tblPr>
+        <w:tblStyle w:val="TableGrid"/>
+        <w:tblW w:type="auto" w:w="0"/>
+        <w:jc w:val="center"/>
+        <w:tblLook w:firstColumn="1" w:firstRow="1" w:lastColumn="0" w:lastRow="0" w:noHBand="0" w:noVBand="1" w:val="04A0"/>
+      </w:tblPr>
+      <w:tblGrid>
+        <w:gridCol w:w="2266"/>
+        <w:gridCol w:w="2266"/>
+        <w:gridCol w:w="2266"/>
+        <w:gridCol w:w="2266"/>
+      </w:tblGrid>
+      <w:tr>
+        <w:tc>
+          <w:tcPr>
+            <w:tcW w:type="dxa" w:w="2266"/>
+          </w:tcPr>
+          <w:p>
+            <w:pPr>
+              <w:jc w:val="center"/>
+            </w:pPr>
+            <w:r>
+              <w:rPr>
+                <w:b/>
+              </w:rPr>
+            </w:r>
+            <w:r>
+              <w:rPr>
+                <w:rFonts w:ascii="Consolas" w:hAnsi="Consolas" w:eastAsia="宋体"/>
+                <w:b/>
+                <w:color w:val="A31D1D"/>
+                <w:sz w:val="19"/>
+              </w:rPr>
+              <w:t>mode</w:t>
+            </w:r>
+          </w:p>
+        </w:tc>
+        <w:tc>
+          <w:tcPr>
+            <w:tcW w:type="dxa" w:w="2266"/>
+          </w:tcPr>
+          <w:p>
+            <w:pPr>
+              <w:jc w:val="center"/>
+            </w:pPr>
+            <w:r>
+              <w:rPr>
+                <w:b/>
+              </w:rPr>
+            </w:r>
+            <w:r>
+              <w:rPr>
+                <w:rFonts w:ascii="Times New Roman" w:hAnsi="Times New Roman" w:eastAsia="宋体"/>
+                <w:b/>
+                <w:sz w:val="20"/>
+              </w:rPr>
+              <w:t>界面选项</w:t>
+            </w:r>
+          </w:p>
+        </w:tc>
+        <w:tc>
+          <w:tcPr>
+            <w:tcW w:type="dxa" w:w="2266"/>
+          </w:tcPr>
+          <w:p>
+            <w:pPr>
+              <w:jc w:val="center"/>
+            </w:pPr>
+            <w:r>
+              <w:rPr>
+                <w:b/>
+              </w:rPr>
+            </w:r>
+            <w:r>
+              <w:rPr>
+                <w:rFonts w:ascii="Times New Roman" w:hAnsi="Times New Roman" w:eastAsia="宋体"/>
+                <w:b/>
+                <w:sz w:val="20"/>
+              </w:rPr>
+              <w:t>语义</w:t>
+            </w:r>
+          </w:p>
+        </w:tc>
+        <w:tc>
+          <w:tcPr>
+            <w:tcW w:type="dxa" w:w="2266"/>
+          </w:tcPr>
+          <w:p>
+            <w:pPr>
+              <w:jc w:val="center"/>
+            </w:pPr>
+            <w:r>
+              <w:rPr>
+                <w:b/>
+              </w:rPr>
+            </w:r>
+            <w:r>
+              <w:rPr>
+                <w:rFonts w:ascii="Times New Roman" w:hAnsi="Times New Roman" w:eastAsia="宋体"/>
+                <w:b/>
+                <w:sz w:val="20"/>
+              </w:rPr>
+              <w:t>走哪套索引</w:t>
+            </w:r>
+          </w:p>
+        </w:tc>
+      </w:tr>
+      <w:tr>
+        <w:tc>
+          <w:tcPr>
+            <w:tcW w:type="dxa" w:w="2266"/>
+          </w:tcPr>
+          <w:p>
+            <w:pPr>
+              <w:jc w:val="center"/>
+            </w:pPr>
+            <w:r/>
+            <w:r>
+              <w:rPr>
+                <w:rFonts w:ascii="Consolas" w:hAnsi="Consolas" w:eastAsia="宋体"/>
+                <w:b w:val="0"/>
+                <w:color w:val="A31D1D"/>
+                <w:sz w:val="19"/>
+              </w:rPr>
+              <w:t>exact</w:t>
+            </w:r>
+          </w:p>
+        </w:tc>
+        <w:tc>
+          <w:tcPr>
+            <w:tcW w:type="dxa" w:w="2266"/>
+          </w:tcPr>
+          <w:p>
+            <w:pPr>
+              <w:jc w:val="center"/>
+            </w:pPr>
+            <w:r/>
+            <w:r>
+              <w:rPr>
+                <w:rFonts w:ascii="Times New Roman" w:hAnsi="Times New Roman" w:eastAsia="宋体"/>
+                <w:b w:val="0"/>
+                <w:sz w:val="20"/>
+              </w:rPr>
+              <w:t>整句精确</w:t>
+            </w:r>
+          </w:p>
+        </w:tc>
+        <w:tc>
+          <w:tcPr>
+            <w:tcW w:type="dxa" w:w="2266"/>
+          </w:tcPr>
+          <w:p>
+            <w:pPr>
+              <w:jc w:val="center"/>
+            </w:pPr>
+            <w:r/>
+            <w:r>
+              <w:rPr>
+                <w:rFonts w:ascii="Times New Roman" w:hAnsi="Times New Roman" w:eastAsia="宋体"/>
+                <w:b w:val="0"/>
+                <w:sz w:val="20"/>
+              </w:rPr>
+              <w:t>子串</w:t>
+            </w:r>
+          </w:p>
+        </w:tc>
+        <w:tc>
+          <w:tcPr>
+            <w:tcW w:type="dxa" w:w="2266"/>
+          </w:tcPr>
+          <w:p>
+            <w:pPr>
+              <w:jc w:val="center"/>
+            </w:pPr>
+            <w:r/>
+            <w:r>
+              <w:rPr>
+                <w:rFonts w:ascii="Consolas" w:hAnsi="Consolas" w:eastAsia="宋体"/>
+                <w:b w:val="0"/>
+                <w:color w:val="A31D1D"/>
+                <w:sz w:val="19"/>
+              </w:rPr>
+              <w:t>docs_fts</w:t>
+            </w:r>
+            <w:r>
+              <w:rPr>
+                <w:rFonts w:ascii="Times New Roman" w:hAnsi="Times New Roman" w:eastAsia="宋体"/>
+                <w:b w:val="0"/>
+                <w:sz w:val="20"/>
+              </w:rPr>
+              <w:t>（FTS5 trigram，</w:t>
+            </w:r>
+            <w:r>
+              <w:rPr>
+                <w:rFonts w:ascii="Times New Roman" w:hAnsi="Times New Roman" w:eastAsia="宋体"/>
+                <w:b/>
+                <w:sz w:val="20"/>
+              </w:rPr>
+              <w:t>一个字没动</w:t>
+            </w:r>
+            <w:r>
+              <w:rPr>
+                <w:rFonts w:ascii="Times New Roman" w:hAnsi="Times New Roman" w:eastAsia="宋体"/>
+                <w:b w:val="0"/>
+                <w:sz w:val="20"/>
+              </w:rPr>
+              <w:t>）</w:t>
+            </w:r>
+          </w:p>
+        </w:tc>
+      </w:tr>
+      <w:tr>
+        <w:tc>
+          <w:tcPr>
+            <w:tcW w:type="dxa" w:w="2266"/>
+          </w:tcPr>
+          <w:p>
+            <w:pPr>
+              <w:jc w:val="center"/>
+            </w:pPr>
+            <w:r/>
+            <w:r>
+              <w:rPr>
+                <w:rFonts w:ascii="Consolas" w:hAnsi="Consolas" w:eastAsia="宋体"/>
+                <w:b w:val="0"/>
+                <w:color w:val="A31D1D"/>
+                <w:sz w:val="19"/>
+              </w:rPr>
+              <w:t>word</w:t>
+            </w:r>
+          </w:p>
+        </w:tc>
+        <w:tc>
+          <w:tcPr>
+            <w:tcW w:type="dxa" w:w="2266"/>
+          </w:tcPr>
+          <w:p>
+            <w:pPr>
+              <w:jc w:val="center"/>
+            </w:pPr>
+            <w:r/>
+            <w:r>
+              <w:rPr>
+                <w:rFonts w:ascii="Times New Roman" w:hAnsi="Times New Roman" w:eastAsia="宋体"/>
+                <w:b w:val="0"/>
+                <w:sz w:val="20"/>
+              </w:rPr>
+              <w:t>—（内部档）</w:t>
+            </w:r>
+          </w:p>
+        </w:tc>
+        <w:tc>
+          <w:tcPr>
+            <w:tcW w:type="dxa" w:w="2266"/>
+          </w:tcPr>
+          <w:p>
+            <w:pPr>
+              <w:jc w:val="center"/>
+            </w:pPr>
+            <w:r/>
+            <w:r>
+              <w:rPr>
+                <w:rFonts w:ascii="Times New Roman" w:hAnsi="Times New Roman" w:eastAsia="宋体"/>
+                <w:b w:val="0"/>
+                <w:sz w:val="20"/>
+              </w:rPr>
+              <w:t>纯词级，</w:t>
+            </w:r>
+            <w:r>
+              <w:rPr>
+                <w:rFonts w:ascii="Times New Roman" w:hAnsi="Times New Roman" w:eastAsia="宋体"/>
+                <w:b/>
+                <w:sz w:val="20"/>
+              </w:rPr>
+              <w:t>不含同义</w:t>
+            </w:r>
+          </w:p>
+        </w:tc>
+        <w:tc>
+          <w:tcPr>
+            <w:tcW w:type="dxa" w:w="2266"/>
+          </w:tcPr>
+          <w:p>
+            <w:pPr>
+              <w:jc w:val="center"/>
+            </w:pPr>
+            <w:r/>
+            <w:r>
+              <w:rPr>
+                <w:rFonts w:ascii="Consolas" w:hAnsi="Consolas" w:eastAsia="宋体"/>
+                <w:b w:val="0"/>
+                <w:color w:val="A31D1D"/>
+                <w:sz w:val="19"/>
+              </w:rPr>
+              <w:t>docs_seg</w:t>
+            </w:r>
+            <w:r>
+              <w:rPr>
+                <w:rFonts w:ascii="Times New Roman" w:hAnsi="Times New Roman" w:eastAsia="宋体"/>
+                <w:b w:val="0"/>
+                <w:sz w:val="20"/>
+              </w:rPr>
+              <w:t>（FTS5 unicode61，新增）</w:t>
+            </w:r>
+          </w:p>
+        </w:tc>
+      </w:tr>
+      <w:tr>
+        <w:tc>
+          <w:tcPr>
+            <w:tcW w:type="dxa" w:w="2266"/>
+          </w:tcPr>
+          <w:p>
+            <w:pPr>
+              <w:jc w:val="center"/>
+            </w:pPr>
+            <w:r/>
+            <w:r>
+              <w:rPr>
+                <w:rFonts w:ascii="Consolas" w:hAnsi="Consolas" w:eastAsia="宋体"/>
+                <w:b w:val="0"/>
+                <w:color w:val="A31D1D"/>
+                <w:sz w:val="19"/>
+              </w:rPr>
+              <w:t>syn</w:t>
+            </w:r>
+          </w:p>
+        </w:tc>
+        <w:tc>
+          <w:tcPr>
+            <w:tcW w:type="dxa" w:w="2266"/>
+          </w:tcPr>
+          <w:p>
+            <w:pPr>
+              <w:jc w:val="center"/>
+            </w:pPr>
+            <w:r/>
+            <w:r>
+              <w:rPr>
+                <w:rFonts w:ascii="Times New Roman" w:hAnsi="Times New Roman" w:eastAsia="宋体"/>
+                <w:b w:val="0"/>
+                <w:sz w:val="20"/>
+              </w:rPr>
+              <w:t>分词扩召回</w:t>
+            </w:r>
+          </w:p>
+        </w:tc>
+        <w:tc>
+          <w:tcPr>
+            <w:tcW w:type="dxa" w:w="2266"/>
+          </w:tcPr>
+          <w:p>
+            <w:pPr>
+              <w:jc w:val="center"/>
+            </w:pPr>
+            <w:r/>
+            <w:r>
+              <w:rPr>
+                <w:rFonts w:ascii="Times New Roman" w:hAnsi="Times New Roman" w:eastAsia="宋体"/>
+                <w:b w:val="0"/>
+                <w:sz w:val="20"/>
+              </w:rPr>
+              <w:t>词级 + 同义组</w:t>
+            </w:r>
+          </w:p>
+        </w:tc>
+        <w:tc>
+          <w:tcPr>
+            <w:tcW w:type="dxa" w:w="2266"/>
+          </w:tcPr>
+          <w:p>
+            <w:pPr>
+              <w:jc w:val="center"/>
+            </w:pPr>
+            <w:r/>
+            <w:r>
+              <w:rPr>
+                <w:rFonts w:ascii="Consolas" w:hAnsi="Consolas" w:eastAsia="宋体"/>
+                <w:b w:val="0"/>
+                <w:color w:val="A31D1D"/>
+                <w:sz w:val="19"/>
+              </w:rPr>
+              <w:t>docs_seg</w:t>
+            </w:r>
+            <w:r>
+              <w:rPr>
+                <w:rFonts w:ascii="Times New Roman" w:hAnsi="Times New Roman" w:eastAsia="宋体"/>
+                <w:b w:val="0"/>
+                <w:sz w:val="20"/>
+              </w:rPr>
+              <w:t xml:space="preserve"> + 词典同义组</w:t>
+            </w:r>
+          </w:p>
+        </w:tc>
+      </w:tr>
+      <w:tr>
+        <w:tc>
+          <w:tcPr>
+            <w:tcW w:type="dxa" w:w="2266"/>
+          </w:tcPr>
+          <w:p>
+            <w:pPr>
+              <w:jc w:val="center"/>
+            </w:pPr>
+            <w:r/>
+            <w:r>
+              <w:rPr>
+                <w:rFonts w:ascii="Consolas" w:hAnsi="Consolas" w:eastAsia="宋体"/>
+                <w:b w:val="0"/>
+                <w:color w:val="A31D1D"/>
+                <w:sz w:val="19"/>
+              </w:rPr>
+              <w:t>both</w:t>
+            </w:r>
+          </w:p>
+        </w:tc>
+        <w:tc>
+          <w:tcPr>
+            <w:tcW w:type="dxa" w:w="2266"/>
+          </w:tcPr>
+          <w:p>
+            <w:pPr>
+              <w:jc w:val="center"/>
+            </w:pPr>
+            <w:r/>
+            <w:r>
+              <w:rPr>
+                <w:rFonts w:ascii="Times New Roman" w:hAnsi="Times New Roman" w:eastAsia="宋体"/>
+                <w:b/>
+                <w:sz w:val="20"/>
+              </w:rPr>
+              <w:t>两者合并（默认）</w:t>
+            </w:r>
+          </w:p>
+        </w:tc>
+        <w:tc>
+          <w:tcPr>
+            <w:tcW w:type="dxa" w:w="2266"/>
+          </w:tcPr>
+          <w:p>
+            <w:pPr>
+              <w:jc w:val="center"/>
+            </w:pPr>
+            <w:r/>
+            <w:r>
+              <w:rPr>
+                <w:rFonts w:ascii="Times New Roman" w:hAnsi="Times New Roman" w:eastAsia="宋体"/>
+                <w:b w:val="0"/>
+                <w:sz w:val="20"/>
+              </w:rPr>
+              <w:t>全部</w:t>
+            </w:r>
+          </w:p>
+        </w:tc>
+        <w:tc>
+          <w:tcPr>
+            <w:tcW w:type="dxa" w:w="2266"/>
+          </w:tcPr>
+          <w:p>
+            <w:pPr>
+              <w:jc w:val="center"/>
+            </w:pPr>
+            <w:r/>
+            <w:r>
+              <w:rPr>
+                <w:rFonts w:ascii="Times New Roman" w:hAnsi="Times New Roman" w:eastAsia="宋体"/>
+                <w:b w:val="0"/>
+                <w:sz w:val="20"/>
+              </w:rPr>
+              <w:t>两者并集</w:t>
+            </w:r>
+          </w:p>
+        </w:tc>
+      </w:tr>
+    </w:tbl>
+    <w:p/>
+    <w:p>
+      <w:r>
+        <w:rPr>
+          <w:rFonts w:ascii="Times New Roman" w:hAnsi="Times New Roman" w:eastAsia="宋体"/>
+          <w:b w:val="0"/>
+          <w:sz w:val="22"/>
+        </w:rPr>
+        <w:t xml:space="preserve">新增 </w:t>
+      </w:r>
+      <w:r>
+        <w:rPr>
+          <w:rFonts w:ascii="Consolas" w:hAnsi="Consolas" w:eastAsia="宋体"/>
+          <w:b w:val="0"/>
+          <w:color w:val="A31D1D"/>
+          <w:sz w:val="21"/>
+        </w:rPr>
+        <w:t>lzkg/segment.py</w:t>
+      </w:r>
+      <w:r>
+        <w:rPr>
+          <w:rFonts w:ascii="Times New Roman" w:hAnsi="Times New Roman" w:eastAsia="宋体"/>
+          <w:b w:val="0"/>
+          <w:sz w:val="22"/>
+        </w:rPr>
+        <w:t xml:space="preserve">（分词封装 / 词典读写 / 词级索引 / 新词发现）与 </w:t>
+      </w:r>
+      <w:r>
+        <w:rPr>
+          <w:rFonts w:ascii="Consolas" w:hAnsi="Consolas" w:eastAsia="宋体"/>
+          <w:b w:val="0"/>
+          <w:color w:val="A31D1D"/>
+          <w:sz w:val="21"/>
+        </w:rPr>
+        <w:t>lzkg/api_segment.py</w:t>
+      </w:r>
+      <w:r>
+        <w:rPr>
+          <w:rFonts w:ascii="Times New Roman" w:hAnsi="Times New Roman" w:eastAsia="宋体"/>
+          <w:b w:val="0"/>
+          <w:sz w:val="22"/>
+        </w:rPr>
+        <w:t xml:space="preserve">（6 个端点）；新增 </w:t>
+      </w:r>
+      <w:r>
+        <w:rPr>
+          <w:rFonts w:ascii="Consolas" w:hAnsi="Consolas" w:eastAsia="宋体"/>
+          <w:b w:val="0"/>
+          <w:color w:val="A31D1D"/>
+          <w:sz w:val="21"/>
+        </w:rPr>
+        <w:t>docs_seg</w:t>
+      </w:r>
+      <w:r>
+        <w:rPr>
+          <w:rFonts w:ascii="Times New Roman" w:hAnsi="Times New Roman" w:eastAsia="宋体"/>
+          <w:b w:val="0"/>
+          <w:sz w:val="22"/>
+        </w:rPr>
+        <w:t xml:space="preserve"> + </w:t>
+      </w:r>
+      <w:r>
+        <w:rPr>
+          <w:rFonts w:ascii="Consolas" w:hAnsi="Consolas" w:eastAsia="宋体"/>
+          <w:b w:val="0"/>
+          <w:color w:val="A31D1D"/>
+          <w:sz w:val="21"/>
+        </w:rPr>
+        <w:t>segment_meta</w:t>
+      </w:r>
+      <w:r>
+        <w:rPr>
+          <w:rFonts w:ascii="Times New Roman" w:hAnsi="Times New Roman" w:eastAsia="宋体"/>
+          <w:b w:val="0"/>
+          <w:sz w:val="22"/>
+        </w:rPr>
+        <w:t xml:space="preserve"> 两张表； 新增 </w:t>
+      </w:r>
+      <w:r>
+        <w:rPr>
+          <w:rFonts w:ascii="Consolas" w:hAnsi="Consolas" w:eastAsia="宋体"/>
+          <w:b w:val="0"/>
+          <w:color w:val="A31D1D"/>
+          <w:sz w:val="21"/>
+        </w:rPr>
+        <w:t>lzkg/data/dict/lzkg_domain.json</w:t>
+      </w:r>
+      <w:r>
+        <w:rPr>
+          <w:rFonts w:ascii="Times New Roman" w:hAnsi="Times New Roman" w:eastAsia="宋体"/>
+          <w:b w:val="0"/>
+          <w:sz w:val="22"/>
+        </w:rPr>
+        <w:t>（</w:t>
+      </w:r>
+      <w:r>
+        <w:rPr>
+          <w:rFonts w:ascii="Times New Roman" w:hAnsi="Times New Roman" w:eastAsia="宋体"/>
+          <w:b/>
+          <w:sz w:val="22"/>
+        </w:rPr>
+        <w:t>66 词条 / 1 个同义组 / 9 后缀 / 8 前缀</w:t>
+      </w:r>
+      <w:r>
+        <w:rPr>
+          <w:rFonts w:ascii="Times New Roman" w:hAnsi="Times New Roman" w:eastAsia="宋体"/>
+          <w:b w:val="0"/>
+          <w:sz w:val="22"/>
+        </w:rPr>
+        <w:t>）。</w:t>
+      </w:r>
+    </w:p>
+    <w:p>
+      <w:pPr>
+        <w:pStyle w:val="Heading3"/>
+        <w:spacing w:before="200" w:after="120"/>
+      </w:pPr>
+      <w:r>
+        <w:rPr>
+          <w:rFonts w:ascii="Times New Roman" w:hAnsi="Times New Roman" w:eastAsia="黑体"/>
+          <w:b/>
+          <w:sz w:val="25"/>
+        </w:rPr>
+        <w:t>5.36 为什么不能只用词级（这是本轮最重要的结论）</w:t>
+      </w:r>
+    </w:p>
+    <w:p>
+      <w:r>
+        <w:rPr>
+          <w:rFonts w:ascii="Times New Roman" w:hAnsi="Times New Roman" w:eastAsia="宋体"/>
+          <w:b w:val="0"/>
+          <w:sz w:val="22"/>
+        </w:rPr>
+        <w:t>实测 16 个查询词：</w:t>
+      </w:r>
+      <w:r>
+        <w:rPr>
+          <w:rFonts w:ascii="Times New Roman" w:hAnsi="Times New Roman" w:eastAsia="宋体"/>
+          <w:b/>
+          <w:sz w:val="22"/>
+        </w:rPr>
+        <w:t>纯词级相对子串多召回 0 篇</w:t>
+      </w:r>
+      <w:r>
+        <w:rPr>
+          <w:rFonts w:ascii="Times New Roman" w:hAnsi="Times New Roman" w:eastAsia="宋体"/>
+          <w:b w:val="0"/>
+          <w:sz w:val="22"/>
+        </w:rPr>
+        <w:t>（是子集）。 根因：领域词典整切后「兽面纹」变成一个长 token → 再搜「兽面」匹配不上它。 trigram 是</w:t>
+      </w:r>
+      <w:r>
+        <w:rPr>
+          <w:rFonts w:ascii="Times New Roman" w:hAnsi="Times New Roman" w:eastAsia="宋体"/>
+          <w:b/>
+          <w:sz w:val="22"/>
+        </w:rPr>
+        <w:t>子串匹配</w:t>
+      </w:r>
+      <w:r>
+        <w:rPr>
+          <w:rFonts w:ascii="Times New Roman" w:hAnsi="Times New Roman" w:eastAsia="宋体"/>
+          <w:b w:val="0"/>
+          <w:sz w:val="22"/>
+        </w:rPr>
+        <w:t>、词级是</w:t>
+      </w:r>
+      <w:r>
+        <w:rPr>
+          <w:rFonts w:ascii="Times New Roman" w:hAnsi="Times New Roman" w:eastAsia="宋体"/>
+          <w:b/>
+          <w:sz w:val="22"/>
+        </w:rPr>
+        <w:t>词匹配</w:t>
+      </w:r>
+      <w:r>
+        <w:rPr>
+          <w:rFonts w:ascii="Times New Roman" w:hAnsi="Times New Roman" w:eastAsia="宋体"/>
+          <w:b w:val="0"/>
+          <w:sz w:val="22"/>
+        </w:rPr>
+        <w:t xml:space="preserve"> —— 语义不同，</w:t>
+      </w:r>
+      <w:r>
+        <w:rPr>
+          <w:rFonts w:ascii="Times New Roman" w:hAnsi="Times New Roman" w:eastAsia="宋体"/>
+          <w:b/>
+          <w:sz w:val="22"/>
+        </w:rPr>
+        <w:t>不是新旧版本</w:t>
+      </w:r>
+      <w:r>
+        <w:rPr>
+          <w:rFonts w:ascii="Times New Roman" w:hAnsi="Times New Roman" w:eastAsia="宋体"/>
+          <w:b w:val="0"/>
+          <w:sz w:val="22"/>
+        </w:rPr>
+        <w:t>。</w:t>
+      </w:r>
+    </w:p>
+    <w:p>
+      <w:r>
+        <w:rPr>
+          <w:rFonts w:ascii="Times New Roman" w:hAnsi="Times New Roman" w:eastAsia="宋体"/>
+          <w:b w:val="0"/>
+          <w:sz w:val="22"/>
+        </w:rPr>
+        <w:t>而加了同义扩展之后，词级</w:t>
+      </w:r>
+      <w:r>
+        <w:rPr>
+          <w:rFonts w:ascii="Times New Roman" w:hAnsi="Times New Roman" w:eastAsia="宋体"/>
+          <w:b/>
+          <w:sz w:val="22"/>
+        </w:rPr>
+        <w:t>不再</w:t>
+      </w:r>
+      <w:r>
+        <w:rPr>
+          <w:rFonts w:ascii="Times New Roman" w:hAnsi="Times New Roman" w:eastAsia="宋体"/>
+          <w:b w:val="0"/>
+          <w:sz w:val="22"/>
+        </w:rPr>
+        <w:t>是子集了（「良渚古城」精确 77 篇 → 并集 129 篇）， 所以必须把「纯词级」单独拆一档，才能量出同义扩展的净增益。</w:t>
+      </w:r>
+    </w:p>
+    <w:p>
+      <w:r>
+        <w:rPr>
+          <w:rFonts w:ascii="Times New Roman" w:hAnsi="Times New Roman" w:eastAsia="宋体"/>
+          <w:b/>
+          <w:sz w:val="22"/>
+        </w:rPr>
+        <w:t>实测同义扩展净增益</w:t>
+      </w:r>
+      <w:r>
+        <w:rPr>
+          <w:rFonts w:ascii="Times New Roman" w:hAnsi="Times New Roman" w:eastAsia="宋体"/>
+          <w:b w:val="0"/>
+          <w:sz w:val="22"/>
+        </w:rPr>
+        <w:t>：</w:t>
+      </w:r>
+    </w:p>
+    <w:tbl>
+      <w:tblPr>
+        <w:tblStyle w:val="TableGrid"/>
+        <w:tblW w:type="auto" w:w="0"/>
+        <w:jc w:val="center"/>
+        <w:tblLook w:firstColumn="1" w:firstRow="1" w:lastColumn="0" w:lastRow="0" w:noHBand="0" w:noVBand="1" w:val="04A0"/>
+      </w:tblPr>
+      <w:tblGrid>
+        <w:gridCol w:w="1511"/>
+        <w:gridCol w:w="1511"/>
+        <w:gridCol w:w="1511"/>
+        <w:gridCol w:w="1511"/>
+        <w:gridCol w:w="1511"/>
+        <w:gridCol w:w="1511"/>
+      </w:tblGrid>
+      <w:tr>
+        <w:tc>
+          <w:tcPr>
+            <w:tcW w:type="dxa" w:w="1511"/>
+          </w:tcPr>
+          <w:p>
+            <w:pPr>
+              <w:jc w:val="center"/>
+            </w:pPr>
+            <w:r>
+              <w:rPr>
+                <w:b/>
+              </w:rPr>
+            </w:r>
+            <w:r>
+              <w:rPr>
+                <w:rFonts w:ascii="Times New Roman" w:hAnsi="Times New Roman" w:eastAsia="宋体"/>
+                <w:b/>
+                <w:sz w:val="20"/>
+              </w:rPr>
+              <w:t>查询</w:t>
+            </w:r>
+          </w:p>
+        </w:tc>
+        <w:tc>
+          <w:tcPr>
+            <w:tcW w:type="dxa" w:w="1511"/>
+          </w:tcPr>
+          <w:p>
+            <w:pPr>
+              <w:jc w:val="center"/>
+            </w:pPr>
+            <w:r>
+              <w:rPr>
+                <w:b/>
+              </w:rPr>
+            </w:r>
+            <w:r>
+              <w:rPr>
+                <w:rFonts w:ascii="Times New Roman" w:hAnsi="Times New Roman" w:eastAsia="宋体"/>
+                <w:b/>
+                <w:sz w:val="20"/>
+              </w:rPr>
+              <w:t>精确层</w:t>
+            </w:r>
+          </w:p>
+        </w:tc>
+        <w:tc>
+          <w:tcPr>
+            <w:tcW w:type="dxa" w:w="1511"/>
+          </w:tcPr>
+          <w:p>
+            <w:pPr>
+              <w:jc w:val="center"/>
+            </w:pPr>
+            <w:r>
+              <w:rPr>
+                <w:b/>
+              </w:rPr>
+            </w:r>
+            <w:r>
+              <w:rPr>
+                <w:rFonts w:ascii="Times New Roman" w:hAnsi="Times New Roman" w:eastAsia="宋体"/>
+                <w:b/>
+                <w:sz w:val="20"/>
+              </w:rPr>
+              <w:t>词级层</w:t>
+            </w:r>
+          </w:p>
+        </w:tc>
+        <w:tc>
+          <w:tcPr>
+            <w:tcW w:type="dxa" w:w="1511"/>
+          </w:tcPr>
+          <w:p>
+            <w:pPr>
+              <w:jc w:val="center"/>
+            </w:pPr>
+            <w:r>
+              <w:rPr>
+                <w:b/>
+              </w:rPr>
+            </w:r>
+            <w:r>
+              <w:rPr>
+                <w:rFonts w:ascii="Times New Roman" w:hAnsi="Times New Roman" w:eastAsia="宋体"/>
+                <w:b/>
+                <w:sz w:val="20"/>
+              </w:rPr>
+              <w:t>同义层</w:t>
+            </w:r>
+          </w:p>
+        </w:tc>
+        <w:tc>
+          <w:tcPr>
+            <w:tcW w:type="dxa" w:w="1511"/>
+          </w:tcPr>
+          <w:p>
+            <w:pPr>
+              <w:jc w:val="center"/>
+            </w:pPr>
+            <w:r>
+              <w:rPr>
+                <w:b/>
+              </w:rPr>
+            </w:r>
+            <w:r>
+              <w:rPr>
+                <w:rFonts w:ascii="Times New Roman" w:hAnsi="Times New Roman" w:eastAsia="宋体"/>
+                <w:b/>
+                <w:sz w:val="20"/>
+              </w:rPr>
+              <w:t>并集</w:t>
+            </w:r>
+          </w:p>
+        </w:tc>
+        <w:tc>
+          <w:tcPr>
+            <w:tcW w:type="dxa" w:w="1511"/>
+          </w:tcPr>
+          <w:p>
+            <w:pPr>
+              <w:jc w:val="center"/>
+            </w:pPr>
+            <w:r>
+              <w:rPr>
+                <w:b/>
+              </w:rPr>
+            </w:r>
+            <w:r>
+              <w:rPr>
+                <w:rFonts w:ascii="Times New Roman" w:hAnsi="Times New Roman" w:eastAsia="宋体"/>
+                <w:b/>
+                <w:sz w:val="20"/>
+              </w:rPr>
+              <w:t>净增益</w:t>
+            </w:r>
+          </w:p>
+        </w:tc>
+      </w:tr>
+      <w:tr>
+        <w:tc>
+          <w:tcPr>
+            <w:tcW w:type="dxa" w:w="1511"/>
+          </w:tcPr>
+          <w:p>
+            <w:pPr>
+              <w:jc w:val="center"/>
+            </w:pPr>
+            <w:r/>
+            <w:r>
+              <w:rPr>
+                <w:rFonts w:ascii="Times New Roman" w:hAnsi="Times New Roman" w:eastAsia="宋体"/>
+                <w:b w:val="0"/>
+                <w:sz w:val="20"/>
+              </w:rPr>
+              <w:t>良渚文化</w:t>
+            </w:r>
+          </w:p>
+        </w:tc>
+        <w:tc>
+          <w:tcPr>
+            <w:tcW w:type="dxa" w:w="1511"/>
+          </w:tcPr>
+          <w:p>
+            <w:pPr>
+              <w:jc w:val="center"/>
+            </w:pPr>
+            <w:r/>
+            <w:r>
+              <w:rPr>
+                <w:rFonts w:ascii="Times New Roman" w:hAnsi="Times New Roman" w:eastAsia="宋体"/>
+                <w:b w:val="0"/>
+                <w:sz w:val="20"/>
+              </w:rPr>
+              <w:t>120</w:t>
+            </w:r>
+          </w:p>
+        </w:tc>
+        <w:tc>
+          <w:tcPr>
+            <w:tcW w:type="dxa" w:w="1511"/>
+          </w:tcPr>
+          <w:p>
+            <w:pPr>
+              <w:jc w:val="center"/>
+            </w:pPr>
+            <w:r/>
+            <w:r>
+              <w:rPr>
+                <w:rFonts w:ascii="Times New Roman" w:hAnsi="Times New Roman" w:eastAsia="宋体"/>
+                <w:b w:val="0"/>
+                <w:sz w:val="20"/>
+              </w:rPr>
+              <w:t>120</w:t>
+            </w:r>
+          </w:p>
+        </w:tc>
+        <w:tc>
+          <w:tcPr>
+            <w:tcW w:type="dxa" w:w="1511"/>
+          </w:tcPr>
+          <w:p>
+            <w:pPr>
+              <w:jc w:val="center"/>
+            </w:pPr>
+            <w:r/>
+            <w:r>
+              <w:rPr>
+                <w:rFonts w:ascii="Times New Roman" w:hAnsi="Times New Roman" w:eastAsia="宋体"/>
+                <w:b w:val="0"/>
+                <w:sz w:val="20"/>
+              </w:rPr>
+              <w:t>93</w:t>
+            </w:r>
+          </w:p>
+        </w:tc>
+        <w:tc>
+          <w:tcPr>
+            <w:tcW w:type="dxa" w:w="1511"/>
+          </w:tcPr>
+          <w:p>
+            <w:pPr>
+              <w:jc w:val="center"/>
+            </w:pPr>
+            <w:r/>
+            <w:r>
+              <w:rPr>
+                <w:rFonts w:ascii="Times New Roman" w:hAnsi="Times New Roman" w:eastAsia="宋体"/>
+                <w:b w:val="0"/>
+                <w:sz w:val="20"/>
+              </w:rPr>
+              <w:t>129</w:t>
+            </w:r>
+          </w:p>
+        </w:tc>
+        <w:tc>
+          <w:tcPr>
+            <w:tcW w:type="dxa" w:w="1511"/>
+          </w:tcPr>
+          <w:p>
+            <w:pPr>
+              <w:jc w:val="center"/>
+            </w:pPr>
+            <w:r/>
+            <w:r>
+              <w:rPr>
+                <w:rFonts w:ascii="Times New Roman" w:hAnsi="Times New Roman" w:eastAsia="宋体"/>
+                <w:b/>
+                <w:sz w:val="20"/>
+              </w:rPr>
+              <w:t>+9</w:t>
+            </w:r>
+          </w:p>
+        </w:tc>
+      </w:tr>
+      <w:tr>
+        <w:tc>
+          <w:tcPr>
+            <w:tcW w:type="dxa" w:w="1511"/>
+          </w:tcPr>
+          <w:p>
+            <w:pPr>
+              <w:jc w:val="center"/>
+            </w:pPr>
+            <w:r/>
+            <w:r>
+              <w:rPr>
+                <w:rFonts w:ascii="Times New Roman" w:hAnsi="Times New Roman" w:eastAsia="宋体"/>
+                <w:b w:val="0"/>
+                <w:sz w:val="20"/>
+              </w:rPr>
+              <w:t>良渚古城</w:t>
+            </w:r>
+          </w:p>
+        </w:tc>
+        <w:tc>
+          <w:tcPr>
+            <w:tcW w:type="dxa" w:w="1511"/>
+          </w:tcPr>
+          <w:p>
+            <w:pPr>
+              <w:jc w:val="center"/>
+            </w:pPr>
+            <w:r/>
+            <w:r>
+              <w:rPr>
+                <w:rFonts w:ascii="Times New Roman" w:hAnsi="Times New Roman" w:eastAsia="宋体"/>
+                <w:b w:val="0"/>
+                <w:sz w:val="20"/>
+              </w:rPr>
+              <w:t>77</w:t>
+            </w:r>
+          </w:p>
+        </w:tc>
+        <w:tc>
+          <w:tcPr>
+            <w:tcW w:type="dxa" w:w="1511"/>
+          </w:tcPr>
+          <w:p>
+            <w:pPr>
+              <w:jc w:val="center"/>
+            </w:pPr>
+            <w:r/>
+            <w:r>
+              <w:rPr>
+                <w:rFonts w:ascii="Times New Roman" w:hAnsi="Times New Roman" w:eastAsia="宋体"/>
+                <w:b w:val="0"/>
+                <w:sz w:val="20"/>
+              </w:rPr>
+              <w:t>77</w:t>
+            </w:r>
+          </w:p>
+        </w:tc>
+        <w:tc>
+          <w:tcPr>
+            <w:tcW w:type="dxa" w:w="1511"/>
+          </w:tcPr>
+          <w:p>
+            <w:pPr>
+              <w:jc w:val="center"/>
+            </w:pPr>
+            <w:r/>
+            <w:r>
+              <w:rPr>
+                <w:rFonts w:ascii="Times New Roman" w:hAnsi="Times New Roman" w:eastAsia="宋体"/>
+                <w:b w:val="0"/>
+                <w:sz w:val="20"/>
+              </w:rPr>
+              <w:t>129</w:t>
+            </w:r>
+          </w:p>
+        </w:tc>
+        <w:tc>
+          <w:tcPr>
+            <w:tcW w:type="dxa" w:w="1511"/>
+          </w:tcPr>
+          <w:p>
+            <w:pPr>
+              <w:jc w:val="center"/>
+            </w:pPr>
+            <w:r/>
+            <w:r>
+              <w:rPr>
+                <w:rFonts w:ascii="Times New Roman" w:hAnsi="Times New Roman" w:eastAsia="宋体"/>
+                <w:b w:val="0"/>
+                <w:sz w:val="20"/>
+              </w:rPr>
+              <w:t>129</w:t>
+            </w:r>
+          </w:p>
+        </w:tc>
+        <w:tc>
+          <w:tcPr>
+            <w:tcW w:type="dxa" w:w="1511"/>
+          </w:tcPr>
+          <w:p>
+            <w:pPr>
+              <w:jc w:val="center"/>
+            </w:pPr>
+            <w:r/>
+            <w:r>
+              <w:rPr>
+                <w:rFonts w:ascii="Times New Roman" w:hAnsi="Times New Roman" w:eastAsia="宋体"/>
+                <w:b/>
+                <w:sz w:val="20"/>
+              </w:rPr>
+              <w:t>+52</w:t>
+            </w:r>
+          </w:p>
+        </w:tc>
+      </w:tr>
+      <w:tr>
+        <w:tc>
+          <w:tcPr>
+            <w:tcW w:type="dxa" w:w="1511"/>
+          </w:tcPr>
+          <w:p>
+            <w:pPr>
+              <w:jc w:val="center"/>
+            </w:pPr>
+            <w:r/>
+            <w:r>
+              <w:rPr>
+                <w:rFonts w:ascii="Times New Roman" w:hAnsi="Times New Roman" w:eastAsia="宋体"/>
+                <w:b w:val="0"/>
+                <w:sz w:val="20"/>
+              </w:rPr>
+              <w:t>遗址群</w:t>
+            </w:r>
+          </w:p>
+        </w:tc>
+        <w:tc>
+          <w:tcPr>
+            <w:tcW w:type="dxa" w:w="1511"/>
+          </w:tcPr>
+          <w:p>
+            <w:pPr>
+              <w:jc w:val="center"/>
+            </w:pPr>
+            <w:r/>
+            <w:r>
+              <w:rPr>
+                <w:rFonts w:ascii="Times New Roman" w:hAnsi="Times New Roman" w:eastAsia="宋体"/>
+                <w:b w:val="0"/>
+                <w:sz w:val="20"/>
+              </w:rPr>
+              <w:t>60</w:t>
+            </w:r>
+          </w:p>
+        </w:tc>
+        <w:tc>
+          <w:tcPr>
+            <w:tcW w:type="dxa" w:w="1511"/>
+          </w:tcPr>
+          <w:p>
+            <w:pPr>
+              <w:jc w:val="center"/>
+            </w:pPr>
+            <w:r/>
+            <w:r>
+              <w:rPr>
+                <w:rFonts w:ascii="Times New Roman" w:hAnsi="Times New Roman" w:eastAsia="宋体"/>
+                <w:b w:val="0"/>
+                <w:sz w:val="20"/>
+              </w:rPr>
+              <w:t>38</w:t>
+            </w:r>
+          </w:p>
+        </w:tc>
+        <w:tc>
+          <w:tcPr>
+            <w:tcW w:type="dxa" w:w="1511"/>
+          </w:tcPr>
+          <w:p>
+            <w:pPr>
+              <w:jc w:val="center"/>
+            </w:pPr>
+            <w:r/>
+            <w:r>
+              <w:rPr>
+                <w:rFonts w:ascii="Times New Roman" w:hAnsi="Times New Roman" w:eastAsia="宋体"/>
+                <w:b w:val="0"/>
+                <w:sz w:val="20"/>
+              </w:rPr>
+              <w:t>129</w:t>
+            </w:r>
+          </w:p>
+        </w:tc>
+        <w:tc>
+          <w:tcPr>
+            <w:tcW w:type="dxa" w:w="1511"/>
+          </w:tcPr>
+          <w:p>
+            <w:pPr>
+              <w:jc w:val="center"/>
+            </w:pPr>
+            <w:r/>
+            <w:r>
+              <w:rPr>
+                <w:rFonts w:ascii="Times New Roman" w:hAnsi="Times New Roman" w:eastAsia="宋体"/>
+                <w:b w:val="0"/>
+                <w:sz w:val="20"/>
+              </w:rPr>
+              <w:t>132</w:t>
+            </w:r>
+          </w:p>
+        </w:tc>
+        <w:tc>
+          <w:tcPr>
+            <w:tcW w:type="dxa" w:w="1511"/>
+          </w:tcPr>
+          <w:p>
+            <w:pPr>
+              <w:jc w:val="center"/>
+            </w:pPr>
+            <w:r/>
+            <w:r>
+              <w:rPr>
+                <w:rFonts w:ascii="Times New Roman" w:hAnsi="Times New Roman" w:eastAsia="宋体"/>
+                <w:b/>
+                <w:sz w:val="20"/>
+              </w:rPr>
+              <w:t>+72</w:t>
+            </w:r>
+          </w:p>
+        </w:tc>
+      </w:tr>
+    </w:tbl>
+    <w:p/>
+    <w:p>
+      <w:r>
+        <w:rPr>
+          <w:rFonts w:ascii="Times New Roman" w:hAnsi="Times New Roman" w:eastAsia="宋体"/>
+          <w:b w:val="0"/>
+          <w:sz w:val="22"/>
+        </w:rPr>
+        <w:t xml:space="preserve">「遗址群」多出来的 72 篇写的是「良渚文化遗址群」—— </w:t>
+      </w:r>
+      <w:r>
+        <w:rPr>
+          <w:rFonts w:ascii="Times New Roman" w:hAnsi="Times New Roman" w:eastAsia="宋体"/>
+          <w:b/>
+          <w:sz w:val="22"/>
+        </w:rPr>
+        <w:t>这正是同义扩展存在的意义</w:t>
+      </w:r>
+      <w:r>
+        <w:rPr>
+          <w:rFonts w:ascii="Times New Roman" w:hAnsi="Times New Roman" w:eastAsia="宋体"/>
+          <w:b w:val="0"/>
+          <w:sz w:val="22"/>
+        </w:rPr>
+        <w:t>。</w:t>
+      </w:r>
+    </w:p>
+    <w:p>
+      <w:pPr>
+        <w:pStyle w:val="Heading3"/>
+        <w:spacing w:before="200" w:after="120"/>
+      </w:pPr>
+      <w:r>
+        <w:rPr>
+          <w:rFonts w:ascii="Times New Roman" w:hAnsi="Times New Roman" w:eastAsia="黑体"/>
+          <w:b/>
+          <w:sz w:val="25"/>
+        </w:rPr>
+        <w:t>5.37 ★ 管理员可视化词典编辑器</w:t>
+      </w:r>
+    </w:p>
+    <w:p>
+      <w:r>
+        <w:rPr>
+          <w:rFonts w:ascii="Times New Roman" w:hAnsi="Times New Roman" w:eastAsia="宋体"/>
+          <w:b w:val="0"/>
+          <w:sz w:val="22"/>
+        </w:rPr>
+        <w:t xml:space="preserve">工作台新增一页 </w:t>
+      </w:r>
+      <w:r>
+        <w:rPr>
+          <w:rFonts w:ascii="Times New Roman" w:hAnsi="Times New Roman" w:eastAsia="宋体"/>
+          <w:b/>
+          <w:sz w:val="22"/>
+        </w:rPr>
+        <w:t>「⑩ 分词实验室与词典」</w:t>
+      </w:r>
+      <w:r>
+        <w:rPr>
+          <w:rFonts w:ascii="Times New Roman" w:hAnsi="Times New Roman" w:eastAsia="宋体"/>
+          <w:b w:val="0"/>
+          <w:sz w:val="22"/>
+        </w:rPr>
+        <w:t>（</w:t>
+      </w:r>
+      <w:r>
+        <w:rPr>
+          <w:rFonts w:ascii="Consolas" w:hAnsi="Consolas" w:eastAsia="宋体"/>
+          <w:b w:val="0"/>
+          <w:color w:val="A31D1D"/>
+          <w:sz w:val="21"/>
+        </w:rPr>
+        <w:t>#/work/segment</w:t>
+      </w:r>
+      <w:r>
+        <w:rPr>
+          <w:rFonts w:ascii="Times New Roman" w:hAnsi="Times New Roman" w:eastAsia="宋体"/>
+          <w:b w:val="0"/>
+          <w:sz w:val="22"/>
+        </w:rPr>
+        <w:t>）：</w:t>
+      </w:r>
+    </w:p>
+    <w:tbl>
+      <w:tblPr>
+        <w:tblStyle w:val="TableGrid"/>
+        <w:tblW w:type="auto" w:w="0"/>
+        <w:jc w:val="center"/>
+        <w:tblLook w:firstColumn="1" w:firstRow="1" w:lastColumn="0" w:lastRow="0" w:noHBand="0" w:noVBand="1" w:val="04A0"/>
+      </w:tblPr>
+      <w:tblGrid>
+        <w:gridCol w:w="4533"/>
+        <w:gridCol w:w="4533"/>
+      </w:tblGrid>
+      <w:tr>
+        <w:tc>
+          <w:tcPr>
+            <w:tcW w:type="dxa" w:w="4533"/>
+          </w:tcPr>
+          <w:p>
+            <w:pPr>
+              <w:jc w:val="center"/>
+            </w:pPr>
+            <w:r>
+              <w:rPr>
+                <w:b/>
+              </w:rPr>
+            </w:r>
+            <w:r>
+              <w:rPr>
+                <w:rFonts w:ascii="Times New Roman" w:hAnsi="Times New Roman" w:eastAsia="宋体"/>
+                <w:b/>
+                <w:sz w:val="20"/>
+              </w:rPr>
+              <w:t>区块</w:t>
+            </w:r>
+          </w:p>
+        </w:tc>
+        <w:tc>
+          <w:tcPr>
+            <w:tcW w:type="dxa" w:w="4533"/>
+          </w:tcPr>
+          <w:p>
+            <w:pPr>
+              <w:jc w:val="center"/>
+            </w:pPr>
+            <w:r>
+              <w:rPr>
+                <w:b/>
+              </w:rPr>
+            </w:r>
+            <w:r>
+              <w:rPr>
+                <w:rFonts w:ascii="Times New Roman" w:hAnsi="Times New Roman" w:eastAsia="宋体"/>
+                <w:b/>
+                <w:sz w:val="20"/>
+              </w:rPr>
+              <w:t>能做什么</w:t>
+            </w:r>
+          </w:p>
+        </w:tc>
+      </w:tr>
+      <w:tr>
+        <w:tc>
+          <w:tcPr>
+            <w:tcW w:type="dxa" w:w="4533"/>
+          </w:tcPr>
+          <w:p>
+            <w:pPr>
+              <w:jc w:val="center"/>
+            </w:pPr>
+            <w:r/>
+            <w:r>
+              <w:rPr>
+                <w:rFonts w:ascii="Times New Roman" w:hAnsi="Times New Roman" w:eastAsia="宋体"/>
+                <w:b w:val="0"/>
+                <w:sz w:val="20"/>
+              </w:rPr>
+              <w:t>① 领域词条</w:t>
+            </w:r>
+          </w:p>
+        </w:tc>
+        <w:tc>
+          <w:tcPr>
+            <w:tcW w:type="dxa" w:w="4533"/>
+          </w:tcPr>
+          <w:p>
+            <w:pPr>
+              <w:jc w:val="center"/>
+            </w:pPr>
+            <w:r/>
+            <w:r>
+              <w:rPr>
+                <w:rFonts w:ascii="Times New Roman" w:hAnsi="Times New Roman" w:eastAsia="宋体"/>
+                <w:b w:val="0"/>
+                <w:sz w:val="20"/>
+              </w:rPr>
+              <w:t>增删改（词 / 分组 / 说明），按分组展示</w:t>
+            </w:r>
+          </w:p>
+        </w:tc>
+      </w:tr>
+      <w:tr>
+        <w:tc>
+          <w:tcPr>
+            <w:tcW w:type="dxa" w:w="4533"/>
+          </w:tcPr>
+          <w:p>
+            <w:pPr>
+              <w:jc w:val="center"/>
+            </w:pPr>
+            <w:r/>
+            <w:r>
+              <w:rPr>
+                <w:rFonts w:ascii="Times New Roman" w:hAnsi="Times New Roman" w:eastAsia="宋体"/>
+                <w:b w:val="0"/>
+                <w:sz w:val="20"/>
+              </w:rPr>
+              <w:t>② 同义组</w:t>
+            </w:r>
+          </w:p>
+        </w:tc>
+        <w:tc>
+          <w:tcPr>
+            <w:tcW w:type="dxa" w:w="4533"/>
+          </w:tcPr>
+          <w:p>
+            <w:pPr>
+              <w:jc w:val="center"/>
+            </w:pPr>
+            <w:r/>
+            <w:r>
+              <w:rPr>
+                <w:rFonts w:ascii="Times New Roman" w:hAnsi="Times New Roman" w:eastAsia="宋体"/>
+                <w:b w:val="0"/>
+                <w:sz w:val="20"/>
+              </w:rPr>
+              <w:t xml:space="preserve">增删改（组名 / 成员 / 说明）—— </w:t>
+            </w:r>
+            <w:r>
+              <w:rPr>
+                <w:rFonts w:ascii="Times New Roman" w:hAnsi="Times New Roman" w:eastAsia="宋体"/>
+                <w:b/>
+                <w:sz w:val="20"/>
+              </w:rPr>
+              <w:t>系统不自动生成同义</w:t>
+            </w:r>
+            <w:r>
+              <w:rPr>
+                <w:rFonts w:ascii="Times New Roman" w:hAnsi="Times New Roman" w:eastAsia="宋体"/>
+                <w:b w:val="0"/>
+                <w:sz w:val="20"/>
+              </w:rPr>
+              <w:t>（自动 = 编造）</w:t>
+            </w:r>
+          </w:p>
+        </w:tc>
+      </w:tr>
+      <w:tr>
+        <w:tc>
+          <w:tcPr>
+            <w:tcW w:type="dxa" w:w="4533"/>
+          </w:tcPr>
+          <w:p>
+            <w:pPr>
+              <w:jc w:val="center"/>
+            </w:pPr>
+            <w:r/>
+            <w:r>
+              <w:rPr>
+                <w:rFonts w:ascii="Times New Roman" w:hAnsi="Times New Roman" w:eastAsia="宋体"/>
+                <w:b w:val="0"/>
+                <w:sz w:val="20"/>
+              </w:rPr>
+              <w:t>③ 领域后缀 / 前缀表</w:t>
+            </w:r>
+          </w:p>
+        </w:tc>
+        <w:tc>
+          <w:tcPr>
+            <w:tcW w:type="dxa" w:w="4533"/>
+          </w:tcPr>
+          <w:p>
+            <w:pPr>
+              <w:jc w:val="center"/>
+            </w:pPr>
+            <w:r/>
+            <w:r>
+              <w:rPr>
+                <w:rFonts w:ascii="Times New Roman" w:hAnsi="Times New Roman" w:eastAsia="宋体"/>
+                <w:b w:val="0"/>
+                <w:sz w:val="20"/>
+              </w:rPr>
+              <w:t>影响新词发现的领域加权</w:t>
+            </w:r>
+          </w:p>
+        </w:tc>
+      </w:tr>
+      <w:tr>
+        <w:tc>
+          <w:tcPr>
+            <w:tcW w:type="dxa" w:w="4533"/>
+          </w:tcPr>
+          <w:p>
+            <w:pPr>
+              <w:jc w:val="center"/>
+            </w:pPr>
+            <w:r/>
+            <w:r>
+              <w:rPr>
+                <w:rFonts w:ascii="Times New Roman" w:hAnsi="Times New Roman" w:eastAsia="宋体"/>
+                <w:b w:val="0"/>
+                <w:sz w:val="20"/>
+              </w:rPr>
+              <w:t>④ 候选新词</w:t>
+            </w:r>
+          </w:p>
+        </w:tc>
+        <w:tc>
+          <w:tcPr>
+            <w:tcW w:type="dxa" w:w="4533"/>
+          </w:tcPr>
+          <w:p>
+            <w:pPr>
+              <w:jc w:val="center"/>
+            </w:pPr>
+            <w:r/>
+            <w:r>
+              <w:rPr>
+                <w:rFonts w:ascii="Times New Roman" w:hAnsi="Times New Roman" w:eastAsia="宋体"/>
+                <w:b w:val="0"/>
+                <w:sz w:val="20"/>
+              </w:rPr>
+              <w:t>统计法挖出来的</w:t>
+            </w:r>
+            <w:r>
+              <w:rPr>
+                <w:rFonts w:ascii="Times New Roman" w:hAnsi="Times New Roman" w:eastAsia="宋体"/>
+                <w:b/>
+                <w:sz w:val="20"/>
+              </w:rPr>
+              <w:t>候选</w:t>
+            </w:r>
+            <w:r>
+              <w:rPr>
+                <w:rFonts w:ascii="Times New Roman" w:hAnsi="Times New Roman" w:eastAsia="宋体"/>
+                <w:b w:val="0"/>
+                <w:sz w:val="20"/>
+              </w:rPr>
+              <w:t>，人工勾选才进词典</w:t>
+            </w:r>
+          </w:p>
+        </w:tc>
+      </w:tr>
+    </w:tbl>
+    <w:p/>
+    <w:p>
+      <w:r>
+        <w:rPr>
+          <w:rFonts w:ascii="Times New Roman" w:hAnsi="Times New Roman" w:eastAsia="宋体"/>
+          <w:b w:val="0"/>
+          <w:sz w:val="22"/>
+        </w:rPr>
+        <w:t>顶部四个动作：</w:t>
+      </w:r>
+      <w:r>
+        <w:rPr>
+          <w:rFonts w:ascii="Times New Roman" w:hAnsi="Times New Roman" w:eastAsia="宋体"/>
+          <w:b/>
+          <w:sz w:val="22"/>
+        </w:rPr>
+        <w:t>保存词典 / 重建词级索引 / 放弃改动重新读取 / 恢复内置初始词典</w:t>
+      </w:r>
+      <w:r>
+        <w:rPr>
+          <w:rFonts w:ascii="Times New Roman" w:hAnsi="Times New Roman" w:eastAsia="宋体"/>
+          <w:b w:val="0"/>
+          <w:sz w:val="22"/>
+        </w:rPr>
+        <w:t>。</w:t>
+      </w:r>
+    </w:p>
+    <w:p>
+      <w:r>
+        <w:rPr>
+          <w:rFonts w:ascii="Times New Roman" w:hAnsi="Times New Roman" w:eastAsia="宋体"/>
+          <w:b/>
+          <w:sz w:val="22"/>
+        </w:rPr>
+        <w:t>权限两道锁</w:t>
+      </w:r>
+      <w:r>
+        <w:rPr>
+          <w:rFonts w:ascii="Times New Roman" w:hAnsi="Times New Roman" w:eastAsia="宋体"/>
+          <w:b w:val="0"/>
+          <w:sz w:val="22"/>
+        </w:rPr>
+        <w:t>：界面层非管理员整张卡</w:t>
+      </w:r>
+      <w:r>
+        <w:rPr>
+          <w:rFonts w:ascii="Times New Roman" w:hAnsi="Times New Roman" w:eastAsia="宋体"/>
+          <w:b/>
+          <w:sz w:val="22"/>
+        </w:rPr>
+        <w:t>不渲染</w:t>
+      </w:r>
+      <w:r>
+        <w:rPr>
+          <w:rFonts w:ascii="Times New Roman" w:hAnsi="Times New Roman" w:eastAsia="宋体"/>
+          <w:b w:val="0"/>
+          <w:sz w:val="22"/>
+        </w:rPr>
+        <w:t xml:space="preserve">；接口层全部 </w:t>
+      </w:r>
+      <w:r>
+        <w:rPr>
+          <w:rFonts w:ascii="Consolas" w:hAnsi="Consolas" w:eastAsia="宋体"/>
+          <w:b w:val="0"/>
+          <w:color w:val="A31D1D"/>
+          <w:sz w:val="21"/>
+        </w:rPr>
+        <w:t>require_admin</w:t>
+      </w:r>
+      <w:r>
+        <w:rPr>
+          <w:rFonts w:ascii="Times New Roman" w:hAnsi="Times New Roman" w:eastAsia="宋体"/>
+          <w:b w:val="0"/>
+          <w:sz w:val="22"/>
+        </w:rPr>
+        <w:t>（手工构造请求 → 403）。</w:t>
+      </w:r>
+    </w:p>
+    <w:p>
+      <w:r>
+        <w:rPr>
+          <w:rFonts w:ascii="Times New Roman" w:hAnsi="Times New Roman" w:eastAsia="宋体"/>
+          <w:b/>
+          <w:sz w:val="22"/>
+        </w:rPr>
+        <w:t>词典改了 ≠ 生效了</w:t>
+      </w:r>
+      <w:r>
+        <w:rPr>
+          <w:rFonts w:ascii="Times New Roman" w:hAnsi="Times New Roman" w:eastAsia="宋体"/>
+          <w:b w:val="0"/>
+          <w:sz w:val="22"/>
+        </w:rPr>
+        <w:t>：界面把链路写死成「改 → 保存 → 重建」三步， 保存后立刻红字提示"索引需要重建才会生效"，</w:t>
+      </w:r>
+      <w:r>
+        <w:rPr>
+          <w:rFonts w:ascii="Times New Roman" w:hAnsi="Times New Roman" w:eastAsia="宋体"/>
+          <w:b/>
+          <w:sz w:val="22"/>
+        </w:rPr>
+        <w:t>检索页对所有人显示 stale 提示</w:t>
+      </w:r>
+      <w:r>
+        <w:rPr>
+          <w:rFonts w:ascii="Times New Roman" w:hAnsi="Times New Roman" w:eastAsia="宋体"/>
+          <w:b w:val="0"/>
+          <w:sz w:val="22"/>
+        </w:rPr>
+        <w:t>。</w:t>
+      </w:r>
+    </w:p>
+    <w:p>
+      <w:pPr>
+        <w:pStyle w:val="Heading3"/>
+        <w:spacing w:before="200" w:after="120"/>
+      </w:pPr>
+      <w:r>
+        <w:rPr>
+          <w:rFonts w:ascii="Times New Roman" w:hAnsi="Times New Roman" w:eastAsia="黑体"/>
+          <w:b/>
+          <w:sz w:val="25"/>
+        </w:rPr>
+        <w:t>5.38 新词发现：候选是候选，不是结论</w:t>
+      </w:r>
+    </w:p>
+    <w:p>
+      <w:r>
+        <w:rPr>
+          <w:rFonts w:ascii="Times New Roman" w:hAnsi="Times New Roman" w:eastAsia="宋体"/>
+          <w:b w:val="0"/>
+          <w:sz w:val="22"/>
+        </w:rPr>
+        <w:t>凝固度 + 邻字熵，六道闸门（频次 ≥ 20 / 首尾虚字 / 已在词典 / 可切分 / 邻字熵 ≥ 0.6 / 领域加权 +3.0）。 Top10 实测</w:t>
+      </w:r>
+      <w:r>
+        <w:rPr>
+          <w:rFonts w:ascii="Times New Roman" w:hAnsi="Times New Roman" w:eastAsia="宋体"/>
+          <w:b/>
+          <w:sz w:val="22"/>
+        </w:rPr>
+        <w:t>全是真领域词</w:t>
+      </w:r>
+      <w:r>
+        <w:rPr>
+          <w:rFonts w:ascii="Times New Roman" w:hAnsi="Times New Roman" w:eastAsia="宋体"/>
+          <w:b w:val="0"/>
+          <w:sz w:val="22"/>
+        </w:rPr>
+        <w:t>（汇观山祭坛 / 石峡遗址 / 反山王陵 / 凌家滩文化 / 河姆渡遗址 …）。</w:t>
+      </w:r>
+    </w:p>
+    <w:p>
+      <w:pPr>
+        <w:pStyle w:val="Heading3"/>
+        <w:spacing w:before="200" w:after="120"/>
+      </w:pPr>
+      <w:r>
+        <w:rPr>
+          <w:rFonts w:ascii="Times New Roman" w:hAnsi="Times New Roman" w:eastAsia="黑体"/>
+          <w:b/>
+          <w:sz w:val="25"/>
+        </w:rPr>
+        <w:t>5.39 实测与判据</w:t>
+      </w:r>
+    </w:p>
+    <w:tbl>
+      <w:tblPr>
+        <w:tblStyle w:val="TableGrid"/>
+        <w:tblW w:type="auto" w:w="0"/>
+        <w:jc w:val="center"/>
+        <w:tblLook w:firstColumn="1" w:firstRow="1" w:lastColumn="0" w:lastRow="0" w:noHBand="0" w:noVBand="1" w:val="04A0"/>
+      </w:tblPr>
+      <w:tblGrid>
+        <w:gridCol w:w="4533"/>
+        <w:gridCol w:w="4533"/>
+      </w:tblGrid>
+      <w:tr>
+        <w:tc>
+          <w:tcPr>
+            <w:tcW w:type="dxa" w:w="4533"/>
+          </w:tcPr>
+          <w:p>
+            <w:pPr>
+              <w:jc w:val="center"/>
+            </w:pPr>
+            <w:r>
+              <w:rPr>
+                <w:b/>
+              </w:rPr>
+            </w:r>
+            <w:r>
+              <w:rPr>
+                <w:rFonts w:ascii="Times New Roman" w:hAnsi="Times New Roman" w:eastAsia="宋体"/>
+                <w:b/>
+                <w:sz w:val="20"/>
+              </w:rPr>
+              <w:t>项</w:t>
+            </w:r>
+          </w:p>
+        </w:tc>
+        <w:tc>
+          <w:tcPr>
+            <w:tcW w:type="dxa" w:w="4533"/>
+          </w:tcPr>
+          <w:p>
+            <w:pPr>
+              <w:jc w:val="center"/>
+            </w:pPr>
+            <w:r>
+              <w:rPr>
+                <w:b/>
+              </w:rPr>
+            </w:r>
+            <w:r>
+              <w:rPr>
+                <w:rFonts w:ascii="Times New Roman" w:hAnsi="Times New Roman" w:eastAsia="宋体"/>
+                <w:b/>
+                <w:sz w:val="20"/>
+              </w:rPr>
+              <w:t>实测</w:t>
+            </w:r>
+          </w:p>
+        </w:tc>
+      </w:tr>
+      <w:tr>
+        <w:tc>
+          <w:tcPr>
+            <w:tcW w:type="dxa" w:w="4533"/>
+          </w:tcPr>
+          <w:p>
+            <w:pPr>
+              <w:jc w:val="center"/>
+            </w:pPr>
+            <w:r/>
+            <w:r>
+              <w:rPr>
+                <w:rFonts w:ascii="Times New Roman" w:hAnsi="Times New Roman" w:eastAsia="宋体"/>
+                <w:b w:val="0"/>
+                <w:sz w:val="20"/>
+              </w:rPr>
+              <w:t>词级索引</w:t>
+            </w:r>
+          </w:p>
+        </w:tc>
+        <w:tc>
+          <w:tcPr>
+            <w:tcW w:type="dxa" w:w="4533"/>
+          </w:tcPr>
+          <w:p>
+            <w:pPr>
+              <w:jc w:val="center"/>
+            </w:pPr>
+            <w:r/>
+            <w:r>
+              <w:rPr>
+                <w:rFonts w:ascii="Times New Roman" w:hAnsi="Times New Roman" w:eastAsia="宋体"/>
+                <w:b/>
+                <w:sz w:val="20"/>
+              </w:rPr>
+              <w:t>201 行 / 1,835,789 token / 15.57 MB</w:t>
+            </w:r>
+          </w:p>
+        </w:tc>
+      </w:tr>
+      <w:tr>
+        <w:tc>
+          <w:tcPr>
+            <w:tcW w:type="dxa" w:w="4533"/>
+          </w:tcPr>
+          <w:p>
+            <w:pPr>
+              <w:jc w:val="center"/>
+            </w:pPr>
+            <w:r/>
+            <w:r>
+              <w:rPr>
+                <w:rFonts w:ascii="Times New Roman" w:hAnsi="Times New Roman" w:eastAsia="宋体"/>
+                <w:b w:val="0"/>
+                <w:sz w:val="20"/>
+              </w:rPr>
+              <w:t>重建耗时</w:t>
+            </w:r>
+          </w:p>
+        </w:tc>
+        <w:tc>
+          <w:tcPr>
+            <w:tcW w:type="dxa" w:w="4533"/>
+          </w:tcPr>
+          <w:p>
+            <w:pPr>
+              <w:jc w:val="center"/>
+            </w:pPr>
+            <w:r/>
+            <w:r>
+              <w:rPr>
+                <w:rFonts w:ascii="Times New Roman" w:hAnsi="Times New Roman" w:eastAsia="宋体"/>
+                <w:b/>
+                <w:sz w:val="20"/>
+              </w:rPr>
+              <w:t>6.1–7.4 s</w:t>
+            </w:r>
+          </w:p>
+        </w:tc>
+      </w:tr>
+      <w:tr>
+        <w:tc>
+          <w:tcPr>
+            <w:tcW w:type="dxa" w:w="4533"/>
+          </w:tcPr>
+          <w:p>
+            <w:pPr>
+              <w:jc w:val="center"/>
+            </w:pPr>
+            <w:r/>
+            <w:r>
+              <w:rPr>
+                <w:rFonts w:ascii="Times New Roman" w:hAnsi="Times New Roman" w:eastAsia="宋体"/>
+                <w:b w:val="0"/>
+                <w:sz w:val="20"/>
+              </w:rPr>
+              <w:t>两字词命中集</w:t>
+            </w:r>
+          </w:p>
+        </w:tc>
+        <w:tc>
+          <w:tcPr>
+            <w:tcW w:type="dxa" w:w="4533"/>
+          </w:tcPr>
+          <w:p>
+            <w:pPr>
+              <w:jc w:val="center"/>
+            </w:pPr>
+            <w:r/>
+            <w:r>
+              <w:rPr>
+                <w:rFonts w:ascii="Times New Roman" w:hAnsi="Times New Roman" w:eastAsia="宋体"/>
+                <w:b/>
+                <w:sz w:val="20"/>
+              </w:rPr>
+              <w:t>1.31–5.78 ms</w:t>
+            </w:r>
+            <w:r>
+              <w:rPr>
+                <w:rFonts w:ascii="Times New Roman" w:hAnsi="Times New Roman" w:eastAsia="宋体"/>
+                <w:b w:val="0"/>
+                <w:sz w:val="20"/>
+              </w:rPr>
+              <w:t xml:space="preserve"> vs </w:t>
+            </w:r>
+            <w:r>
+              <w:rPr>
+                <w:rFonts w:ascii="Consolas" w:hAnsi="Consolas" w:eastAsia="宋体"/>
+                <w:b w:val="0"/>
+                <w:color w:val="A31D1D"/>
+                <w:sz w:val="19"/>
+              </w:rPr>
+              <w:t>LIKE</w:t>
+            </w:r>
+            <w:r>
+              <w:rPr>
+                <w:rFonts w:ascii="Times New Roman" w:hAnsi="Times New Roman" w:eastAsia="宋体"/>
+                <w:b w:val="0"/>
+                <w:sz w:val="20"/>
+              </w:rPr>
+              <w:t xml:space="preserve"> 全表扫 </w:t>
+            </w:r>
+            <w:r>
+              <w:rPr>
+                <w:rFonts w:ascii="Times New Roman" w:hAnsi="Times New Roman" w:eastAsia="宋体"/>
+                <w:b/>
+                <w:sz w:val="20"/>
+              </w:rPr>
+              <w:t>19.6 ms</w:t>
+            </w:r>
+            <w:r>
+              <w:rPr>
+                <w:rFonts w:ascii="Times New Roman" w:hAnsi="Times New Roman" w:eastAsia="宋体"/>
+                <w:b w:val="0"/>
+                <w:sz w:val="20"/>
+              </w:rPr>
+              <w:t>（</w:t>
+            </w:r>
+            <w:r>
+              <w:rPr>
+                <w:rFonts w:ascii="Times New Roman" w:hAnsi="Times New Roman" w:eastAsia="宋体"/>
+                <w:b/>
+                <w:sz w:val="20"/>
+              </w:rPr>
+              <w:t>3.4×</w:t>
+            </w:r>
+            <w:r>
+              <w:rPr>
+                <w:rFonts w:ascii="Times New Roman" w:hAnsi="Times New Roman" w:eastAsia="宋体"/>
+                <w:b w:val="0"/>
+                <w:sz w:val="20"/>
+              </w:rPr>
+              <w:t>）</w:t>
+            </w:r>
+          </w:p>
+        </w:tc>
+      </w:tr>
+      <w:tr>
+        <w:tc>
+          <w:tcPr>
+            <w:tcW w:type="dxa" w:w="4533"/>
+          </w:tcPr>
+          <w:p>
+            <w:pPr>
+              <w:jc w:val="center"/>
+            </w:pPr>
+            <w:r/>
+            <w:r>
+              <w:rPr>
+                <w:rFonts w:ascii="Times New Roman" w:hAnsi="Times New Roman" w:eastAsia="宋体"/>
+                <w:b w:val="0"/>
+                <w:sz w:val="20"/>
+              </w:rPr>
+              <w:t>当页 20 条片段生成</w:t>
+            </w:r>
+          </w:p>
+        </w:tc>
+        <w:tc>
+          <w:tcPr>
+            <w:tcW w:type="dxa" w:w="4533"/>
+          </w:tcPr>
+          <w:p>
+            <w:pPr>
+              <w:jc w:val="center"/>
+            </w:pPr>
+            <w:r/>
+            <w:r>
+              <w:rPr>
+                <w:rFonts w:ascii="Times New Roman" w:hAnsi="Times New Roman" w:eastAsia="宋体"/>
+                <w:b/>
+                <w:sz w:val="20"/>
+              </w:rPr>
+              <w:t>29.9–31.0 ms</w:t>
+            </w:r>
+            <w:r>
+              <w:rPr>
+                <w:rFonts w:ascii="Times New Roman" w:hAnsi="Times New Roman" w:eastAsia="宋体"/>
+                <w:b w:val="0"/>
+                <w:sz w:val="20"/>
+              </w:rPr>
+              <w:t>（全部命中算要 118 ms）</w:t>
+            </w:r>
+          </w:p>
+        </w:tc>
+      </w:tr>
+    </w:tbl>
+    <w:p/>
+    <w:p>
+      <w:r>
+        <w:rPr>
+          <w:rFonts w:ascii="Times New Roman" w:hAnsi="Times New Roman" w:eastAsia="宋体"/>
+          <w:b w:val="0"/>
+          <w:sz w:val="22"/>
+        </w:rPr>
+        <w:t xml:space="preserve">新增 </w:t>
+      </w:r>
+      <w:r>
+        <w:rPr>
+          <w:rFonts w:ascii="Consolas" w:hAnsi="Consolas" w:eastAsia="宋体"/>
+          <w:b w:val="0"/>
+          <w:color w:val="A31D1D"/>
+          <w:sz w:val="21"/>
+        </w:rPr>
+        <w:t>tests/test_segment.py</w:t>
+      </w:r>
+      <w:r>
+        <w:rPr>
+          <w:rFonts w:ascii="Times New Roman" w:hAnsi="Times New Roman" w:eastAsia="宋体"/>
+          <w:b w:val="0"/>
+          <w:sz w:val="22"/>
+        </w:rPr>
+        <w:t>（</w:t>
+      </w:r>
+      <w:r>
+        <w:rPr>
+          <w:rFonts w:ascii="Times New Roman" w:hAnsi="Times New Roman" w:eastAsia="宋体"/>
+          <w:b/>
+          <w:sz w:val="22"/>
+        </w:rPr>
+        <w:t>31 项</w:t>
+      </w:r>
+      <w:r>
+        <w:rPr>
+          <w:rFonts w:ascii="Times New Roman" w:hAnsi="Times New Roman" w:eastAsia="宋体"/>
+          <w:b w:val="0"/>
+          <w:sz w:val="22"/>
+        </w:rPr>
+        <w:t xml:space="preserve">）；本轮合计 </w:t>
+      </w:r>
+      <w:r>
+        <w:rPr>
+          <w:rFonts w:ascii="Consolas" w:hAnsi="Consolas" w:eastAsia="宋体"/>
+          <w:b w:val="0"/>
+          <w:color w:val="A31D1D"/>
+          <w:sz w:val="21"/>
+        </w:rPr>
+        <w:t>test_segment</w:t>
+      </w:r>
+      <w:r>
+        <w:rPr>
+          <w:rFonts w:ascii="Times New Roman" w:hAnsi="Times New Roman" w:eastAsia="宋体"/>
+          <w:b w:val="0"/>
+          <w:sz w:val="22"/>
+        </w:rPr>
+        <w:t xml:space="preserve"> 31 + </w:t>
+      </w:r>
+      <w:r>
+        <w:rPr>
+          <w:rFonts w:ascii="Consolas" w:hAnsi="Consolas" w:eastAsia="宋体"/>
+          <w:b w:val="0"/>
+          <w:color w:val="A31D1D"/>
+          <w:sz w:val="21"/>
+        </w:rPr>
+        <w:t>test_all --api</w:t>
+      </w:r>
+      <w:r>
+        <w:rPr>
+          <w:rFonts w:ascii="Times New Roman" w:hAnsi="Times New Roman" w:eastAsia="宋体"/>
+          <w:b w:val="0"/>
+          <w:sz w:val="22"/>
+        </w:rPr>
+        <w:t xml:space="preserve"> 166 + </w:t>
+      </w:r>
+      <w:r>
+        <w:rPr>
+          <w:rFonts w:ascii="Consolas" w:hAnsi="Consolas" w:eastAsia="宋体"/>
+          <w:b w:val="0"/>
+          <w:color w:val="A31D1D"/>
+          <w:sz w:val="21"/>
+        </w:rPr>
+        <w:t>favsearch</w:t>
+      </w:r>
+      <w:r>
+        <w:rPr>
+          <w:rFonts w:ascii="Times New Roman" w:hAnsi="Times New Roman" w:eastAsia="宋体"/>
+          <w:b w:val="0"/>
+          <w:sz w:val="22"/>
+        </w:rPr>
+        <w:t xml:space="preserve"> 30 + </w:t>
+      </w:r>
+      <w:r>
+        <w:rPr>
+          <w:rFonts w:ascii="Consolas" w:hAnsi="Consolas" w:eastAsia="宋体"/>
+          <w:b w:val="0"/>
+          <w:color w:val="A31D1D"/>
+          <w:sz w:val="21"/>
+        </w:rPr>
+        <w:t>rawtext</w:t>
+      </w:r>
+      <w:r>
+        <w:rPr>
+          <w:rFonts w:ascii="Times New Roman" w:hAnsi="Times New Roman" w:eastAsia="宋体"/>
+          <w:b w:val="0"/>
+          <w:sz w:val="22"/>
+        </w:rPr>
+        <w:t xml:space="preserve"> 97 + </w:t>
+      </w:r>
+      <w:r>
+        <w:rPr>
+          <w:rFonts w:ascii="Consolas" w:hAnsi="Consolas" w:eastAsia="宋体"/>
+          <w:b w:val="0"/>
+          <w:color w:val="A31D1D"/>
+          <w:sz w:val="21"/>
+        </w:rPr>
+        <w:t>source_data</w:t>
+      </w:r>
+      <w:r>
+        <w:rPr>
+          <w:rFonts w:ascii="Times New Roman" w:hAnsi="Times New Roman" w:eastAsia="宋体"/>
+          <w:b w:val="0"/>
+          <w:sz w:val="22"/>
+        </w:rPr>
+        <w:t xml:space="preserve"> 35 = </w:t>
+      </w:r>
+      <w:r>
+        <w:rPr>
+          <w:rFonts w:ascii="Times New Roman" w:hAnsi="Times New Roman" w:eastAsia="宋体"/>
+          <w:b/>
+          <w:sz w:val="22"/>
+        </w:rPr>
+        <w:t>359 项全通过</w:t>
+      </w:r>
+      <w:r>
+        <w:rPr>
+          <w:rFonts w:ascii="Times New Roman" w:hAnsi="Times New Roman" w:eastAsia="宋体"/>
+          <w:b w:val="0"/>
+          <w:sz w:val="22"/>
+        </w:rPr>
+        <w:t>。</w:t>
+      </w:r>
+    </w:p>
+    <w:p>
+      <w:r>
+        <w:rPr>
+          <w:rFonts w:ascii="Times New Roman" w:hAnsi="Times New Roman" w:eastAsia="宋体"/>
+          <w:b w:val="0"/>
+          <w:sz w:val="22"/>
+        </w:rPr>
+        <w:t>★ 本轮修掉的 8 个真 bug（都是实测暴露的，各有判据守着）：</w:t>
+      </w:r>
+    </w:p>
+    <w:tbl>
+      <w:tblPr>
+        <w:tblStyle w:val="TableGrid"/>
+        <w:tblW w:type="auto" w:w="0"/>
+        <w:jc w:val="center"/>
+        <w:tblLook w:firstColumn="1" w:firstRow="1" w:lastColumn="0" w:lastRow="0" w:noHBand="0" w:noVBand="1" w:val="04A0"/>
+      </w:tblPr>
+      <w:tblGrid>
+        <w:gridCol w:w="4533"/>
+        <w:gridCol w:w="4533"/>
+      </w:tblGrid>
+      <w:tr>
+        <w:tc>
+          <w:tcPr>
+            <w:tcW w:type="dxa" w:w="4533"/>
+          </w:tcPr>
+          <w:p>
+            <w:pPr>
+              <w:jc w:val="center"/>
+            </w:pPr>
+            <w:r>
+              <w:rPr>
+                <w:b/>
+              </w:rPr>
+            </w:r>
+            <w:r>
+              <w:rPr>
+                <w:rFonts w:ascii="Times New Roman" w:hAnsi="Times New Roman" w:eastAsia="宋体"/>
+                <w:b/>
+                <w:sz w:val="20"/>
+              </w:rPr>
+              <w:t>症状</w:t>
+            </w:r>
+          </w:p>
+        </w:tc>
+        <w:tc>
+          <w:tcPr>
+            <w:tcW w:type="dxa" w:w="4533"/>
+          </w:tcPr>
+          <w:p>
+            <w:pPr>
+              <w:jc w:val="center"/>
+            </w:pPr>
+            <w:r>
+              <w:rPr>
+                <w:b/>
+              </w:rPr>
+            </w:r>
+            <w:r>
+              <w:rPr>
+                <w:rFonts w:ascii="Times New Roman" w:hAnsi="Times New Roman" w:eastAsia="宋体"/>
+                <w:b/>
+                <w:sz w:val="20"/>
+              </w:rPr>
+              <w:t>根因</w:t>
+            </w:r>
+          </w:p>
+        </w:tc>
+      </w:tr>
+      <w:tr>
+        <w:tc>
+          <w:tcPr>
+            <w:tcW w:type="dxa" w:w="4533"/>
+          </w:tcPr>
+          <w:p>
+            <w:pPr>
+              <w:jc w:val="center"/>
+            </w:pPr>
+            <w:r/>
+            <w:r>
+              <w:rPr>
+                <w:rFonts w:ascii="Times New Roman" w:hAnsi="Times New Roman" w:eastAsia="宋体"/>
+                <w:b w:val="0"/>
+                <w:sz w:val="20"/>
+              </w:rPr>
+              <w:t>前端整页白屏</w:t>
+            </w:r>
+          </w:p>
+        </w:tc>
+        <w:tc>
+          <w:tcPr>
+            <w:tcW w:type="dxa" w:w="4533"/>
+          </w:tcPr>
+          <w:p>
+            <w:pPr>
+              <w:jc w:val="center"/>
+            </w:pPr>
+            <w:r/>
+            <w:r>
+              <w:rPr>
+                <w:rFonts w:ascii="Times New Roman" w:hAnsi="Times New Roman" w:eastAsia="宋体"/>
+                <w:b w:val="0"/>
+                <w:sz w:val="20"/>
+              </w:rPr>
+              <w:t xml:space="preserve">一处字符串少个引号 → </w:t>
+            </w:r>
+            <w:r>
+              <w:rPr>
+                <w:rFonts w:ascii="Consolas" w:hAnsi="Consolas" w:eastAsia="宋体"/>
+                <w:b w:val="0"/>
+                <w:color w:val="A31D1D"/>
+                <w:sz w:val="19"/>
+              </w:rPr>
+              <w:t>SyntaxError</w:t>
+            </w:r>
+          </w:p>
+        </w:tc>
+      </w:tr>
+      <w:tr>
+        <w:tc>
+          <w:tcPr>
+            <w:tcW w:type="dxa" w:w="4533"/>
+          </w:tcPr>
+          <w:p>
+            <w:pPr>
+              <w:jc w:val="center"/>
+            </w:pPr>
+            <w:r/>
+            <w:r>
+              <w:rPr>
+                <w:rFonts w:ascii="Times New Roman" w:hAnsi="Times New Roman" w:eastAsia="宋体"/>
+                <w:b w:val="0"/>
+                <w:sz w:val="20"/>
+              </w:rPr>
+              <w:t>表头散进行里、表单插进表格中间</w:t>
+            </w:r>
+          </w:p>
+        </w:tc>
+        <w:tc>
+          <w:tcPr>
+            <w:tcW w:type="dxa" w:w="4533"/>
+          </w:tcPr>
+          <w:p>
+            <w:pPr>
+              <w:jc w:val="center"/>
+            </w:pPr>
+            <w:r/>
+            <w:r>
+              <w:rPr>
+                <w:rFonts w:ascii="Consolas" w:hAnsi="Consolas" w:eastAsia="宋体"/>
+                <w:b w:val="0"/>
+                <w:color w:val="A31D1D"/>
+                <w:sz w:val="19"/>
+              </w:rPr>
+              <w:t>.grid{display:grid}</w:t>
+            </w:r>
+            <w:r>
+              <w:rPr>
+                <w:rFonts w:ascii="Times New Roman" w:hAnsi="Times New Roman" w:eastAsia="宋体"/>
+                <w:b w:val="0"/>
+                <w:sz w:val="20"/>
+              </w:rPr>
+              <w:t xml:space="preserve"> 被 </w:t>
+            </w:r>
+            <w:r>
+              <w:rPr>
+                <w:rFonts w:ascii="Consolas" w:hAnsi="Consolas" w:eastAsia="宋体"/>
+                <w:b w:val="0"/>
+                <w:color w:val="A31D1D"/>
+                <w:sz w:val="19"/>
+              </w:rPr>
+              <w:t>&lt;table class="grid"&gt;</w:t>
+            </w:r>
+            <w:r>
+              <w:rPr>
+                <w:rFonts w:ascii="Times New Roman" w:hAnsi="Times New Roman" w:eastAsia="宋体"/>
+                <w:b w:val="0"/>
+                <w:sz w:val="20"/>
+              </w:rPr>
+              <w:t xml:space="preserve"> 用了</w:t>
+            </w:r>
+          </w:p>
+        </w:tc>
+      </w:tr>
+      <w:tr>
+        <w:tc>
+          <w:tcPr>
+            <w:tcW w:type="dxa" w:w="4533"/>
+          </w:tcPr>
+          <w:p>
+            <w:pPr>
+              <w:jc w:val="center"/>
+            </w:pPr>
+            <w:r/>
+            <w:r>
+              <w:rPr>
+                <w:rFonts w:ascii="Times New Roman" w:hAnsi="Times New Roman" w:eastAsia="宋体"/>
+                <w:b w:val="0"/>
+                <w:sz w:val="20"/>
+              </w:rPr>
+              <w:t>界面一直谎报"词典已改、索引待重建"</w:t>
+            </w:r>
+          </w:p>
+        </w:tc>
+        <w:tc>
+          <w:tcPr>
+            <w:tcW w:type="dxa" w:w="4533"/>
+          </w:tcPr>
+          <w:p>
+            <w:pPr>
+              <w:jc w:val="center"/>
+            </w:pPr>
+            <w:r/>
+            <w:r>
+              <w:rPr>
+                <w:rFonts w:ascii="Times New Roman" w:hAnsi="Times New Roman" w:eastAsia="宋体"/>
+                <w:b w:val="0"/>
+                <w:sz w:val="20"/>
+              </w:rPr>
+              <w:t>重建时原地改了缓存对象，哈希短路返回旧值</w:t>
+            </w:r>
+          </w:p>
+        </w:tc>
+      </w:tr>
+      <w:tr>
+        <w:tc>
+          <w:tcPr>
+            <w:tcW w:type="dxa" w:w="4533"/>
+          </w:tcPr>
+          <w:p>
+            <w:pPr>
+              <w:jc w:val="center"/>
+            </w:pPr>
+            <w:r/>
+            <w:r>
+              <w:rPr>
+                <w:rFonts w:ascii="Times New Roman" w:hAnsi="Times New Roman" w:eastAsia="宋体"/>
+                <w:b w:val="0"/>
+                <w:sz w:val="20"/>
+              </w:rPr>
+              <w:t>保存一次就把后缀/前缀表</w:t>
+            </w:r>
+            <w:r>
+              <w:rPr>
+                <w:rFonts w:ascii="Times New Roman" w:hAnsi="Times New Roman" w:eastAsia="宋体"/>
+                <w:b/>
+                <w:sz w:val="20"/>
+              </w:rPr>
+              <w:t>清空</w:t>
+            </w:r>
+          </w:p>
+        </w:tc>
+        <w:tc>
+          <w:tcPr>
+            <w:tcW w:type="dxa" w:w="4533"/>
+          </w:tcPr>
+          <w:p>
+            <w:pPr>
+              <w:jc w:val="center"/>
+            </w:pPr>
+            <w:r/>
+            <w:r>
+              <w:rPr>
+                <w:rFonts w:ascii="Times New Roman" w:hAnsi="Times New Roman" w:eastAsia="宋体"/>
+                <w:b w:val="0"/>
+                <w:sz w:val="20"/>
+              </w:rPr>
+              <w:t>首屏词典没异步读回来，输入框空 → 空值写回</w:t>
+            </w:r>
+          </w:p>
+        </w:tc>
+      </w:tr>
+      <w:tr>
+        <w:tc>
+          <w:tcPr>
+            <w:tcW w:type="dxa" w:w="4533"/>
+          </w:tcPr>
+          <w:p>
+            <w:pPr>
+              <w:jc w:val="center"/>
+            </w:pPr>
+            <w:r/>
+            <w:r>
+              <w:rPr>
+                <w:rFonts w:ascii="Times New Roman" w:hAnsi="Times New Roman" w:eastAsia="宋体"/>
+                <w:b w:val="0"/>
+                <w:sz w:val="20"/>
+              </w:rPr>
+              <w:t xml:space="preserve">两字词检索整个 </w:t>
+            </w:r>
+            <w:r>
+              <w:rPr>
+                <w:rFonts w:ascii="Times New Roman" w:hAnsi="Times New Roman" w:eastAsia="宋体"/>
+                <w:b/>
+                <w:sz w:val="20"/>
+              </w:rPr>
+              <w:t>500</w:t>
+            </w:r>
+          </w:p>
+        </w:tc>
+        <w:tc>
+          <w:tcPr>
+            <w:tcW w:type="dxa" w:w="4533"/>
+          </w:tcPr>
+          <w:p>
+            <w:pPr>
+              <w:jc w:val="center"/>
+            </w:pPr>
+            <w:r/>
+            <w:r>
+              <w:rPr>
+                <w:rFonts w:ascii="Times New Roman" w:hAnsi="Times New Roman" w:eastAsia="宋体"/>
+                <w:b w:val="0"/>
+                <w:sz w:val="20"/>
+              </w:rPr>
+              <w:t>SQL 占位符与参数个数不匹配</w:t>
+            </w:r>
+          </w:p>
+        </w:tc>
+      </w:tr>
+      <w:tr>
+        <w:tc>
+          <w:tcPr>
+            <w:tcW w:type="dxa" w:w="4533"/>
+          </w:tcPr>
+          <w:p>
+            <w:pPr>
+              <w:jc w:val="center"/>
+            </w:pPr>
+            <w:r/>
+            <w:r>
+              <w:rPr>
+                <w:rFonts w:ascii="Times New Roman" w:hAnsi="Times New Roman" w:eastAsia="宋体"/>
+                <w:b w:val="0"/>
+                <w:sz w:val="20"/>
+              </w:rPr>
+              <w:t xml:space="preserve">重建索引 </w:t>
+            </w:r>
+            <w:r>
+              <w:rPr>
+                <w:rFonts w:ascii="Times New Roman" w:hAnsi="Times New Roman" w:eastAsia="宋体"/>
+                <w:b/>
+                <w:sz w:val="20"/>
+              </w:rPr>
+              <w:t>74.8 s</w:t>
+            </w:r>
+          </w:p>
+        </w:tc>
+        <w:tc>
+          <w:tcPr>
+            <w:tcW w:type="dxa" w:w="4533"/>
+          </w:tcPr>
+          <w:p>
+            <w:pPr>
+              <w:jc w:val="center"/>
+            </w:pPr>
+            <w:r/>
+            <w:r>
+              <w:rPr>
+                <w:rFonts w:ascii="Consolas" w:hAnsi="Consolas" w:eastAsia="宋体"/>
+                <w:b w:val="0"/>
+                <w:color w:val="A31D1D"/>
+                <w:sz w:val="19"/>
+              </w:rPr>
+              <w:t>load_dict()</w:t>
+            </w:r>
+            <w:r>
+              <w:rPr>
+                <w:rFonts w:ascii="Times New Roman" w:hAnsi="Times New Roman" w:eastAsia="宋体"/>
+                <w:b w:val="0"/>
+                <w:sz w:val="20"/>
+              </w:rPr>
+              <w:t xml:space="preserve"> 每次读盘 + 重算哈希</w:t>
+            </w:r>
+          </w:p>
+        </w:tc>
+      </w:tr>
+      <w:tr>
+        <w:tc>
+          <w:tcPr>
+            <w:tcW w:type="dxa" w:w="4533"/>
+          </w:tcPr>
+          <w:p>
+            <w:pPr>
+              <w:jc w:val="center"/>
+            </w:pPr>
+            <w:r/>
+            <w:r>
+              <w:rPr>
+                <w:rFonts w:ascii="Times New Roman" w:hAnsi="Times New Roman" w:eastAsia="宋体"/>
+                <w:b w:val="0"/>
+                <w:sz w:val="20"/>
+              </w:rPr>
+              <w:t>标题里的词搜不到</w:t>
+            </w:r>
+          </w:p>
+        </w:tc>
+        <w:tc>
+          <w:tcPr>
+            <w:tcW w:type="dxa" w:w="4533"/>
+          </w:tcPr>
+          <w:p>
+            <w:pPr>
+              <w:jc w:val="center"/>
+            </w:pPr>
+            <w:r/>
+            <w:r>
+              <w:rPr>
+                <w:rFonts w:ascii="Consolas" w:hAnsi="Consolas" w:eastAsia="宋体"/>
+                <w:b w:val="0"/>
+                <w:color w:val="A31D1D"/>
+                <w:sz w:val="19"/>
+              </w:rPr>
+              <w:t>docs_seg</w:t>
+            </w:r>
+            <w:r>
+              <w:rPr>
+                <w:rFonts w:ascii="Times New Roman" w:hAnsi="Times New Roman" w:eastAsia="宋体"/>
+                <w:b w:val="0"/>
+                <w:sz w:val="20"/>
+              </w:rPr>
+              <w:t xml:space="preserve"> 的 title 列没分词</w:t>
+            </w:r>
+          </w:p>
+        </w:tc>
+      </w:tr>
+      <w:tr>
+        <w:tc>
+          <w:tcPr>
+            <w:tcW w:type="dxa" w:w="4533"/>
+          </w:tcPr>
+          <w:p>
+            <w:pPr>
+              <w:jc w:val="center"/>
+            </w:pPr>
+            <w:r/>
+            <w:r>
+              <w:rPr>
+                <w:rFonts w:ascii="Times New Roman" w:hAnsi="Times New Roman" w:eastAsia="宋体"/>
+                <w:b w:val="0"/>
+                <w:sz w:val="20"/>
+              </w:rPr>
+              <w:t>候选榜 Top10 全是垃圾词</w:t>
+            </w:r>
+          </w:p>
+        </w:tc>
+        <w:tc>
+          <w:tcPr>
+            <w:tcW w:type="dxa" w:w="4533"/>
+          </w:tcPr>
+          <w:p>
+            <w:pPr>
+              <w:jc w:val="center"/>
+            </w:pPr>
+            <w:r/>
+            <w:r>
+              <w:rPr>
+                <w:rFonts w:ascii="Times New Roman" w:hAnsi="Times New Roman" w:eastAsia="宋体"/>
+                <w:b w:val="0"/>
+                <w:sz w:val="20"/>
+              </w:rPr>
+              <w:t>领域后缀表被清空 → 加权失效</w:t>
+            </w:r>
+          </w:p>
+        </w:tc>
+      </w:tr>
+    </w:tbl>
+    <w:p/>
+    <w:p>
+      <w:r>
+        <w:rPr>
+          <w:rFonts w:ascii="Times New Roman" w:hAnsi="Times New Roman" w:eastAsia="宋体"/>
+          <w:b w:val="0"/>
+          <w:sz w:val="22"/>
+        </w:rPr>
+        <w:t>★ 收尾全量回归又逼出 3 处（E1 落地后第一次重跑旧判据）：</w:t>
+      </w:r>
+    </w:p>
+    <w:tbl>
+      <w:tblPr>
+        <w:tblStyle w:val="TableGrid"/>
+        <w:tblW w:type="auto" w:w="0"/>
+        <w:jc w:val="center"/>
+        <w:tblLook w:firstColumn="1" w:firstRow="1" w:lastColumn="0" w:lastRow="0" w:noHBand="0" w:noVBand="1" w:val="04A0"/>
+      </w:tblPr>
+      <w:tblGrid>
+        <w:gridCol w:w="4533"/>
+        <w:gridCol w:w="4533"/>
+      </w:tblGrid>
+      <w:tr>
+        <w:tc>
+          <w:tcPr>
+            <w:tcW w:type="dxa" w:w="4533"/>
+          </w:tcPr>
+          <w:p>
+            <w:pPr>
+              <w:jc w:val="center"/>
+            </w:pPr>
+            <w:r>
+              <w:rPr>
+                <w:b/>
+              </w:rPr>
+            </w:r>
+            <w:r>
+              <w:rPr>
+                <w:rFonts w:ascii="Times New Roman" w:hAnsi="Times New Roman" w:eastAsia="宋体"/>
+                <w:b/>
+                <w:sz w:val="20"/>
+              </w:rPr>
+              <w:t>症状</w:t>
+            </w:r>
+          </w:p>
+        </w:tc>
+        <w:tc>
+          <w:tcPr>
+            <w:tcW w:type="dxa" w:w="4533"/>
+          </w:tcPr>
+          <w:p>
+            <w:pPr>
+              <w:jc w:val="center"/>
+            </w:pPr>
+            <w:r>
+              <w:rPr>
+                <w:b/>
+              </w:rPr>
+            </w:r>
+            <w:r>
+              <w:rPr>
+                <w:rFonts w:ascii="Times New Roman" w:hAnsi="Times New Roman" w:eastAsia="宋体"/>
+                <w:b/>
+                <w:sz w:val="20"/>
+              </w:rPr>
+              <w:t>根因</w:t>
+            </w:r>
+          </w:p>
+        </w:tc>
+      </w:tr>
+      <w:tr>
+        <w:tc>
+          <w:tcPr>
+            <w:tcW w:type="dxa" w:w="4533"/>
+          </w:tcPr>
+          <w:p>
+            <w:pPr>
+              <w:jc w:val="center"/>
+            </w:pPr>
+            <w:r/>
+            <w:r>
+              <w:rPr>
+                <w:rFonts w:ascii="Times New Roman" w:hAnsi="Times New Roman" w:eastAsia="宋体"/>
+                <w:b w:val="0"/>
+                <w:sz w:val="20"/>
+              </w:rPr>
+              <w:t>检索片段</w:t>
+            </w:r>
+            <w:r>
+              <w:rPr>
+                <w:rFonts w:ascii="Times New Roman" w:hAnsi="Times New Roman" w:eastAsia="宋体"/>
+                <w:b/>
+                <w:sz w:val="20"/>
+              </w:rPr>
+              <w:t xml:space="preserve">一个 </w:t>
+            </w:r>
+            <w:r>
+              <w:rPr>
+                <w:rFonts w:ascii="Consolas" w:hAnsi="Consolas" w:eastAsia="宋体"/>
+                <w:b/>
+                <w:color w:val="A31D1D"/>
+                <w:sz w:val="19"/>
+              </w:rPr>
+              <w:t>&lt;mark&gt;</w:t>
+            </w:r>
+            <w:r>
+              <w:rPr>
+                <w:rFonts w:ascii="Times New Roman" w:hAnsi="Times New Roman" w:eastAsia="宋体"/>
+                <w:b/>
+                <w:sz w:val="20"/>
+              </w:rPr>
+              <w:t xml:space="preserve"> 都没有</w:t>
+            </w:r>
+          </w:p>
+        </w:tc>
+        <w:tc>
+          <w:tcPr>
+            <w:tcW w:type="dxa" w:w="4533"/>
+          </w:tcPr>
+          <w:p>
+            <w:pPr>
+              <w:jc w:val="center"/>
+            </w:pPr>
+            <w:r/>
+            <w:r>
+              <w:rPr>
+                <w:rFonts w:ascii="Times New Roman" w:hAnsi="Times New Roman" w:eastAsia="宋体"/>
+                <w:b w:val="0"/>
+                <w:sz w:val="20"/>
+              </w:rPr>
+              <w:t>片段改「按页生成」后 SQL 丢了 FTS5 的 MATCH 上下文</w:t>
+            </w:r>
+          </w:p>
+        </w:tc>
+      </w:tr>
+      <w:tr>
+        <w:tc>
+          <w:tcPr>
+            <w:tcW w:type="dxa" w:w="4533"/>
+          </w:tcPr>
+          <w:p>
+            <w:pPr>
+              <w:jc w:val="center"/>
+            </w:pPr>
+            <w:r/>
+            <w:r>
+              <w:rPr>
+                <w:rFonts w:ascii="Times New Roman" w:hAnsi="Times New Roman" w:eastAsia="宋体"/>
+                <w:b w:val="0"/>
+                <w:sz w:val="20"/>
+              </w:rPr>
+              <w:t>词级/同义命中、两字词的片段没有高亮</w:t>
+            </w:r>
+          </w:p>
+        </w:tc>
+        <w:tc>
+          <w:tcPr>
+            <w:tcW w:type="dxa" w:w="4533"/>
+          </w:tcPr>
+          <w:p>
+            <w:pPr>
+              <w:jc w:val="center"/>
+            </w:pPr>
+            <w:r/>
+            <w:r>
+              <w:rPr>
+                <w:rFonts w:ascii="Times New Roman" w:hAnsi="Times New Roman" w:eastAsia="宋体"/>
+                <w:b w:val="0"/>
+                <w:sz w:val="20"/>
+              </w:rPr>
+              <w:t>这两条路是服务端自己截的原文，从没打过标记</w:t>
+            </w:r>
+          </w:p>
+        </w:tc>
+      </w:tr>
+      <w:tr>
+        <w:tc>
+          <w:tcPr>
+            <w:tcW w:type="dxa" w:w="4533"/>
+          </w:tcPr>
+          <w:p>
+            <w:pPr>
+              <w:jc w:val="center"/>
+            </w:pPr>
+            <w:r/>
+            <w:r>
+              <w:rPr>
+                <w:rFonts w:ascii="Consolas" w:hAnsi="Consolas" w:eastAsia="宋体"/>
+                <w:b w:val="0"/>
+                <w:color w:val="A31D1D"/>
+                <w:sz w:val="19"/>
+              </w:rPr>
+              <w:t>mode</w:t>
+            </w:r>
+            <w:r>
+              <w:rPr>
+                <w:rFonts w:ascii="Times New Roman" w:hAnsi="Times New Roman" w:eastAsia="宋体"/>
+                <w:b w:val="0"/>
+                <w:sz w:val="20"/>
+              </w:rPr>
+              <w:t xml:space="preserve"> 字段混了两套词表</w:t>
+            </w:r>
+          </w:p>
+        </w:tc>
+        <w:tc>
+          <w:tcPr>
+            <w:tcW w:type="dxa" w:w="4533"/>
+          </w:tcPr>
+          <w:p>
+            <w:pPr>
+              <w:jc w:val="center"/>
+            </w:pPr>
+            <w:r/>
+            <w:r>
+              <w:rPr>
+                <w:rFonts w:ascii="Consolas" w:hAnsi="Consolas" w:eastAsia="宋体"/>
+                <w:b w:val="0"/>
+                <w:color w:val="A31D1D"/>
+                <w:sz w:val="19"/>
+              </w:rPr>
+              <w:t>mode=exact</w:t>
+            </w:r>
+            <w:r>
+              <w:rPr>
+                <w:rFonts w:ascii="Times New Roman" w:hAnsi="Times New Roman" w:eastAsia="宋体"/>
+                <w:b w:val="0"/>
+                <w:sz w:val="20"/>
+              </w:rPr>
+              <w:t xml:space="preserve"> 返回 </w:t>
+            </w:r>
+            <w:r>
+              <w:rPr>
+                <w:rFonts w:ascii="Consolas" w:hAnsi="Consolas" w:eastAsia="宋体"/>
+                <w:b w:val="0"/>
+                <w:color w:val="A31D1D"/>
+                <w:sz w:val="19"/>
+              </w:rPr>
+              <w:t>like</w:t>
+            </w:r>
+            <w:r>
+              <w:rPr>
+                <w:rFonts w:ascii="Times New Roman" w:hAnsi="Times New Roman" w:eastAsia="宋体"/>
+                <w:b w:val="0"/>
+                <w:sz w:val="20"/>
+              </w:rPr>
+              <w:t>/</w:t>
+            </w:r>
+            <w:r>
+              <w:rPr>
+                <w:rFonts w:ascii="Consolas" w:hAnsi="Consolas" w:eastAsia="宋体"/>
+                <w:b w:val="0"/>
+                <w:color w:val="A31D1D"/>
+                <w:sz w:val="19"/>
+              </w:rPr>
+              <w:t>fts5</w:t>
+            </w:r>
+            <w:r>
+              <w:rPr>
+                <w:rFonts w:ascii="Times New Roman" w:hAnsi="Times New Roman" w:eastAsia="宋体"/>
+                <w:b w:val="0"/>
+                <w:sz w:val="20"/>
+              </w:rPr>
+              <w:t>、</w:t>
+            </w:r>
+            <w:r>
+              <w:rPr>
+                <w:rFonts w:ascii="Consolas" w:hAnsi="Consolas" w:eastAsia="宋体"/>
+                <w:b w:val="0"/>
+                <w:color w:val="A31D1D"/>
+                <w:sz w:val="19"/>
+              </w:rPr>
+              <w:t>mode=both</w:t>
+            </w:r>
+            <w:r>
+              <w:rPr>
+                <w:rFonts w:ascii="Times New Roman" w:hAnsi="Times New Roman" w:eastAsia="宋体"/>
+                <w:b w:val="0"/>
+                <w:sz w:val="20"/>
+              </w:rPr>
+              <w:t xml:space="preserve"> 返回 </w:t>
+            </w:r>
+            <w:r>
+              <w:rPr>
+                <w:rFonts w:ascii="Consolas" w:hAnsi="Consolas" w:eastAsia="宋体"/>
+                <w:b w:val="0"/>
+                <w:color w:val="A31D1D"/>
+                <w:sz w:val="19"/>
+              </w:rPr>
+              <w:t>both</w:t>
+            </w:r>
+          </w:p>
+        </w:tc>
+      </w:tr>
+    </w:tbl>
+    <w:p/>
+    <w:p>
+      <w:r>
+        <w:rPr>
+          <w:rFonts w:ascii="Times New Roman" w:hAnsi="Times New Roman" w:eastAsia="宋体"/>
+          <w:b w:val="0"/>
+          <w:sz w:val="22"/>
+        </w:rPr>
+        <w:t xml:space="preserve">（2 项是真缺陷、1 项是判据自己过时 —— </w:t>
+      </w:r>
+      <w:r>
+        <w:rPr>
+          <w:rFonts w:ascii="Times New Roman" w:hAnsi="Times New Roman" w:eastAsia="宋体"/>
+          <w:b/>
+          <w:sz w:val="22"/>
+        </w:rPr>
+        <w:t>新功能落地后必须把旧判据重跑一遍</w:t>
+      </w:r>
+      <w:r>
+        <w:rPr>
+          <w:rFonts w:ascii="Times New Roman" w:hAnsi="Times New Roman" w:eastAsia="宋体"/>
+          <w:b w:val="0"/>
+          <w:sz w:val="22"/>
+        </w:rPr>
+        <w:t>。）</w:t>
       </w:r>
     </w:p>
     <w:p>
